--- a/documents/descrizionecodice.docx
+++ b/documents/descrizionecodice.docx
@@ -12436,30 +12436,10 @@
           <w:bCs/>
           <w:sz w:val="28"/>
           <w:szCs w:val="28"/>
-        </w:rPr>
-      </w:pPr>
-      <w:r>
-        <w:rPr>
-          <w:b/>
-          <w:bCs/>
-          <w:sz w:val="28"/>
-          <w:szCs w:val="28"/>
-        </w:rPr>
-        <w:lastRenderedPageBreak/>
-        <w:t>Per i file in PentionSystem no</w:t>
-      </w:r>
-      <w:r>
-        <w:rPr>
-          <w:b/>
-          <w:bCs/>
-          <w:sz w:val="28"/>
-          <w:szCs w:val="28"/>
-        </w:rPr>
-        <w:t>n ho la descrizione del codice ma questi sono i file:</w:t>
-      </w:r>
-    </w:p>
-    <w:p>
-      <w:pPr>
+          <w:lang w:val="sv-SE"/>
+        </w:rPr>
+      </w:pPr>
+      <w:r>
         <w:rPr>
           <w:b/>
           <w:bCs/>
@@ -12467,8 +12447,35 @@
           <w:szCs w:val="28"/>
           <w:lang w:val="sv-SE"/>
         </w:rPr>
-      </w:pPr>
-      <w:r>
+        <w:lastRenderedPageBreak/>
+        <w:t>PentionSystem/app.py</w:t>
+      </w:r>
+    </w:p>
+    <w:p>
+      <w:r>
+        <w:t xml:space="preserve">Questo file rappresenta un punto di avvio semplificato per l'interfaccia utente del sistema PENTION. La sua unica funzione è quella di eseguire il modulo </w:t>
+      </w:r>
+      <w:proofErr w:type="spellStart"/>
+      <w:r>
+        <w:t>Streamlit</w:t>
+      </w:r>
+      <w:proofErr w:type="spellEnd"/>
+      <w:r>
+        <w:t xml:space="preserve"> specificando come file principale ui.py, assegnando alla sessione la porta 8501.</w:t>
+      </w:r>
+    </w:p>
+    <w:p>
+      <w:r>
+        <w:t>Il file viene utilizzato quando si vuole avviare l'interfaccia grafica localmente in maniera automatizzata, senza dover digitare manualmente il comando da terminale. È utile in fase di sviluppo, test o per l'integrazione in script di esecuzione più ampi.</w:t>
+      </w:r>
+    </w:p>
+    <w:p>
+      <w:r>
+        <w:t>Non contiene logica di business, non gestisce errori, e non si occupa direttamente della comunicazione con i microservizi. La sua presenza ha uno scopo puramente operativo e non è necessaria al funzionamento del sistema in ambienti di produzione o all'interno dell'orchestrazione Docker, dove ui.py può essere richiamato direttamente.</w:t>
+      </w:r>
+    </w:p>
+    <w:p>
+      <w:pPr>
         <w:rPr>
           <w:b/>
           <w:bCs/>
@@ -12476,11 +12483,8 @@
           <w:szCs w:val="28"/>
           <w:lang w:val="sv-SE"/>
         </w:rPr>
-        <w:t>PentionSystem/app.py</w:t>
-      </w:r>
-    </w:p>
-    <w:p>
-      <w:pPr>
+      </w:pPr>
+      <w:r>
         <w:rPr>
           <w:b/>
           <w:bCs/>
@@ -12488,8 +12492,418 @@
           <w:szCs w:val="28"/>
           <w:lang w:val="sv-SE"/>
         </w:rPr>
-      </w:pPr>
-      <w:r>
+        <w:t>PentionSystem/application.py</w:t>
+      </w:r>
+    </w:p>
+    <w:p>
+      <w:r>
+        <w:t xml:space="preserve">Questo file rappresenta il cuore operativo dell’interfaccia utente </w:t>
+      </w:r>
+      <w:proofErr w:type="spellStart"/>
+      <w:r>
+        <w:t>Streamlit</w:t>
+      </w:r>
+      <w:proofErr w:type="spellEnd"/>
+      <w:r>
+        <w:t xml:space="preserve"> del sistema PENTION. Il suo scopo principale è gestire l’intero flusso di simulazione, dalla generazione della mappa urbana alla predizione della sorgente, orchestrando le chiamate ai microservizi tramite API REST.</w:t>
+      </w:r>
+    </w:p>
+    <w:p>
+      <w:pPr>
+        <w:rPr>
+          <w:b/>
+          <w:bCs/>
+        </w:rPr>
+      </w:pPr>
+      <w:r>
+        <w:rPr>
+          <w:b/>
+          <w:bCs/>
+        </w:rPr>
+        <w:t>Funzionalità principali</w:t>
+      </w:r>
+    </w:p>
+    <w:p>
+      <w:r>
+        <w:t xml:space="preserve">L'interfaccia è suddivisa in una parte </w:t>
+      </w:r>
+      <w:r>
+        <w:rPr>
+          <w:b/>
+          <w:bCs/>
+        </w:rPr>
+        <w:t>grafica interattiva</w:t>
+      </w:r>
+      <w:r>
+        <w:t xml:space="preserve"> e una parte </w:t>
+      </w:r>
+      <w:r>
+        <w:rPr>
+          <w:b/>
+          <w:bCs/>
+        </w:rPr>
+        <w:t>di elaborazione</w:t>
+      </w:r>
+      <w:r>
+        <w:t xml:space="preserve">, dove avviene il processo simulativo vero e proprio attraverso la funzione </w:t>
+      </w:r>
+      <w:proofErr w:type="spellStart"/>
+      <w:r>
+        <w:t>run_application</w:t>
+      </w:r>
+      <w:proofErr w:type="spellEnd"/>
+      <w:r>
+        <w:t>(payload).</w:t>
+      </w:r>
+    </w:p>
+    <w:p>
+      <w:r>
+        <w:t xml:space="preserve">Questa funzione è attivata quando l’utente clicca su "Start" nella </w:t>
+      </w:r>
+      <w:proofErr w:type="spellStart"/>
+      <w:r>
+        <w:t>sidebar</w:t>
+      </w:r>
+      <w:proofErr w:type="spellEnd"/>
+      <w:r>
+        <w:t xml:space="preserve"> dell’interfaccia. Riceve in input i parametri della simulazione (area geografica, nome città, numero di sensori) e procede nelle seguenti fasi, tutte mostrate all’utente tramite una barra di avanzamento:</w:t>
+      </w:r>
+    </w:p>
+    <w:p>
+      <w:pPr>
+        <w:numPr>
+          <w:ilvl w:val="0"/>
+          <w:numId w:val="84"/>
+        </w:numPr>
+      </w:pPr>
+      <w:r>
+        <w:rPr>
+          <w:b/>
+          <w:bCs/>
+        </w:rPr>
+        <w:t>Generazione della mappa binaria</w:t>
+      </w:r>
+      <w:r>
+        <w:br/>
+        <w:t xml:space="preserve">Chiamata al microservizio </w:t>
+      </w:r>
+      <w:proofErr w:type="spellStart"/>
+      <w:r>
+        <w:t>CorrectionDispersion</w:t>
+      </w:r>
+      <w:proofErr w:type="spellEnd"/>
+      <w:r>
+        <w:t xml:space="preserve"> per ottenere una mappa della città con edifici e aree libere.</w:t>
+      </w:r>
+    </w:p>
+    <w:p>
+      <w:pPr>
+        <w:numPr>
+          <w:ilvl w:val="0"/>
+          <w:numId w:val="84"/>
+        </w:numPr>
+      </w:pPr>
+      <w:r>
+        <w:rPr>
+          <w:b/>
+          <w:bCs/>
+        </w:rPr>
+        <w:t>Simulazione meteo</w:t>
+      </w:r>
+      <w:r>
+        <w:br/>
+        <w:t>Vengono generate condizioni atmosferiche casuali (velocità e direzione del vento, stabilità, umidità relativa).</w:t>
+      </w:r>
+    </w:p>
+    <w:p>
+      <w:pPr>
+        <w:numPr>
+          <w:ilvl w:val="0"/>
+          <w:numId w:val="84"/>
+        </w:numPr>
+      </w:pPr>
+      <w:r>
+        <w:rPr>
+          <w:b/>
+          <w:bCs/>
+        </w:rPr>
+        <w:t>Posizionamento e simulazione dei sensori</w:t>
+      </w:r>
+      <w:r>
+        <w:br/>
+        <w:t>I sensori vengono posizionati in zone libere e simulano letture della sostanza nell’aria.</w:t>
+      </w:r>
+    </w:p>
+    <w:p>
+      <w:pPr>
+        <w:numPr>
+          <w:ilvl w:val="0"/>
+          <w:numId w:val="84"/>
+        </w:numPr>
+      </w:pPr>
+      <w:r>
+        <w:rPr>
+          <w:b/>
+          <w:bCs/>
+        </w:rPr>
+        <w:t>Classificazione della sostanza</w:t>
+      </w:r>
+      <w:r>
+        <w:br/>
+        <w:t xml:space="preserve">Lo spettro di massa generato dai sensori viene inviato al microservizio </w:t>
+      </w:r>
+      <w:proofErr w:type="spellStart"/>
+      <w:r>
+        <w:t>ClassificatoreNPS</w:t>
+      </w:r>
+      <w:proofErr w:type="spellEnd"/>
+      <w:r>
+        <w:t xml:space="preserve"> per l’identificazione della sostanza.</w:t>
+      </w:r>
+    </w:p>
+    <w:p>
+      <w:pPr>
+        <w:numPr>
+          <w:ilvl w:val="0"/>
+          <w:numId w:val="84"/>
+        </w:numPr>
+      </w:pPr>
+      <w:r>
+        <w:rPr>
+          <w:b/>
+          <w:bCs/>
+        </w:rPr>
+        <w:t>Simulazione della dispersione</w:t>
+      </w:r>
+      <w:r>
+        <w:br/>
+        <w:t xml:space="preserve">Il microservizio </w:t>
+      </w:r>
+      <w:proofErr w:type="spellStart"/>
+      <w:r>
+        <w:t>GaussianPuff</w:t>
+      </w:r>
+      <w:proofErr w:type="spellEnd"/>
+      <w:r>
+        <w:t xml:space="preserve"> simula la dispersione della sostanza partendo da una sorgente artificiale generata casualmente.</w:t>
+      </w:r>
+    </w:p>
+    <w:p>
+      <w:pPr>
+        <w:numPr>
+          <w:ilvl w:val="0"/>
+          <w:numId w:val="84"/>
+        </w:numPr>
+      </w:pPr>
+      <w:r>
+        <w:rPr>
+          <w:b/>
+          <w:bCs/>
+        </w:rPr>
+        <w:t>Stima della sorgente</w:t>
+      </w:r>
+      <w:r>
+        <w:br/>
+        <w:t xml:space="preserve">I dati raccolti dai sensori vengono passati al microservizio </w:t>
+      </w:r>
+      <w:proofErr w:type="spellStart"/>
+      <w:r>
+        <w:t>EmissionSourceLocalization</w:t>
+      </w:r>
+      <w:proofErr w:type="spellEnd"/>
+      <w:r>
+        <w:t>, che restituisce le coordinate stimate della sorgente.</w:t>
+      </w:r>
+    </w:p>
+    <w:p>
+      <w:pPr>
+        <w:numPr>
+          <w:ilvl w:val="0"/>
+          <w:numId w:val="84"/>
+        </w:numPr>
+      </w:pPr>
+      <w:r>
+        <w:rPr>
+          <w:b/>
+          <w:bCs/>
+        </w:rPr>
+        <w:lastRenderedPageBreak/>
+        <w:t>Nuova simulazione di dispersione sulla sorgente stimata</w:t>
+      </w:r>
+      <w:r>
+        <w:br/>
+        <w:t xml:space="preserve">Viene effettuata una nuova simulazione </w:t>
+      </w:r>
+      <w:proofErr w:type="spellStart"/>
+      <w:r>
+        <w:t>GaussianPuff</w:t>
+      </w:r>
+      <w:proofErr w:type="spellEnd"/>
+      <w:r>
+        <w:t xml:space="preserve"> sulla posizione stimata per verificarne la coerenza.</w:t>
+      </w:r>
+    </w:p>
+    <w:p>
+      <w:pPr>
+        <w:numPr>
+          <w:ilvl w:val="0"/>
+          <w:numId w:val="84"/>
+        </w:numPr>
+      </w:pPr>
+      <w:r>
+        <w:rPr>
+          <w:b/>
+          <w:bCs/>
+        </w:rPr>
+        <w:t>Correzione urbana della dispersione</w:t>
+      </w:r>
+      <w:r>
+        <w:br/>
+        <w:t xml:space="preserve">La mappa della dispersione viene corretta dal microservizio </w:t>
+      </w:r>
+      <w:proofErr w:type="spellStart"/>
+      <w:r>
+        <w:t>CorrectionDispersion</w:t>
+      </w:r>
+      <w:proofErr w:type="spellEnd"/>
+      <w:r>
+        <w:t xml:space="preserve"> per tener conto dell’impatto degli edifici.</w:t>
+      </w:r>
+    </w:p>
+    <w:p>
+      <w:pPr>
+        <w:rPr>
+          <w:b/>
+          <w:bCs/>
+        </w:rPr>
+      </w:pPr>
+      <w:r>
+        <w:rPr>
+          <w:b/>
+          <w:bCs/>
+        </w:rPr>
+        <w:t>Ruolo nel sistema PENTION</w:t>
+      </w:r>
+    </w:p>
+    <w:p>
+      <w:r>
+        <w:t>Questo file coordina il funzionamento di tutti i microservizi e gestisce l’interazione con l’utente. Si tratta di un modulo centrale sia a livello funzionale che di interfaccia.</w:t>
+      </w:r>
+    </w:p>
+    <w:p>
+      <w:r>
+        <w:t xml:space="preserve">Attraverso il layout </w:t>
+      </w:r>
+      <w:proofErr w:type="spellStart"/>
+      <w:r>
+        <w:t>Streamlit</w:t>
+      </w:r>
+      <w:proofErr w:type="spellEnd"/>
+      <w:r>
+        <w:t>, i risultati vengono mostrati in tempo reale all’utente: parametri meteo, sensori, sostanza identificata, mappa della dispersione, stima della sorgente e visualizzazioni grafiche.</w:t>
+      </w:r>
+    </w:p>
+    <w:p>
+      <w:pPr>
+        <w:rPr>
+          <w:b/>
+          <w:bCs/>
+        </w:rPr>
+      </w:pPr>
+      <w:r>
+        <w:rPr>
+          <w:b/>
+          <w:bCs/>
+        </w:rPr>
+        <w:t>Note tecniche</w:t>
+      </w:r>
+    </w:p>
+    <w:p>
+      <w:pPr>
+        <w:numPr>
+          <w:ilvl w:val="0"/>
+          <w:numId w:val="85"/>
+        </w:numPr>
+      </w:pPr>
+      <w:r>
+        <w:t xml:space="preserve">La comunicazione tra moduli avviene tramite chiamate HTTP verso servizi </w:t>
+      </w:r>
+      <w:proofErr w:type="spellStart"/>
+      <w:r>
+        <w:t>FastAPI</w:t>
+      </w:r>
+      <w:proofErr w:type="spellEnd"/>
+      <w:r>
+        <w:t xml:space="preserve"> containerizzati.</w:t>
+      </w:r>
+    </w:p>
+    <w:p>
+      <w:pPr>
+        <w:numPr>
+          <w:ilvl w:val="0"/>
+          <w:numId w:val="85"/>
+        </w:numPr>
+      </w:pPr>
+      <w:r>
+        <w:t xml:space="preserve">Il codice fa uso intensivo di oggetti </w:t>
+      </w:r>
+      <w:proofErr w:type="spellStart"/>
+      <w:r>
+        <w:t>Streamlit</w:t>
+      </w:r>
+      <w:proofErr w:type="spellEnd"/>
+      <w:r>
+        <w:t xml:space="preserve"> (container, </w:t>
+      </w:r>
+      <w:proofErr w:type="spellStart"/>
+      <w:r>
+        <w:t>placeholder</w:t>
+      </w:r>
+      <w:proofErr w:type="spellEnd"/>
+      <w:r>
+        <w:t xml:space="preserve">, </w:t>
+      </w:r>
+      <w:proofErr w:type="spellStart"/>
+      <w:r>
+        <w:t>session_state</w:t>
+      </w:r>
+      <w:proofErr w:type="spellEnd"/>
+      <w:r>
+        <w:t>) per creare un’interfaccia dinamica.</w:t>
+      </w:r>
+    </w:p>
+    <w:p>
+      <w:pPr>
+        <w:numPr>
+          <w:ilvl w:val="0"/>
+          <w:numId w:val="85"/>
+        </w:numPr>
+      </w:pPr>
+      <w:r>
+        <w:t>Le simulazioni sono completamente determinate da dati sintetici generati al momento.</w:t>
+      </w:r>
+    </w:p>
+    <w:p>
+      <w:pPr>
+        <w:numPr>
+          <w:ilvl w:val="0"/>
+          <w:numId w:val="85"/>
+        </w:numPr>
+      </w:pPr>
+      <w:r>
+        <w:t xml:space="preserve">Sono presenti funzioni di visualizzazione tramite librerie esterne (es. </w:t>
+      </w:r>
+      <w:proofErr w:type="spellStart"/>
+      <w:r>
+        <w:t>Folium</w:t>
+      </w:r>
+      <w:proofErr w:type="spellEnd"/>
+      <w:r>
+        <w:t xml:space="preserve"> per le mappe geografiche).</w:t>
+      </w:r>
+    </w:p>
+    <w:p>
+      <w:pPr>
         <w:rPr>
           <w:b/>
           <w:bCs/>
@@ -12497,11 +12911,8 @@
           <w:szCs w:val="28"/>
           <w:lang w:val="sv-SE"/>
         </w:rPr>
-        <w:t>PentionSystem/application.py</w:t>
-      </w:r>
-    </w:p>
-    <w:p>
-      <w:pPr>
+      </w:pPr>
+      <w:r>
         <w:rPr>
           <w:b/>
           <w:bCs/>
@@ -12509,7 +12920,8 @@
           <w:szCs w:val="28"/>
           <w:lang w:val="sv-SE"/>
         </w:rPr>
-      </w:pPr>
+        <w:t>PentionSystem/</w:t>
+      </w:r>
       <w:r>
         <w:rPr>
           <w:b/>
@@ -12518,9 +12930,599 @@
           <w:szCs w:val="28"/>
           <w:lang w:val="sv-SE"/>
         </w:rPr>
-        <w:t>PentionSystem/</w:t>
-      </w:r>
-      <w:r>
+        <w:t>controllers.py</w:t>
+      </w:r>
+    </w:p>
+    <w:p>
+      <w:r>
+        <w:t xml:space="preserve">Questo file raccoglie e centralizza una serie di funzioni operative che rappresentano i singoli </w:t>
+      </w:r>
+      <w:r>
+        <w:rPr>
+          <w:b/>
+          <w:bCs/>
+        </w:rPr>
+        <w:t>passaggi logici</w:t>
+      </w:r>
+      <w:r>
+        <w:t xml:space="preserve"> dell’intero processo simulativo del sistema PENTION. Ogni funzione incapsula una specifica fase dell’elaborazione, richiamando i microservizi tramite API locali e gestendo i dati in ingresso e in uscita.</w:t>
+      </w:r>
+    </w:p>
+    <w:p>
+      <w:r>
+        <w:t xml:space="preserve">Il file non gestisce interfacce grafiche né flussi completi, ma fornisce </w:t>
+      </w:r>
+      <w:r>
+        <w:rPr>
+          <w:b/>
+          <w:bCs/>
+        </w:rPr>
+        <w:t>componenti riutilizzabili</w:t>
+      </w:r>
+      <w:r>
+        <w:t xml:space="preserve"> per eseguire operazioni atomiche, facilitando la modularizzazione del codice e la separazione delle responsabilità.</w:t>
+      </w:r>
+    </w:p>
+    <w:p>
+      <w:pPr>
+        <w:rPr>
+          <w:b/>
+          <w:bCs/>
+        </w:rPr>
+      </w:pPr>
+      <w:r>
+        <w:rPr>
+          <w:b/>
+          <w:bCs/>
+        </w:rPr>
+        <w:t>Funzionalità principali</w:t>
+      </w:r>
+    </w:p>
+    <w:p>
+      <w:pPr>
+        <w:numPr>
+          <w:ilvl w:val="0"/>
+          <w:numId w:val="86"/>
+        </w:numPr>
+      </w:pPr>
+      <w:proofErr w:type="spellStart"/>
+      <w:r>
+        <w:rPr>
+          <w:b/>
+          <w:bCs/>
+        </w:rPr>
+        <w:t>generate_binary_map</w:t>
+      </w:r>
+      <w:proofErr w:type="spellEnd"/>
+      <w:r>
+        <w:rPr>
+          <w:b/>
+          <w:bCs/>
+        </w:rPr>
+        <w:t>(payload)</w:t>
+      </w:r>
+      <w:r>
+        <w:br/>
+        <w:t xml:space="preserve">Invia i parametri geografici al microservizio </w:t>
+      </w:r>
+      <w:proofErr w:type="spellStart"/>
+      <w:r>
+        <w:t>CorrectionDispersion</w:t>
+      </w:r>
+      <w:proofErr w:type="spellEnd"/>
+      <w:r>
+        <w:t xml:space="preserve"> per generare la mappa binaria dell’area selezionata. Ritorna la mappa binaria, le celle libere, il numero di celle edificio e i metadati.</w:t>
+      </w:r>
+    </w:p>
+    <w:p>
+      <w:pPr>
+        <w:numPr>
+          <w:ilvl w:val="0"/>
+          <w:numId w:val="86"/>
+        </w:numPr>
+      </w:pPr>
+      <w:proofErr w:type="spellStart"/>
+      <w:r>
+        <w:rPr>
+          <w:b/>
+          <w:bCs/>
+        </w:rPr>
+        <w:t>meteorological_</w:t>
+      </w:r>
+      <w:proofErr w:type="gramStart"/>
+      <w:r>
+        <w:rPr>
+          <w:b/>
+          <w:bCs/>
+        </w:rPr>
+        <w:t>condition</w:t>
+      </w:r>
+      <w:proofErr w:type="spellEnd"/>
+      <w:r>
+        <w:rPr>
+          <w:b/>
+          <w:bCs/>
+        </w:rPr>
+        <w:t>(</w:t>
+      </w:r>
+      <w:proofErr w:type="gramEnd"/>
+      <w:r>
+        <w:rPr>
+          <w:b/>
+          <w:bCs/>
+        </w:rPr>
+        <w:t>)</w:t>
+      </w:r>
+      <w:r>
+        <w:br/>
+        <w:t>Simula le condizioni meteorologiche (vento, stabilità, umidità relativa) utilizzando un sensore virtuale. I valori restituiti sono utilizzati nella simulazione della dispersione.</w:t>
+      </w:r>
+    </w:p>
+    <w:p>
+      <w:pPr>
+        <w:numPr>
+          <w:ilvl w:val="0"/>
+          <w:numId w:val="86"/>
+        </w:numPr>
+      </w:pPr>
+      <w:proofErr w:type="spellStart"/>
+      <w:r>
+        <w:rPr>
+          <w:b/>
+          <w:bCs/>
+        </w:rPr>
+        <w:t>air_</w:t>
+      </w:r>
+      <w:proofErr w:type="gramStart"/>
+      <w:r>
+        <w:rPr>
+          <w:b/>
+          <w:bCs/>
+        </w:rPr>
+        <w:t>sample</w:t>
+      </w:r>
+      <w:proofErr w:type="spellEnd"/>
+      <w:r>
+        <w:rPr>
+          <w:b/>
+          <w:bCs/>
+        </w:rPr>
+        <w:t>(</w:t>
+      </w:r>
+      <w:proofErr w:type="spellStart"/>
+      <w:proofErr w:type="gramEnd"/>
+      <w:r>
+        <w:rPr>
+          <w:b/>
+          <w:bCs/>
+        </w:rPr>
+        <w:t>n_sensors</w:t>
+      </w:r>
+      <w:proofErr w:type="spellEnd"/>
+      <w:r>
+        <w:rPr>
+          <w:b/>
+          <w:bCs/>
+        </w:rPr>
+        <w:t xml:space="preserve">, </w:t>
+      </w:r>
+      <w:proofErr w:type="spellStart"/>
+      <w:r>
+        <w:rPr>
+          <w:b/>
+          <w:bCs/>
+        </w:rPr>
+        <w:t>free_cells</w:t>
+      </w:r>
+      <w:proofErr w:type="spellEnd"/>
+      <w:r>
+        <w:rPr>
+          <w:b/>
+          <w:bCs/>
+        </w:rPr>
+        <w:t>, ...)</w:t>
+      </w:r>
+      <w:r>
+        <w:br/>
+        <w:t>Posiziona un numero definito di sensori virtuali in zone libere e simula la rilevazione della sostanza in atmosfera. Ritorna i sensori posizionati e lo spettro di massa rilevato.</w:t>
+      </w:r>
+    </w:p>
+    <w:p>
+      <w:pPr>
+        <w:numPr>
+          <w:ilvl w:val="0"/>
+          <w:numId w:val="86"/>
+        </w:numPr>
+      </w:pPr>
+      <w:proofErr w:type="spellStart"/>
+      <w:r>
+        <w:rPr>
+          <w:b/>
+          <w:bCs/>
+        </w:rPr>
+        <w:lastRenderedPageBreak/>
+        <w:t>nps_classificator</w:t>
+      </w:r>
+      <w:proofErr w:type="spellEnd"/>
+      <w:r>
+        <w:rPr>
+          <w:b/>
+          <w:bCs/>
+        </w:rPr>
+        <w:t>(</w:t>
+      </w:r>
+      <w:proofErr w:type="spellStart"/>
+      <w:r>
+        <w:rPr>
+          <w:b/>
+          <w:bCs/>
+        </w:rPr>
+        <w:t>mass_spectrum</w:t>
+      </w:r>
+      <w:proofErr w:type="spellEnd"/>
+      <w:r>
+        <w:rPr>
+          <w:b/>
+          <w:bCs/>
+        </w:rPr>
+        <w:t>)</w:t>
+      </w:r>
+      <w:r>
+        <w:br/>
+        <w:t xml:space="preserve">Effettua la classificazione della sostanza rilevata utilizzando il microservizio </w:t>
+      </w:r>
+      <w:proofErr w:type="spellStart"/>
+      <w:r>
+        <w:t>ClassificatoreNPS</w:t>
+      </w:r>
+      <w:proofErr w:type="spellEnd"/>
+      <w:r>
+        <w:t>. Restituisce la sostanza più frequentemente rilevata e l’oggetto NPS associato.</w:t>
+      </w:r>
+    </w:p>
+    <w:p>
+      <w:pPr>
+        <w:numPr>
+          <w:ilvl w:val="0"/>
+          <w:numId w:val="86"/>
+        </w:numPr>
+      </w:pPr>
+      <w:proofErr w:type="spellStart"/>
+      <w:r>
+        <w:rPr>
+          <w:b/>
+          <w:bCs/>
+        </w:rPr>
+        <w:t>gaussian_</w:t>
+      </w:r>
+      <w:proofErr w:type="gramStart"/>
+      <w:r>
+        <w:rPr>
+          <w:b/>
+          <w:bCs/>
+        </w:rPr>
+        <w:t>simulation</w:t>
+      </w:r>
+      <w:proofErr w:type="spellEnd"/>
+      <w:r>
+        <w:rPr>
+          <w:b/>
+          <w:bCs/>
+        </w:rPr>
+        <w:t>(</w:t>
+      </w:r>
+      <w:proofErr w:type="gramEnd"/>
+      <w:r>
+        <w:rPr>
+          <w:b/>
+          <w:bCs/>
+        </w:rPr>
+        <w:t>payload, ...)</w:t>
+      </w:r>
+      <w:r>
+        <w:br/>
+        <w:t xml:space="preserve">Definisce una sorgente artificiale casuale e avvia una simulazione di dispersione tramite il microservizio </w:t>
+      </w:r>
+      <w:proofErr w:type="spellStart"/>
+      <w:r>
+        <w:t>GaussianPuff</w:t>
+      </w:r>
+      <w:proofErr w:type="spellEnd"/>
+      <w:r>
+        <w:t>. Restituisce la mappa della concentrazione e i dati associati (coordinate, tempo, vento).</w:t>
+      </w:r>
+    </w:p>
+    <w:p>
+      <w:pPr>
+        <w:numPr>
+          <w:ilvl w:val="0"/>
+          <w:numId w:val="86"/>
+        </w:numPr>
+      </w:pPr>
+      <w:proofErr w:type="spellStart"/>
+      <w:r>
+        <w:rPr>
+          <w:b/>
+          <w:bCs/>
+        </w:rPr>
+        <w:t>emission_</w:t>
+      </w:r>
+      <w:proofErr w:type="gramStart"/>
+      <w:r>
+        <w:rPr>
+          <w:b/>
+          <w:bCs/>
+        </w:rPr>
+        <w:t>source</w:t>
+      </w:r>
+      <w:proofErr w:type="spellEnd"/>
+      <w:r>
+        <w:rPr>
+          <w:b/>
+          <w:bCs/>
+        </w:rPr>
+        <w:t>(</w:t>
+      </w:r>
+      <w:proofErr w:type="spellStart"/>
+      <w:proofErr w:type="gramEnd"/>
+      <w:r>
+        <w:rPr>
+          <w:b/>
+          <w:bCs/>
+        </w:rPr>
+        <w:t>sensors_substance</w:t>
+      </w:r>
+      <w:proofErr w:type="spellEnd"/>
+      <w:r>
+        <w:rPr>
+          <w:b/>
+          <w:bCs/>
+        </w:rPr>
+        <w:t>, ...)</w:t>
+      </w:r>
+      <w:r>
+        <w:br/>
+        <w:t xml:space="preserve">Esegue la stima della posizione della sorgente reale usando il microservizio </w:t>
+      </w:r>
+      <w:proofErr w:type="spellStart"/>
+      <w:r>
+        <w:t>EmissionSourceLocalization</w:t>
+      </w:r>
+      <w:proofErr w:type="spellEnd"/>
+      <w:r>
+        <w:t>. Estrae le feature dalle letture dei sensori e restituisce le coordinate stimate della sorgente.</w:t>
+      </w:r>
+    </w:p>
+    <w:p>
+      <w:pPr>
+        <w:numPr>
+          <w:ilvl w:val="0"/>
+          <w:numId w:val="86"/>
+        </w:numPr>
+      </w:pPr>
+      <w:proofErr w:type="spellStart"/>
+      <w:r>
+        <w:rPr>
+          <w:b/>
+          <w:bCs/>
+        </w:rPr>
+        <w:t>correction_dispersion</w:t>
+      </w:r>
+      <w:proofErr w:type="spellEnd"/>
+      <w:r>
+        <w:rPr>
+          <w:b/>
+          <w:bCs/>
+        </w:rPr>
+        <w:t>(payload)</w:t>
+      </w:r>
+      <w:r>
+        <w:br/>
+        <w:t xml:space="preserve">Invoca la correzione urbana della mappa di dispersione tramite il microservizio </w:t>
+      </w:r>
+      <w:proofErr w:type="spellStart"/>
+      <w:r>
+        <w:t>CorrectionDispersion</w:t>
+      </w:r>
+      <w:proofErr w:type="spellEnd"/>
+      <w:r>
+        <w:t xml:space="preserve">, applicando il modello </w:t>
+      </w:r>
+      <w:proofErr w:type="spellStart"/>
+      <w:r>
+        <w:t>MCxM</w:t>
+      </w:r>
+      <w:proofErr w:type="spellEnd"/>
+      <w:r>
+        <w:t xml:space="preserve"> addestrato. Restituisce la mappa corretta della dispersione.</w:t>
+      </w:r>
+    </w:p>
+    <w:p>
+      <w:pPr>
+        <w:rPr>
+          <w:b/>
+          <w:bCs/>
+        </w:rPr>
+      </w:pPr>
+      <w:r>
+        <w:rPr>
+          <w:b/>
+          <w:bCs/>
+        </w:rPr>
+        <w:t>Ruolo nel sistema PENTION</w:t>
+      </w:r>
+    </w:p>
+    <w:p>
+      <w:r>
+        <w:t xml:space="preserve">Il file agisce come </w:t>
+      </w:r>
+      <w:r>
+        <w:rPr>
+          <w:b/>
+          <w:bCs/>
+        </w:rPr>
+        <w:t>controller logico</w:t>
+      </w:r>
+      <w:r>
+        <w:t xml:space="preserve"> delle varie componenti funzionali. È pensato per essere richiamato da un livello superiore (ad esempio application.py o ui.py), delegando le singole operazioni senza doverle riscrivere.</w:t>
+      </w:r>
+    </w:p>
+    <w:p>
+      <w:r>
+        <w:t xml:space="preserve">Facilita la </w:t>
+      </w:r>
+      <w:r>
+        <w:rPr>
+          <w:b/>
+          <w:bCs/>
+        </w:rPr>
+        <w:t>manutenzione e il riuso</w:t>
+      </w:r>
+      <w:r>
+        <w:t xml:space="preserve"> del codice, specialmente durante test, simulazioni multiple o scenari personalizzati.</w:t>
+      </w:r>
+    </w:p>
+    <w:p>
+      <w:pPr>
+        <w:rPr>
+          <w:b/>
+          <w:bCs/>
+        </w:rPr>
+      </w:pPr>
+      <w:r>
+        <w:rPr>
+          <w:b/>
+          <w:bCs/>
+        </w:rPr>
+        <w:t>Note tecniche</w:t>
+      </w:r>
+    </w:p>
+    <w:p>
+      <w:pPr>
+        <w:numPr>
+          <w:ilvl w:val="0"/>
+          <w:numId w:val="87"/>
+        </w:numPr>
+      </w:pPr>
+      <w:r>
+        <w:t xml:space="preserve">Tutte le API sono contattate sulla </w:t>
+      </w:r>
+      <w:proofErr w:type="spellStart"/>
+      <w:r>
+        <w:t>localhost</w:t>
+      </w:r>
+      <w:proofErr w:type="spellEnd"/>
+      <w:r>
+        <w:t xml:space="preserve"> con porte specifiche per ogni microservizio.</w:t>
+      </w:r>
+    </w:p>
+    <w:p>
+      <w:pPr>
+        <w:numPr>
+          <w:ilvl w:val="0"/>
+          <w:numId w:val="87"/>
+        </w:numPr>
+      </w:pPr>
+      <w:r>
+        <w:t xml:space="preserve">Le funzioni fanno uso di oggetti e classi importati dai moduli </w:t>
+      </w:r>
+      <w:proofErr w:type="spellStart"/>
+      <w:r>
+        <w:t>gaussianPuff</w:t>
+      </w:r>
+      <w:proofErr w:type="spellEnd"/>
+      <w:r>
+        <w:t xml:space="preserve">, Sensor, </w:t>
+      </w:r>
+      <w:proofErr w:type="spellStart"/>
+      <w:r>
+        <w:t>config</w:t>
+      </w:r>
+      <w:proofErr w:type="spellEnd"/>
+      <w:r>
+        <w:t xml:space="preserve">, </w:t>
+      </w:r>
+      <w:proofErr w:type="spellStart"/>
+      <w:r>
+        <w:t>utils</w:t>
+      </w:r>
+      <w:proofErr w:type="spellEnd"/>
+      <w:r>
+        <w:t xml:space="preserve"> e </w:t>
+      </w:r>
+      <w:proofErr w:type="spellStart"/>
+      <w:r>
+        <w:t>plot_functions</w:t>
+      </w:r>
+      <w:proofErr w:type="spellEnd"/>
+      <w:r>
+        <w:t>.</w:t>
+      </w:r>
+    </w:p>
+    <w:p>
+      <w:pPr>
+        <w:numPr>
+          <w:ilvl w:val="0"/>
+          <w:numId w:val="87"/>
+        </w:numPr>
+      </w:pPr>
+      <w:r>
+        <w:t xml:space="preserve">I dati in input e output vengono gestiti come array </w:t>
+      </w:r>
+      <w:proofErr w:type="spellStart"/>
+      <w:r>
+        <w:t>NumPy</w:t>
+      </w:r>
+      <w:proofErr w:type="spellEnd"/>
+      <w:r>
+        <w:t>, dizionari o oggetti JSON, convertiti quando necessario per compatibilità con le API.</w:t>
+      </w:r>
+    </w:p>
+    <w:p>
+      <w:pPr>
+        <w:numPr>
+          <w:ilvl w:val="0"/>
+          <w:numId w:val="87"/>
+        </w:numPr>
+      </w:pPr>
+      <w:r>
+        <w:t xml:space="preserve">Alcune variabili (come </w:t>
+      </w:r>
+      <w:proofErr w:type="spellStart"/>
+      <w:r>
+        <w:t>wind_speed</w:t>
+      </w:r>
+      <w:proofErr w:type="spellEnd"/>
+      <w:r>
+        <w:t xml:space="preserve">, C1, </w:t>
+      </w:r>
+      <w:proofErr w:type="spellStart"/>
+      <w:r>
+        <w:t>binary_map</w:t>
+      </w:r>
+      <w:proofErr w:type="spellEnd"/>
+      <w:r>
+        <w:t xml:space="preserve">) non vengono passate esplicitamente in </w:t>
+      </w:r>
+      <w:proofErr w:type="spellStart"/>
+      <w:r>
+        <w:t>correction_dispersion</w:t>
+      </w:r>
+      <w:proofErr w:type="spellEnd"/>
+      <w:r>
+        <w:t xml:space="preserve">, rendendo la funzione potenzialmente incompleta o soggetta a </w:t>
+      </w:r>
+      <w:proofErr w:type="spellStart"/>
+      <w:r>
+        <w:t>refactoring</w:t>
+      </w:r>
+      <w:proofErr w:type="spellEnd"/>
+      <w:r>
+        <w:t>.</w:t>
+      </w:r>
+    </w:p>
+    <w:p>
+      <w:pPr>
         <w:rPr>
           <w:b/>
           <w:bCs/>
@@ -12528,11 +13530,8 @@
           <w:szCs w:val="28"/>
           <w:lang w:val="sv-SE"/>
         </w:rPr>
-        <w:t>controllers.py</w:t>
-      </w:r>
-    </w:p>
-    <w:p>
-      <w:pPr>
+      </w:pPr>
+      <w:r>
         <w:rPr>
           <w:b/>
           <w:bCs/>
@@ -12540,8 +13539,358 @@
           <w:szCs w:val="28"/>
           <w:lang w:val="sv-SE"/>
         </w:rPr>
-      </w:pPr>
-      <w:r>
+        <w:t>PentionSystem/plot_function.py</w:t>
+      </w:r>
+    </w:p>
+    <w:p>
+      <w:r>
+        <w:t xml:space="preserve">Questo file contiene le funzioni di visualizzazione utilizzate per rappresentare graficamente i risultati delle simulazioni nel sistema PENTION. Le funzioni sono progettate per integrarsi con l’interfaccia </w:t>
+      </w:r>
+      <w:proofErr w:type="spellStart"/>
+      <w:r>
+        <w:t>Streamlit</w:t>
+      </w:r>
+      <w:proofErr w:type="spellEnd"/>
+      <w:r>
+        <w:t xml:space="preserve"> e permettono all’utente di osservare in modo interattivo e visivo l’andamento della dispersione della sostanza, la disposizione dei sensori, le condizioni meteo e l’effetto degli edifici.</w:t>
+      </w:r>
+    </w:p>
+    <w:p>
+      <w:pPr>
+        <w:rPr>
+          <w:b/>
+          <w:bCs/>
+        </w:rPr>
+      </w:pPr>
+      <w:r>
+        <w:rPr>
+          <w:b/>
+          <w:bCs/>
+        </w:rPr>
+        <w:t>Funzionalità principali</w:t>
+      </w:r>
+    </w:p>
+    <w:p>
+      <w:pPr>
+        <w:numPr>
+          <w:ilvl w:val="0"/>
+          <w:numId w:val="88"/>
+        </w:numPr>
+      </w:pPr>
+      <w:proofErr w:type="spellStart"/>
+      <w:r>
+        <w:rPr>
+          <w:b/>
+          <w:bCs/>
+        </w:rPr>
+        <w:t>plot_plan_view</w:t>
+      </w:r>
+      <w:proofErr w:type="spellEnd"/>
+      <w:r>
+        <w:br/>
+        <w:t xml:space="preserve">Mostra la mappa planare della concentrazione della sostanza nell’area simulata. Se la concentrazione è tridimensionale (cioè dipendente dal tempo), la funzione integra i valori nel </w:t>
+      </w:r>
+      <w:r>
+        <w:lastRenderedPageBreak/>
+        <w:t>tempo per ottenere una rappresentazione bidimensionale. Viene usata una scala di colore che evidenzia i livelli di concentrazione, con color bar e assi in metri.</w:t>
+      </w:r>
+    </w:p>
+    <w:p>
+      <w:pPr>
+        <w:numPr>
+          <w:ilvl w:val="0"/>
+          <w:numId w:val="88"/>
+        </w:numPr>
+      </w:pPr>
+      <w:proofErr w:type="spellStart"/>
+      <w:r>
+        <w:rPr>
+          <w:b/>
+          <w:bCs/>
+        </w:rPr>
+        <w:t>plot_wind_rose</w:t>
+      </w:r>
+      <w:proofErr w:type="spellEnd"/>
+      <w:r>
+        <w:br/>
+        <w:t>Genera la rosa dei venti a partire dai dati di direzione e velocità del vento. Questa visualizzazione sintetizza le caratteristiche principali del vento e viene utilizzata per capire come si orienterà la dispersione della sostanza.</w:t>
+      </w:r>
+    </w:p>
+    <w:p>
+      <w:pPr>
+        <w:numPr>
+          <w:ilvl w:val="0"/>
+          <w:numId w:val="88"/>
+        </w:numPr>
+      </w:pPr>
+      <w:proofErr w:type="spellStart"/>
+      <w:r>
+        <w:rPr>
+          <w:b/>
+          <w:bCs/>
+        </w:rPr>
+        <w:t>plot_binary_map</w:t>
+      </w:r>
+      <w:proofErr w:type="spellEnd"/>
+      <w:r>
+        <w:br/>
+        <w:t>Visualizza la mappa binaria della città, distinguendo le celle libere dagli edifici. Se forniti, vengono aggiunti anche i sensori sulla mappa, differenziando graficamente quelli funzionanti da quelli guasti. Questa funzione è utile per comprendere la struttura urbana simulata e la distribuzione dei sensori.</w:t>
+      </w:r>
+    </w:p>
+    <w:p>
+      <w:pPr>
+        <w:numPr>
+          <w:ilvl w:val="0"/>
+          <w:numId w:val="88"/>
+        </w:numPr>
+      </w:pPr>
+      <w:proofErr w:type="spellStart"/>
+      <w:r>
+        <w:rPr>
+          <w:b/>
+          <w:bCs/>
+        </w:rPr>
+        <w:t>plot_dispersion_on_map</w:t>
+      </w:r>
+      <w:proofErr w:type="spellEnd"/>
+      <w:r>
+        <w:br/>
+        <w:t xml:space="preserve">Crea una mappa geografica interattiva con </w:t>
+      </w:r>
+      <w:proofErr w:type="spellStart"/>
+      <w:r>
+        <w:t>Folium</w:t>
+      </w:r>
+      <w:proofErr w:type="spellEnd"/>
+      <w:r>
+        <w:t xml:space="preserve"> che mostra:</w:t>
+      </w:r>
+    </w:p>
+    <w:p>
+      <w:pPr>
+        <w:numPr>
+          <w:ilvl w:val="1"/>
+          <w:numId w:val="88"/>
+        </w:numPr>
+      </w:pPr>
+      <w:r>
+        <w:t>La posizione dei sensori;</w:t>
+      </w:r>
+    </w:p>
+    <w:p>
+      <w:pPr>
+        <w:numPr>
+          <w:ilvl w:val="1"/>
+          <w:numId w:val="88"/>
+        </w:numPr>
+      </w:pPr>
+      <w:r>
+        <w:t>La posizione stimata della sorgente;</w:t>
+      </w:r>
+    </w:p>
+    <w:p>
+      <w:pPr>
+        <w:numPr>
+          <w:ilvl w:val="1"/>
+          <w:numId w:val="88"/>
+        </w:numPr>
+      </w:pPr>
+      <w:r>
+        <w:t xml:space="preserve">Una </w:t>
+      </w:r>
+      <w:proofErr w:type="spellStart"/>
+      <w:r>
+        <w:t>heatmap</w:t>
+      </w:r>
+      <w:proofErr w:type="spellEnd"/>
+      <w:r>
+        <w:t xml:space="preserve"> che rappresenta la distribuzione della concentrazione della sostanza sull’area reale simulata (in coordinate geografiche).</w:t>
+      </w:r>
+      <w:r>
+        <w:br/>
+        <w:t>I valori della concentrazione vengono convertiti in latitudine e longitudine per la proiezione sulla mappa.</w:t>
+      </w:r>
+    </w:p>
+    <w:p>
+      <w:pPr>
+        <w:rPr>
+          <w:b/>
+          <w:bCs/>
+        </w:rPr>
+      </w:pPr>
+      <w:r>
+        <w:rPr>
+          <w:b/>
+          <w:bCs/>
+        </w:rPr>
+        <w:t>Ruolo nel sistema PENTION</w:t>
+      </w:r>
+    </w:p>
+    <w:p>
+      <w:r>
+        <w:t xml:space="preserve">Le funzioni di questo file sono invocate all’interno dell’interfaccia utente per </w:t>
+      </w:r>
+      <w:r>
+        <w:rPr>
+          <w:b/>
+          <w:bCs/>
+        </w:rPr>
+        <w:t>presentare graficamente i risultati</w:t>
+      </w:r>
+      <w:r>
+        <w:t xml:space="preserve"> ottenuti dai vari moduli del sistema, rendendo le simulazioni interpretabili a colpo d’occhio. Le visualizzazioni sono fondamentali per:</w:t>
+      </w:r>
+    </w:p>
+    <w:p>
+      <w:pPr>
+        <w:numPr>
+          <w:ilvl w:val="0"/>
+          <w:numId w:val="89"/>
+        </w:numPr>
+      </w:pPr>
+      <w:r>
+        <w:t>Validare l’andamento della dispersione simulata;</w:t>
+      </w:r>
+    </w:p>
+    <w:p>
+      <w:pPr>
+        <w:numPr>
+          <w:ilvl w:val="0"/>
+          <w:numId w:val="89"/>
+        </w:numPr>
+      </w:pPr>
+      <w:r>
+        <w:t>Confrontare la mappa originale con quella corretta;</w:t>
+      </w:r>
+    </w:p>
+    <w:p>
+      <w:pPr>
+        <w:numPr>
+          <w:ilvl w:val="0"/>
+          <w:numId w:val="89"/>
+        </w:numPr>
+      </w:pPr>
+      <w:r>
+        <w:t>Comprendere l’influenza dei parametri ambientali sulla diffusione della sostanza.</w:t>
+      </w:r>
+    </w:p>
+    <w:p>
+      <w:pPr>
+        <w:rPr>
+          <w:b/>
+          <w:bCs/>
+        </w:rPr>
+      </w:pPr>
+      <w:r>
+        <w:rPr>
+          <w:b/>
+          <w:bCs/>
+        </w:rPr>
+        <w:t>Note tecniche</w:t>
+      </w:r>
+    </w:p>
+    <w:p>
+      <w:pPr>
+        <w:numPr>
+          <w:ilvl w:val="0"/>
+          <w:numId w:val="90"/>
+        </w:numPr>
+      </w:pPr>
+      <w:r>
+        <w:t xml:space="preserve">Le librerie principali utilizzate sono </w:t>
+      </w:r>
+      <w:proofErr w:type="spellStart"/>
+      <w:r>
+        <w:t>matplotlib</w:t>
+      </w:r>
+      <w:proofErr w:type="spellEnd"/>
+      <w:r>
+        <w:t xml:space="preserve">, </w:t>
+      </w:r>
+      <w:proofErr w:type="spellStart"/>
+      <w:r>
+        <w:t>folium</w:t>
+      </w:r>
+      <w:proofErr w:type="spellEnd"/>
+      <w:r>
+        <w:t xml:space="preserve">, </w:t>
+      </w:r>
+      <w:proofErr w:type="spellStart"/>
+      <w:r>
+        <w:t>numpy</w:t>
+      </w:r>
+      <w:proofErr w:type="spellEnd"/>
+      <w:r>
+        <w:t xml:space="preserve"> e </w:t>
+      </w:r>
+      <w:proofErr w:type="spellStart"/>
+      <w:r>
+        <w:t>windrose</w:t>
+      </w:r>
+      <w:proofErr w:type="spellEnd"/>
+      <w:r>
+        <w:t>.</w:t>
+      </w:r>
+    </w:p>
+    <w:p>
+      <w:pPr>
+        <w:numPr>
+          <w:ilvl w:val="0"/>
+          <w:numId w:val="90"/>
+        </w:numPr>
+      </w:pPr>
+      <w:r>
+        <w:t xml:space="preserve">La visualizzazione interattiva è gestita attraverso gli elementi </w:t>
+      </w:r>
+      <w:proofErr w:type="spellStart"/>
+      <w:r>
+        <w:t>placeholder</w:t>
+      </w:r>
+      <w:proofErr w:type="spellEnd"/>
+      <w:r>
+        <w:t xml:space="preserve"> di </w:t>
+      </w:r>
+      <w:proofErr w:type="spellStart"/>
+      <w:r>
+        <w:t>Streamlit</w:t>
+      </w:r>
+      <w:proofErr w:type="spellEnd"/>
+      <w:r>
+        <w:t>.</w:t>
+      </w:r>
+    </w:p>
+    <w:p>
+      <w:pPr>
+        <w:numPr>
+          <w:ilvl w:val="0"/>
+          <w:numId w:val="90"/>
+        </w:numPr>
+      </w:pPr>
+      <w:r>
+        <w:t xml:space="preserve">La mappa con </w:t>
+      </w:r>
+      <w:proofErr w:type="spellStart"/>
+      <w:r>
+        <w:t>Folium</w:t>
+      </w:r>
+      <w:proofErr w:type="spellEnd"/>
+      <w:r>
+        <w:t xml:space="preserve"> è restituita come oggetto HTML che può essere inserito dinamicamente nella pagina o salvato come file.</w:t>
+      </w:r>
+    </w:p>
+    <w:p>
+      <w:pPr>
+        <w:numPr>
+          <w:ilvl w:val="0"/>
+          <w:numId w:val="90"/>
+        </w:numPr>
+      </w:pPr>
+      <w:r>
+        <w:t>I valori di concentrazione sono moltiplicati per 1 milione per rappresentarli in microgrammi per metro cubo.</w:t>
+      </w:r>
+    </w:p>
+    <w:p>
+      <w:pPr>
         <w:rPr>
           <w:b/>
           <w:bCs/>
@@ -12549,11 +13898,8 @@
           <w:szCs w:val="28"/>
           <w:lang w:val="sv-SE"/>
         </w:rPr>
-        <w:t>PentionSystem/plot_function.py</w:t>
-      </w:r>
-    </w:p>
-    <w:p>
-      <w:pPr>
+      </w:pPr>
+      <w:r>
         <w:rPr>
           <w:b/>
           <w:bCs/>
@@ -12561,7 +13907,8 @@
           <w:szCs w:val="28"/>
           <w:lang w:val="sv-SE"/>
         </w:rPr>
-      </w:pPr>
+        <w:t>PentionSystem/</w:t>
+      </w:r>
       <w:r>
         <w:rPr>
           <w:b/>
@@ -12570,55 +13917,1466 @@
           <w:szCs w:val="28"/>
           <w:lang w:val="sv-SE"/>
         </w:rPr>
-        <w:t>PentionSystem/</w:t>
-      </w:r>
-      <w:r>
+        <w:t>ui.py</w:t>
+      </w:r>
+    </w:p>
+    <w:p>
+      <w:r>
+        <w:t xml:space="preserve">Questo file rappresenta il front-end interattivo del sistema PENTION, costruito con </w:t>
+      </w:r>
+      <w:proofErr w:type="spellStart"/>
+      <w:r>
+        <w:t>Streamlit</w:t>
+      </w:r>
+      <w:proofErr w:type="spellEnd"/>
+      <w:r>
+        <w:t>. Si tratta dell’interfaccia utente principale con cui l’operatore può avviare e visualizzare una simulazione completa, coordinando tutti i microservizi del progetto.</w:t>
+      </w:r>
+    </w:p>
+    <w:p>
+      <w:pPr>
+        <w:rPr>
+          <w:b/>
+          <w:bCs/>
+        </w:rPr>
+      </w:pPr>
+      <w:r>
+        <w:rPr>
+          <w:b/>
+          <w:bCs/>
+        </w:rPr>
+        <w:t>Funzionalità principali</w:t>
+      </w:r>
+    </w:p>
+    <w:p>
+      <w:r>
+        <w:lastRenderedPageBreak/>
+        <w:t>L’interfaccia è strutturata in tre sezioni principali: barra laterale (input), area centrale (visualizzazione mappa), colonne laterali (risultati intermedi e riepiloghi).</w:t>
+      </w:r>
+    </w:p>
+    <w:p>
+      <w:r>
+        <w:t xml:space="preserve">Nella </w:t>
+      </w:r>
+      <w:r>
+        <w:rPr>
+          <w:b/>
+          <w:bCs/>
+        </w:rPr>
+        <w:t>barra laterale</w:t>
+      </w:r>
+      <w:r>
+        <w:t xml:space="preserve"> l’utente può impostare i parametri geografici della simulazione (coordinate della </w:t>
+      </w:r>
+      <w:proofErr w:type="spellStart"/>
+      <w:r>
+        <w:t>bounding</w:t>
+      </w:r>
+      <w:proofErr w:type="spellEnd"/>
+      <w:r>
+        <w:t xml:space="preserve"> box), inserire un nome per la città e scegliere il numero di sensori. Sono inoltre presenti due pulsanti: uno per avviare la simulazione, uno per interromperla e resettare lo stato.</w:t>
+      </w:r>
+    </w:p>
+    <w:p>
+      <w:r>
+        <w:t xml:space="preserve">Quando si avvia la simulazione, viene costruito un dizionario di input e passato alla funzione </w:t>
+      </w:r>
+      <w:proofErr w:type="spellStart"/>
+      <w:r>
+        <w:t>run_application</w:t>
+      </w:r>
+      <w:proofErr w:type="spellEnd"/>
+      <w:r>
+        <w:t>(payload), la quale gestisce l’intero flusso simulativo richiamando le funzioni dei controller. Durante l’esecuzione vengono aggiornati in tempo reale i contenitori grafici con le informazioni progressivamente ottenute: meteo, sensori, sostanza rilevata, mappa di dispersione, sorgente stimata, rosa dei venti.</w:t>
+      </w:r>
+    </w:p>
+    <w:p>
+      <w:r>
+        <w:t xml:space="preserve">Nella </w:t>
+      </w:r>
+      <w:r>
+        <w:rPr>
+          <w:b/>
+          <w:bCs/>
+        </w:rPr>
+        <w:t>parte centrale della pagina</w:t>
+      </w:r>
+      <w:r>
+        <w:t xml:space="preserve"> è visualizzata la mappa interattiva, mentre i </w:t>
+      </w:r>
+      <w:r>
+        <w:rPr>
+          <w:b/>
+          <w:bCs/>
+        </w:rPr>
+        <w:t>contenitori laterali</w:t>
+      </w:r>
+      <w:r>
+        <w:t xml:space="preserve"> visualizzano le informazioni strutturate per categoria: condizioni meteo, sensori, classificazione NPS, stima della sorgente, parametri urbani.</w:t>
+      </w:r>
+    </w:p>
+    <w:p>
+      <w:r>
+        <w:t xml:space="preserve">Il file gestisce anche lo </w:t>
+      </w:r>
+      <w:r>
+        <w:rPr>
+          <w:b/>
+          <w:bCs/>
+        </w:rPr>
+        <w:t>stato della sessione</w:t>
+      </w:r>
+      <w:r>
+        <w:t xml:space="preserve"> tramite </w:t>
+      </w:r>
+      <w:proofErr w:type="spellStart"/>
+      <w:proofErr w:type="gramStart"/>
+      <w:r>
+        <w:t>st.session</w:t>
+      </w:r>
+      <w:proofErr w:type="gramEnd"/>
+      <w:r>
+        <w:t>_state</w:t>
+      </w:r>
+      <w:proofErr w:type="spellEnd"/>
+      <w:r>
+        <w:t>, consentendo di preservare e richiamare i risultati precedenti se l’utente non esegue un reset.</w:t>
+      </w:r>
+    </w:p>
+    <w:p>
+      <w:pPr>
+        <w:rPr>
+          <w:b/>
+          <w:bCs/>
+        </w:rPr>
+      </w:pPr>
+      <w:r>
+        <w:rPr>
+          <w:b/>
+          <w:bCs/>
+        </w:rPr>
+        <w:t>Ruolo nel sistema PENTION</w:t>
+      </w:r>
+    </w:p>
+    <w:p>
+      <w:r>
+        <w:t xml:space="preserve">ui.py è il file che </w:t>
+      </w:r>
+      <w:r>
+        <w:rPr>
+          <w:b/>
+          <w:bCs/>
+        </w:rPr>
+        <w:t xml:space="preserve">orchestra la comunicazione tra l’utente e il </w:t>
+      </w:r>
+      <w:proofErr w:type="spellStart"/>
+      <w:r>
+        <w:rPr>
+          <w:b/>
+          <w:bCs/>
+        </w:rPr>
+        <w:t>backend</w:t>
+      </w:r>
+      <w:proofErr w:type="spellEnd"/>
+      <w:r>
+        <w:rPr>
+          <w:b/>
+          <w:bCs/>
+        </w:rPr>
+        <w:t xml:space="preserve"> simulativo</w:t>
+      </w:r>
+      <w:r>
+        <w:t>. Non contiene la logica computazionale delle simulazioni ma si appoggia a:</w:t>
+      </w:r>
+    </w:p>
+    <w:p>
+      <w:pPr>
+        <w:numPr>
+          <w:ilvl w:val="0"/>
+          <w:numId w:val="91"/>
+        </w:numPr>
+      </w:pPr>
+      <w:r>
+        <w:t>controllers.py per eseguire le operazioni,</w:t>
+      </w:r>
+    </w:p>
+    <w:p>
+      <w:pPr>
+        <w:numPr>
+          <w:ilvl w:val="0"/>
+          <w:numId w:val="91"/>
+        </w:numPr>
+      </w:pPr>
+      <w:r>
+        <w:t>plot_function.py per visualizzare i risultati,</w:t>
+      </w:r>
+    </w:p>
+    <w:p>
+      <w:pPr>
+        <w:numPr>
+          <w:ilvl w:val="0"/>
+          <w:numId w:val="91"/>
+        </w:numPr>
+      </w:pPr>
+      <w:r>
+        <w:t>application.py per coordinare tutto il processo quando non si lavora in modalità modulare.</w:t>
+      </w:r>
+    </w:p>
+    <w:p>
+      <w:r>
+        <w:t>Costituisce l’interfaccia visiva dell’intero sistema, permettendo di eseguire un esperimento completo, osservarne l’esito e diagnosticare eventuali problemi in tempo reale.</w:t>
+      </w:r>
+    </w:p>
+    <w:p>
+      <w:pPr>
+        <w:rPr>
+          <w:b/>
+          <w:bCs/>
+        </w:rPr>
+      </w:pPr>
+      <w:r>
+        <w:rPr>
+          <w:b/>
+          <w:bCs/>
+        </w:rPr>
+        <w:t>Note tecniche</w:t>
+      </w:r>
+    </w:p>
+    <w:p>
+      <w:pPr>
+        <w:numPr>
+          <w:ilvl w:val="0"/>
+          <w:numId w:val="92"/>
+        </w:numPr>
+      </w:pPr>
+      <w:r>
+        <w:t xml:space="preserve">Utilizza vari contenitori e </w:t>
+      </w:r>
+      <w:proofErr w:type="spellStart"/>
+      <w:r>
+        <w:t>placeholder</w:t>
+      </w:r>
+      <w:proofErr w:type="spellEnd"/>
+      <w:r>
+        <w:t xml:space="preserve"> di </w:t>
+      </w:r>
+      <w:proofErr w:type="spellStart"/>
+      <w:r>
+        <w:t>Streamlit</w:t>
+      </w:r>
+      <w:proofErr w:type="spellEnd"/>
+      <w:r>
+        <w:t xml:space="preserve"> per un layout responsive.</w:t>
+      </w:r>
+    </w:p>
+    <w:p>
+      <w:pPr>
+        <w:numPr>
+          <w:ilvl w:val="0"/>
+          <w:numId w:val="92"/>
+        </w:numPr>
+      </w:pPr>
+      <w:r>
+        <w:t>Le funzioni sono reattive rispetto ai pulsanti “Start” e “Stop”.</w:t>
+      </w:r>
+    </w:p>
+    <w:p>
+      <w:pPr>
+        <w:numPr>
+          <w:ilvl w:val="0"/>
+          <w:numId w:val="92"/>
+        </w:numPr>
+      </w:pPr>
+      <w:r>
+        <w:t>I risultati vengono mantenuti tra più interazioni utente finché non vengono cancellati esplicitamente.</w:t>
+      </w:r>
+    </w:p>
+    <w:p>
+      <w:pPr>
+        <w:numPr>
+          <w:ilvl w:val="0"/>
+          <w:numId w:val="92"/>
+        </w:numPr>
+      </w:pPr>
+      <w:r>
+        <w:t>Il layout prevede tre colonne e una serie di sezioni verticali per suddividere visivamente le informazioni.</w:t>
+      </w:r>
+    </w:p>
+    <w:p>
+      <w:pPr>
+        <w:numPr>
+          <w:ilvl w:val="0"/>
+          <w:numId w:val="92"/>
+        </w:numPr>
+      </w:pPr>
+      <w:r>
+        <w:t>Tutta la logica viene delegata ai moduli esterni, secondo una buona separazione delle responsabilità.</w:t>
+      </w:r>
+    </w:p>
+    <w:p>
+      <w:pPr>
         <w:rPr>
           <w:b/>
           <w:bCs/>
           <w:sz w:val="28"/>
           <w:szCs w:val="28"/>
-          <w:lang w:val="sv-SE"/>
-        </w:rPr>
-        <w:t>ui.py</w:t>
-      </w:r>
-    </w:p>
-    <w:p>
-      <w:pPr>
+        </w:rPr>
+      </w:pPr>
+      <w:r>
         <w:rPr>
           <w:b/>
           <w:bCs/>
           <w:sz w:val="28"/>
           <w:szCs w:val="28"/>
-          <w:lang w:val="sv-SE"/>
-        </w:rPr>
-      </w:pPr>
-      <w:r>
-        <w:rPr>
-          <w:b/>
-          <w:bCs/>
-          <w:sz w:val="28"/>
-          <w:szCs w:val="28"/>
-        </w:rPr>
-        <w:t>PentionSystem/</w:t>
-      </w:r>
-      <w:r>
-        <w:rPr>
-          <w:b/>
-          <w:bCs/>
-          <w:sz w:val="28"/>
-          <w:szCs w:val="28"/>
-        </w:rPr>
-        <w:t>utils.py</w:t>
-      </w:r>
-    </w:p>
-    <w:p>
-      <w:pPr>
-        <w:rPr>
-          <w:lang w:val="sv-SE"/>
-        </w:rPr>
-      </w:pPr>
-    </w:p>
+        </w:rPr>
+        <w:t>PentionSystem/utils.py</w:t>
+      </w:r>
+    </w:p>
+    <w:p>
+      <w:r>
+        <w:t>Questo file contiene utility generali utilizzate da diversi moduli del sistema PENTION, in particolare per la gestione delle classi NPS e per il posizionamento casuale dei sensori all’interno dell’area simulata.</w:t>
+      </w:r>
+    </w:p>
+    <w:p>
+      <w:pPr>
+        <w:rPr>
+          <w:b/>
+          <w:bCs/>
+        </w:rPr>
+      </w:pPr>
+      <w:r>
+        <w:rPr>
+          <w:b/>
+          <w:bCs/>
+        </w:rPr>
+        <w:t>Funzionalità principali</w:t>
+      </w:r>
+    </w:p>
+    <w:p>
+      <w:pPr>
+        <w:numPr>
+          <w:ilvl w:val="0"/>
+          <w:numId w:val="93"/>
+        </w:numPr>
+      </w:pPr>
+      <w:proofErr w:type="spellStart"/>
+      <w:r>
+        <w:rPr>
+          <w:b/>
+          <w:bCs/>
+        </w:rPr>
+        <w:t>nps_classes</w:t>
+      </w:r>
+      <w:proofErr w:type="spellEnd"/>
+      <w:r>
+        <w:br/>
+        <w:t xml:space="preserve">Lista statica che rappresenta le sei classi di sostanze psicoattive (NPS) riconosciute dal </w:t>
+      </w:r>
+      <w:r>
+        <w:lastRenderedPageBreak/>
+        <w:t>classificatore del sistema. Queste etichette vengono utilizzate per filtrare, verificare o interpretare i risultati restituiti dal modulo di classificazione delle sostanze.</w:t>
+      </w:r>
+    </w:p>
+    <w:p>
+      <w:pPr>
+        <w:numPr>
+          <w:ilvl w:val="0"/>
+          <w:numId w:val="93"/>
+        </w:numPr>
+      </w:pPr>
+      <w:proofErr w:type="spellStart"/>
+      <w:r>
+        <w:rPr>
+          <w:b/>
+          <w:bCs/>
+        </w:rPr>
+        <w:t>random_position</w:t>
+      </w:r>
+      <w:proofErr w:type="spellEnd"/>
+      <w:r>
+        <w:rPr>
+          <w:b/>
+          <w:bCs/>
+        </w:rPr>
+        <w:t>(</w:t>
+      </w:r>
+      <w:proofErr w:type="spellStart"/>
+      <w:r>
+        <w:rPr>
+          <w:b/>
+          <w:bCs/>
+        </w:rPr>
+        <w:t>free_cells</w:t>
+      </w:r>
+      <w:proofErr w:type="spellEnd"/>
+      <w:r>
+        <w:rPr>
+          <w:b/>
+          <w:bCs/>
+        </w:rPr>
+        <w:t>)</w:t>
+      </w:r>
+      <w:r>
+        <w:br/>
+        <w:t>Funzione che seleziona casualmente una posizione valida nella mappa binaria della città. La posizione viene scelta tra le celle libere (cioè non occupate da edifici) e viene restituita come coppia di coordinate. È utilizzata per posizionare sensori o sorgenti all’interno dell’area urbana simulata, assicurandosi che siano fisicamente collocabili.</w:t>
+      </w:r>
+    </w:p>
+    <w:p>
+      <w:pPr>
+        <w:rPr>
+          <w:b/>
+          <w:bCs/>
+        </w:rPr>
+      </w:pPr>
+      <w:r>
+        <w:rPr>
+          <w:b/>
+          <w:bCs/>
+        </w:rPr>
+        <w:t>Ruolo nel sistema PENTION</w:t>
+      </w:r>
+    </w:p>
+    <w:p>
+      <w:r>
+        <w:t xml:space="preserve">Il file fornisce </w:t>
+      </w:r>
+      <w:r>
+        <w:rPr>
+          <w:b/>
+          <w:bCs/>
+        </w:rPr>
+        <w:t>funzioni ausiliarie comuni</w:t>
+      </w:r>
+      <w:r>
+        <w:t xml:space="preserve"> a più moduli:</w:t>
+      </w:r>
+    </w:p>
+    <w:p>
+      <w:pPr>
+        <w:numPr>
+          <w:ilvl w:val="0"/>
+          <w:numId w:val="94"/>
+        </w:numPr>
+      </w:pPr>
+      <w:r>
+        <w:t xml:space="preserve">Il classificatore utilizza </w:t>
+      </w:r>
+      <w:proofErr w:type="spellStart"/>
+      <w:r>
+        <w:t>nps_classes</w:t>
+      </w:r>
+      <w:proofErr w:type="spellEnd"/>
+      <w:r>
+        <w:t xml:space="preserve"> per interpretare e validare i risultati.</w:t>
+      </w:r>
+    </w:p>
+    <w:p>
+      <w:pPr>
+        <w:numPr>
+          <w:ilvl w:val="0"/>
+          <w:numId w:val="94"/>
+        </w:numPr>
+      </w:pPr>
+      <w:r>
+        <w:t xml:space="preserve">I moduli che prevedono la generazione o il posizionamento casuale (come application.py, controllers.py) usano </w:t>
+      </w:r>
+      <w:proofErr w:type="spellStart"/>
+      <w:r>
+        <w:t>random_position</w:t>
+      </w:r>
+      <w:proofErr w:type="spellEnd"/>
+      <w:r>
+        <w:t xml:space="preserve"> per evitare il posizionamento su edifici.</w:t>
+      </w:r>
+    </w:p>
+    <w:p>
+      <w:pPr>
+        <w:rPr>
+          <w:b/>
+          <w:bCs/>
+        </w:rPr>
+      </w:pPr>
+      <w:r>
+        <w:rPr>
+          <w:b/>
+          <w:bCs/>
+        </w:rPr>
+        <w:t>Note tecniche</w:t>
+      </w:r>
+    </w:p>
+    <w:p>
+      <w:pPr>
+        <w:numPr>
+          <w:ilvl w:val="0"/>
+          <w:numId w:val="95"/>
+        </w:numPr>
+      </w:pPr>
+      <w:r>
+        <w:t xml:space="preserve">Non contiene dipendenze esterne se non </w:t>
+      </w:r>
+      <w:proofErr w:type="spellStart"/>
+      <w:r>
+        <w:t>NumPy</w:t>
+      </w:r>
+      <w:proofErr w:type="spellEnd"/>
+      <w:r>
+        <w:t>.</w:t>
+      </w:r>
+    </w:p>
+    <w:p>
+      <w:pPr>
+        <w:numPr>
+          <w:ilvl w:val="0"/>
+          <w:numId w:val="95"/>
+        </w:numPr>
+      </w:pPr>
+      <w:r>
+        <w:t>Può essere importato liberamente da qualsiasi modulo che necessita delle sue funzioni.</w:t>
+      </w:r>
+    </w:p>
+    <w:p>
+      <w:pPr>
+        <w:numPr>
+          <w:ilvl w:val="0"/>
+          <w:numId w:val="95"/>
+        </w:numPr>
+      </w:pPr>
+      <w:r>
+        <w:t>È pensato per essere semplice, leggibile e facilmente estendibile in caso servissero ulteriori utility centralizzate.</w:t>
+      </w:r>
+    </w:p>
+    <w:p/>
+    <w:p/>
+    <w:p>
+      <w:r>
+        <w:t>In conclusione:</w:t>
+      </w:r>
+    </w:p>
+    <w:p>
+      <w:pPr>
+        <w:rPr>
+          <w:b/>
+          <w:bCs/>
+        </w:rPr>
+      </w:pPr>
+      <w:r>
+        <w:rPr>
+          <w:b/>
+          <w:bCs/>
+        </w:rPr>
+        <w:t>1. app.py</w:t>
+      </w:r>
+    </w:p>
+    <w:p>
+      <w:r>
+        <w:rPr>
+          <w:b/>
+          <w:bCs/>
+        </w:rPr>
+        <w:t>Funzione:</w:t>
+      </w:r>
+      <w:r>
+        <w:t xml:space="preserve"> Avvia l’interfaccia utente </w:t>
+      </w:r>
+      <w:proofErr w:type="spellStart"/>
+      <w:r>
+        <w:t>Streamlit</w:t>
+      </w:r>
+      <w:proofErr w:type="spellEnd"/>
+      <w:r>
+        <w:t xml:space="preserve"> tramite </w:t>
+      </w:r>
+      <w:proofErr w:type="spellStart"/>
+      <w:r>
+        <w:t>subprocess</w:t>
+      </w:r>
+      <w:proofErr w:type="spellEnd"/>
+      <w:r>
+        <w:t>.</w:t>
+      </w:r>
+      <w:r>
+        <w:br/>
+      </w:r>
+      <w:r>
+        <w:rPr>
+          <w:b/>
+          <w:bCs/>
+        </w:rPr>
+        <w:t>Valutazione:</w:t>
+      </w:r>
+    </w:p>
+    <w:p>
+      <w:pPr>
+        <w:numPr>
+          <w:ilvl w:val="0"/>
+          <w:numId w:val="96"/>
+        </w:numPr>
+      </w:pPr>
+      <w:r>
+        <w:rPr>
+          <w:b/>
+          <w:bCs/>
+        </w:rPr>
+        <w:t>Utile solo per comodità locale o per l’avvio manuale.</w:t>
+      </w:r>
+    </w:p>
+    <w:p>
+      <w:pPr>
+        <w:numPr>
+          <w:ilvl w:val="0"/>
+          <w:numId w:val="96"/>
+        </w:numPr>
+      </w:pPr>
+      <w:r>
+        <w:t xml:space="preserve">Non necessario se il sistema viene eseguito tramite Docker o da riga di comando con </w:t>
+      </w:r>
+      <w:proofErr w:type="spellStart"/>
+      <w:r>
+        <w:t>streamlit</w:t>
+      </w:r>
+      <w:proofErr w:type="spellEnd"/>
+      <w:r>
+        <w:t xml:space="preserve"> </w:t>
+      </w:r>
+      <w:proofErr w:type="spellStart"/>
+      <w:r>
+        <w:t>run</w:t>
+      </w:r>
+      <w:proofErr w:type="spellEnd"/>
+      <w:r>
+        <w:t xml:space="preserve"> ui.py.</w:t>
+      </w:r>
+    </w:p>
+    <w:p>
+      <w:r>
+        <w:rPr>
+          <w:b/>
+          <w:bCs/>
+        </w:rPr>
+        <w:t>Possibile azione:</w:t>
+      </w:r>
+      <w:r>
+        <w:br/>
+      </w:r>
+      <w:r>
+        <w:rPr>
+          <w:rFonts w:ascii="Segoe UI Emoji" w:hAnsi="Segoe UI Emoji" w:cs="Segoe UI Emoji"/>
+        </w:rPr>
+        <w:t>✅</w:t>
+      </w:r>
+      <w:r>
+        <w:t xml:space="preserve"> Tenerlo se vuoi mantenere un entry point comodo per sviluppatori/test locali.</w:t>
+      </w:r>
+      <w:r>
+        <w:br/>
+      </w:r>
+      <w:r>
+        <w:rPr>
+          <w:rFonts w:ascii="Segoe UI Emoji" w:hAnsi="Segoe UI Emoji" w:cs="Segoe UI Emoji"/>
+        </w:rPr>
+        <w:t>🟡</w:t>
+      </w:r>
+      <w:r>
+        <w:t xml:space="preserve"> Altrimenti, può essere rimosso senza conseguenze.</w:t>
+      </w:r>
+    </w:p>
+    <w:p>
+      <w:r>
+        <w:pict w14:anchorId="069D63EE">
+          <v:rect id="_x0000_i1131" style="width:0;height:1.5pt" o:hralign="center" o:hrstd="t" o:hr="t" fillcolor="#a0a0a0" stroked="f"/>
+        </w:pict>
+      </w:r>
+    </w:p>
+    <w:p>
+      <w:pPr>
+        <w:rPr>
+          <w:b/>
+          <w:bCs/>
+        </w:rPr>
+      </w:pPr>
+      <w:r>
+        <w:rPr>
+          <w:b/>
+          <w:bCs/>
+        </w:rPr>
+        <w:t>2. application.py</w:t>
+      </w:r>
+    </w:p>
+    <w:p>
+      <w:r>
+        <w:rPr>
+          <w:b/>
+          <w:bCs/>
+        </w:rPr>
+        <w:t>Funzione:</w:t>
+      </w:r>
+      <w:r>
+        <w:t xml:space="preserve"> Gestisce tutto il flusso della simulazione direttamente, includendo interfaccia e logica.</w:t>
+      </w:r>
+      <w:r>
+        <w:br/>
+      </w:r>
+      <w:r>
+        <w:rPr>
+          <w:b/>
+          <w:bCs/>
+        </w:rPr>
+        <w:t>Valutazione:</w:t>
+      </w:r>
+    </w:p>
+    <w:p>
+      <w:pPr>
+        <w:numPr>
+          <w:ilvl w:val="0"/>
+          <w:numId w:val="97"/>
+        </w:numPr>
+      </w:pPr>
+      <w:r>
+        <w:rPr>
+          <w:b/>
+          <w:bCs/>
+        </w:rPr>
+        <w:t>Funziona come una versione monolitica del sistema</w:t>
+      </w:r>
+      <w:r>
+        <w:t>, utile per testare l’intero processo end-to-end in un unico file.</w:t>
+      </w:r>
+    </w:p>
+    <w:p>
+      <w:pPr>
+        <w:numPr>
+          <w:ilvl w:val="0"/>
+          <w:numId w:val="97"/>
+        </w:numPr>
+      </w:pPr>
+      <w:r>
+        <w:lastRenderedPageBreak/>
+        <w:t xml:space="preserve">Tuttavia, ora che esistono controllers.py e ui.py, il suo contenuto è in gran parte </w:t>
+      </w:r>
+      <w:r>
+        <w:rPr>
+          <w:b/>
+          <w:bCs/>
+        </w:rPr>
+        <w:t>duplicato</w:t>
+      </w:r>
+      <w:r>
+        <w:t xml:space="preserve"> o </w:t>
+      </w:r>
+      <w:r>
+        <w:rPr>
+          <w:b/>
+          <w:bCs/>
+        </w:rPr>
+        <w:t>ridondante</w:t>
+      </w:r>
+      <w:r>
+        <w:t>.</w:t>
+      </w:r>
+    </w:p>
+    <w:p>
+      <w:r>
+        <w:rPr>
+          <w:b/>
+          <w:bCs/>
+        </w:rPr>
+        <w:t>Possibile azione:</w:t>
+      </w:r>
+      <w:r>
+        <w:br/>
+      </w:r>
+      <w:r>
+        <w:rPr>
+          <w:rFonts w:ascii="Segoe UI Emoji" w:hAnsi="Segoe UI Emoji" w:cs="Segoe UI Emoji"/>
+        </w:rPr>
+        <w:t>🟥</w:t>
+      </w:r>
+      <w:r>
+        <w:t xml:space="preserve"> A meno che tu non stia usando application.py come unica interfaccia, è consigliabile </w:t>
+      </w:r>
+      <w:r>
+        <w:rPr>
+          <w:b/>
+          <w:bCs/>
+        </w:rPr>
+        <w:t>rimuoverlo</w:t>
+      </w:r>
+      <w:r>
+        <w:t xml:space="preserve"> o </w:t>
+      </w:r>
+      <w:r>
+        <w:rPr>
+          <w:b/>
+          <w:bCs/>
+        </w:rPr>
+        <w:t>tenerlo solo come versione legacy</w:t>
+      </w:r>
+      <w:r>
+        <w:t xml:space="preserve"> (es. rinominandolo in application_legacy.py), dato che ui.py + controllers.py coprono la stessa logica ma con una separazione più pulita.</w:t>
+      </w:r>
+    </w:p>
+    <w:p>
+      <w:r>
+        <w:pict w14:anchorId="5F0F6019">
+          <v:rect id="_x0000_i1132" style="width:0;height:1.5pt" o:hralign="center" o:hrstd="t" o:hr="t" fillcolor="#a0a0a0" stroked="f"/>
+        </w:pict>
+      </w:r>
+    </w:p>
+    <w:p>
+      <w:pPr>
+        <w:rPr>
+          <w:b/>
+          <w:bCs/>
+        </w:rPr>
+      </w:pPr>
+      <w:r>
+        <w:rPr>
+          <w:b/>
+          <w:bCs/>
+        </w:rPr>
+        <w:t>3. controllers.py</w:t>
+      </w:r>
+    </w:p>
+    <w:p>
+      <w:r>
+        <w:rPr>
+          <w:b/>
+          <w:bCs/>
+        </w:rPr>
+        <w:t>Funzione:</w:t>
+      </w:r>
+      <w:r>
+        <w:t xml:space="preserve"> Raggruppa la logica operativa della simulazione (chiamate API, posizionamento, classificazione, ecc.).</w:t>
+      </w:r>
+      <w:r>
+        <w:br/>
+      </w:r>
+      <w:r>
+        <w:rPr>
+          <w:b/>
+          <w:bCs/>
+        </w:rPr>
+        <w:t>Valutazione:</w:t>
+      </w:r>
+      <w:r>
+        <w:br/>
+      </w:r>
+      <w:r>
+        <w:rPr>
+          <w:rFonts w:ascii="Segoe UI Emoji" w:hAnsi="Segoe UI Emoji" w:cs="Segoe UI Emoji"/>
+        </w:rPr>
+        <w:t>✅</w:t>
+      </w:r>
+      <w:r>
+        <w:t xml:space="preserve"> Ben strutturato, modulare, riutilizzabile.</w:t>
+      </w:r>
+      <w:r>
+        <w:br/>
+      </w:r>
+      <w:r>
+        <w:rPr>
+          <w:b/>
+          <w:bCs/>
+        </w:rPr>
+        <w:t>Da tenere</w:t>
+      </w:r>
+      <w:r>
+        <w:t xml:space="preserve"> così com’è. Potresti solo valutare di dividere in più file se cresce molto.</w:t>
+      </w:r>
+    </w:p>
+    <w:p>
+      <w:r>
+        <w:pict w14:anchorId="6BE69996">
+          <v:rect id="_x0000_i1133" style="width:0;height:1.5pt" o:hralign="center" o:hrstd="t" o:hr="t" fillcolor="#a0a0a0" stroked="f"/>
+        </w:pict>
+      </w:r>
+    </w:p>
+    <w:p>
+      <w:pPr>
+        <w:rPr>
+          <w:b/>
+          <w:bCs/>
+        </w:rPr>
+      </w:pPr>
+      <w:r>
+        <w:rPr>
+          <w:b/>
+          <w:bCs/>
+        </w:rPr>
+        <w:t>4. plot_function.py</w:t>
+      </w:r>
+    </w:p>
+    <w:p>
+      <w:r>
+        <w:rPr>
+          <w:b/>
+          <w:bCs/>
+        </w:rPr>
+        <w:t>Funzione:</w:t>
+      </w:r>
+      <w:r>
+        <w:t xml:space="preserve"> Contiene tutte le funzioni di visualizzazione dei dati.</w:t>
+      </w:r>
+      <w:r>
+        <w:br/>
+      </w:r>
+      <w:r>
+        <w:rPr>
+          <w:b/>
+          <w:bCs/>
+        </w:rPr>
+        <w:t>Valutazione:</w:t>
+      </w:r>
+      <w:r>
+        <w:br/>
+      </w:r>
+      <w:r>
+        <w:rPr>
+          <w:rFonts w:ascii="Segoe UI Emoji" w:hAnsi="Segoe UI Emoji" w:cs="Segoe UI Emoji"/>
+        </w:rPr>
+        <w:t>✅</w:t>
+      </w:r>
+      <w:r>
+        <w:t xml:space="preserve"> Utile e ben separato dal resto della logica.</w:t>
+      </w:r>
+      <w:r>
+        <w:br/>
+      </w:r>
+      <w:r>
+        <w:rPr>
+          <w:b/>
+          <w:bCs/>
+        </w:rPr>
+        <w:t>Da tenere</w:t>
+      </w:r>
+      <w:r>
+        <w:t>.</w:t>
+      </w:r>
+    </w:p>
+    <w:p>
+      <w:r>
+        <w:pict w14:anchorId="089F0F06">
+          <v:rect id="_x0000_i1134" style="width:0;height:1.5pt" o:hralign="center" o:hrstd="t" o:hr="t" fillcolor="#a0a0a0" stroked="f"/>
+        </w:pict>
+      </w:r>
+    </w:p>
+    <w:p>
+      <w:pPr>
+        <w:rPr>
+          <w:b/>
+          <w:bCs/>
+        </w:rPr>
+      </w:pPr>
+      <w:r>
+        <w:rPr>
+          <w:b/>
+          <w:bCs/>
+        </w:rPr>
+        <w:t>5. ui.py</w:t>
+      </w:r>
+    </w:p>
+    <w:p>
+      <w:r>
+        <w:rPr>
+          <w:b/>
+          <w:bCs/>
+        </w:rPr>
+        <w:t>Funzione:</w:t>
+      </w:r>
+      <w:r>
+        <w:t xml:space="preserve"> Interfaccia utente basata su </w:t>
+      </w:r>
+      <w:proofErr w:type="spellStart"/>
+      <w:r>
+        <w:t>Streamlit</w:t>
+      </w:r>
+      <w:proofErr w:type="spellEnd"/>
+      <w:r>
+        <w:t>, separata dalla logica.</w:t>
+      </w:r>
+      <w:r>
+        <w:br/>
+      </w:r>
+      <w:r>
+        <w:rPr>
+          <w:b/>
+          <w:bCs/>
+        </w:rPr>
+        <w:t>Valutazione:</w:t>
+      </w:r>
+      <w:r>
+        <w:br/>
+      </w:r>
+      <w:r>
+        <w:rPr>
+          <w:rFonts w:ascii="Segoe UI Emoji" w:hAnsi="Segoe UI Emoji" w:cs="Segoe UI Emoji"/>
+        </w:rPr>
+        <w:t>✅</w:t>
+      </w:r>
+      <w:r>
+        <w:t xml:space="preserve"> Struttura solida, </w:t>
+      </w:r>
+      <w:r>
+        <w:rPr>
+          <w:rFonts w:ascii="Aptos" w:hAnsi="Aptos" w:cs="Aptos"/>
+        </w:rPr>
+        <w:t>è</w:t>
+      </w:r>
+      <w:r>
+        <w:t xml:space="preserve"> la versione corretta e aggiornata dell</w:t>
+      </w:r>
+      <w:r>
+        <w:rPr>
+          <w:rFonts w:ascii="Aptos" w:hAnsi="Aptos" w:cs="Aptos"/>
+        </w:rPr>
+        <w:t>’</w:t>
+      </w:r>
+      <w:r>
+        <w:t>interfaccia.</w:t>
+      </w:r>
+      <w:r>
+        <w:br/>
+      </w:r>
+      <w:r>
+        <w:rPr>
+          <w:b/>
+          <w:bCs/>
+        </w:rPr>
+        <w:t>Da tenere</w:t>
+      </w:r>
+      <w:r>
+        <w:t>.</w:t>
+      </w:r>
+    </w:p>
+    <w:p>
+      <w:r>
+        <w:pict w14:anchorId="591012A6">
+          <v:rect id="_x0000_i1135" style="width:0;height:1.5pt" o:hralign="center" o:hrstd="t" o:hr="t" fillcolor="#a0a0a0" stroked="f"/>
+        </w:pict>
+      </w:r>
+    </w:p>
+    <w:p>
+      <w:pPr>
+        <w:rPr>
+          <w:b/>
+          <w:bCs/>
+        </w:rPr>
+      </w:pPr>
+      <w:r>
+        <w:rPr>
+          <w:b/>
+          <w:bCs/>
+        </w:rPr>
+        <w:t>6. utils.py</w:t>
+      </w:r>
+    </w:p>
+    <w:p>
+      <w:r>
+        <w:rPr>
+          <w:b/>
+          <w:bCs/>
+        </w:rPr>
+        <w:t>Funzione:</w:t>
+      </w:r>
+      <w:r>
+        <w:t xml:space="preserve"> Funzioni ausiliarie generiche.</w:t>
+      </w:r>
+      <w:r>
+        <w:br/>
+      </w:r>
+      <w:r>
+        <w:rPr>
+          <w:b/>
+          <w:bCs/>
+        </w:rPr>
+        <w:t>Valutazione:</w:t>
+      </w:r>
+      <w:r>
+        <w:br/>
+      </w:r>
+      <w:r>
+        <w:rPr>
+          <w:rFonts w:ascii="Segoe UI Emoji" w:hAnsi="Segoe UI Emoji" w:cs="Segoe UI Emoji"/>
+        </w:rPr>
+        <w:t>✅</w:t>
+      </w:r>
+      <w:r>
+        <w:t xml:space="preserve"> Utile, anche se minimale.</w:t>
+      </w:r>
+      <w:r>
+        <w:br/>
+      </w:r>
+      <w:r>
+        <w:rPr>
+          <w:b/>
+          <w:bCs/>
+        </w:rPr>
+        <w:t>Da tenere</w:t>
+      </w:r>
+      <w:r>
+        <w:t>. Se in futuro crescesse, si può espandere come modulo più ampio di utilità comuni.</w:t>
+      </w:r>
+    </w:p>
+    <w:p>
+      <w:r>
+        <w:pict w14:anchorId="58A8505B">
+          <v:rect id="_x0000_i1136" style="width:0;height:1.5pt" o:hralign="center" o:hrstd="t" o:hr="t" fillcolor="#a0a0a0" stroked="f"/>
+        </w:pict>
+      </w:r>
+    </w:p>
+    <w:p>
+      <w:pPr>
+        <w:rPr>
+          <w:b/>
+          <w:bCs/>
+        </w:rPr>
+      </w:pPr>
+      <w:r>
+        <w:rPr>
+          <w:b/>
+          <w:bCs/>
+        </w:rPr>
+        <w:t>Riepilogo suggerimenti</w:t>
+      </w:r>
+    </w:p>
+    <w:tbl>
+      <w:tblPr>
+        <w:tblW w:w="0" w:type="auto"/>
+        <w:tblCellSpacing w:w="15" w:type="dxa"/>
+        <w:tblCellMar>
+          <w:top w:w="15" w:type="dxa"/>
+          <w:left w:w="15" w:type="dxa"/>
+          <w:bottom w:w="15" w:type="dxa"/>
+          <w:right w:w="15" w:type="dxa"/>
+        </w:tblCellMar>
+        <w:tblLook w:val="04A0" w:firstRow="1" w:lastRow="0" w:firstColumn="1" w:lastColumn="0" w:noHBand="0" w:noVBand="1"/>
+      </w:tblPr>
+      <w:tblGrid>
+        <w:gridCol w:w="1625"/>
+        <w:gridCol w:w="2218"/>
+        <w:gridCol w:w="4052"/>
+      </w:tblGrid>
+      <w:tr>
+        <w:trPr>
+          <w:tblHeader/>
+          <w:tblCellSpacing w:w="15" w:type="dxa"/>
+        </w:trPr>
+        <w:tc>
+          <w:tcPr>
+            <w:tcW w:w="0" w:type="auto"/>
+            <w:vAlign w:val="center"/>
+            <w:hideMark/>
+          </w:tcPr>
+          <w:p>
+            <w:pPr>
+              <w:rPr>
+                <w:b/>
+                <w:bCs/>
+              </w:rPr>
+            </w:pPr>
+            <w:r>
+              <w:rPr>
+                <w:b/>
+                <w:bCs/>
+              </w:rPr>
+              <w:t>File</w:t>
+            </w:r>
+          </w:p>
+        </w:tc>
+        <w:tc>
+          <w:tcPr>
+            <w:tcW w:w="0" w:type="auto"/>
+            <w:vAlign w:val="center"/>
+            <w:hideMark/>
+          </w:tcPr>
+          <w:p>
+            <w:pPr>
+              <w:rPr>
+                <w:b/>
+                <w:bCs/>
+              </w:rPr>
+            </w:pPr>
+            <w:r>
+              <w:rPr>
+                <w:b/>
+                <w:bCs/>
+              </w:rPr>
+              <w:t>Azione consigliata</w:t>
+            </w:r>
+          </w:p>
+        </w:tc>
+        <w:tc>
+          <w:tcPr>
+            <w:tcW w:w="0" w:type="auto"/>
+            <w:vAlign w:val="center"/>
+            <w:hideMark/>
+          </w:tcPr>
+          <w:p>
+            <w:pPr>
+              <w:rPr>
+                <w:b/>
+                <w:bCs/>
+              </w:rPr>
+            </w:pPr>
+            <w:r>
+              <w:rPr>
+                <w:b/>
+                <w:bCs/>
+              </w:rPr>
+              <w:t>Note aggiuntive</w:t>
+            </w:r>
+          </w:p>
+        </w:tc>
+      </w:tr>
+      <w:tr>
+        <w:trPr>
+          <w:tblCellSpacing w:w="15" w:type="dxa"/>
+        </w:trPr>
+        <w:tc>
+          <w:tcPr>
+            <w:tcW w:w="0" w:type="auto"/>
+            <w:vAlign w:val="center"/>
+            <w:hideMark/>
+          </w:tcPr>
+          <w:p>
+            <w:r>
+              <w:t>app.py</w:t>
+            </w:r>
+          </w:p>
+        </w:tc>
+        <w:tc>
+          <w:tcPr>
+            <w:tcW w:w="0" w:type="auto"/>
+            <w:vAlign w:val="center"/>
+            <w:hideMark/>
+          </w:tcPr>
+          <w:p>
+            <w:r>
+              <w:t>Facoltativo</w:t>
+            </w:r>
+          </w:p>
+        </w:tc>
+        <w:tc>
+          <w:tcPr>
+            <w:tcW w:w="0" w:type="auto"/>
+            <w:vAlign w:val="center"/>
+            <w:hideMark/>
+          </w:tcPr>
+          <w:p>
+            <w:r>
+              <w:t>Utile solo per comodità d’avvio</w:t>
+            </w:r>
+          </w:p>
+        </w:tc>
+      </w:tr>
+      <w:tr>
+        <w:trPr>
+          <w:tblCellSpacing w:w="15" w:type="dxa"/>
+        </w:trPr>
+        <w:tc>
+          <w:tcPr>
+            <w:tcW w:w="0" w:type="auto"/>
+            <w:vAlign w:val="center"/>
+            <w:hideMark/>
+          </w:tcPr>
+          <w:p>
+            <w:r>
+              <w:t>application.py</w:t>
+            </w:r>
+          </w:p>
+        </w:tc>
+        <w:tc>
+          <w:tcPr>
+            <w:tcW w:w="0" w:type="auto"/>
+            <w:vAlign w:val="center"/>
+            <w:hideMark/>
+          </w:tcPr>
+          <w:p>
+            <w:r>
+              <w:t>Rimuovere o archiviare</w:t>
+            </w:r>
+          </w:p>
+        </w:tc>
+        <w:tc>
+          <w:tcPr>
+            <w:tcW w:w="0" w:type="auto"/>
+            <w:vAlign w:val="center"/>
+            <w:hideMark/>
+          </w:tcPr>
+          <w:p>
+            <w:r>
+              <w:t>Superato da ui.py + controllers.py</w:t>
+            </w:r>
+          </w:p>
+        </w:tc>
+      </w:tr>
+      <w:tr>
+        <w:trPr>
+          <w:tblCellSpacing w:w="15" w:type="dxa"/>
+        </w:trPr>
+        <w:tc>
+          <w:tcPr>
+            <w:tcW w:w="0" w:type="auto"/>
+            <w:vAlign w:val="center"/>
+            <w:hideMark/>
+          </w:tcPr>
+          <w:p>
+            <w:r>
+              <w:lastRenderedPageBreak/>
+              <w:t>controllers.py</w:t>
+            </w:r>
+          </w:p>
+        </w:tc>
+        <w:tc>
+          <w:tcPr>
+            <w:tcW w:w="0" w:type="auto"/>
+            <w:vAlign w:val="center"/>
+            <w:hideMark/>
+          </w:tcPr>
+          <w:p>
+            <w:r>
+              <w:t>Tenere</w:t>
+            </w:r>
+          </w:p>
+        </w:tc>
+        <w:tc>
+          <w:tcPr>
+            <w:tcW w:w="0" w:type="auto"/>
+            <w:vAlign w:val="center"/>
+            <w:hideMark/>
+          </w:tcPr>
+          <w:p>
+            <w:r>
+              <w:t>Ben organizzato, centrale</w:t>
+            </w:r>
+          </w:p>
+        </w:tc>
+      </w:tr>
+      <w:tr>
+        <w:trPr>
+          <w:tblCellSpacing w:w="15" w:type="dxa"/>
+        </w:trPr>
+        <w:tc>
+          <w:tcPr>
+            <w:tcW w:w="0" w:type="auto"/>
+            <w:vAlign w:val="center"/>
+            <w:hideMark/>
+          </w:tcPr>
+          <w:p>
+            <w:r>
+              <w:t>plot_function.py</w:t>
+            </w:r>
+          </w:p>
+        </w:tc>
+        <w:tc>
+          <w:tcPr>
+            <w:tcW w:w="0" w:type="auto"/>
+            <w:vAlign w:val="center"/>
+            <w:hideMark/>
+          </w:tcPr>
+          <w:p>
+            <w:r>
+              <w:t>Tenere</w:t>
+            </w:r>
+          </w:p>
+        </w:tc>
+        <w:tc>
+          <w:tcPr>
+            <w:tcW w:w="0" w:type="auto"/>
+            <w:vAlign w:val="center"/>
+            <w:hideMark/>
+          </w:tcPr>
+          <w:p>
+            <w:r>
+              <w:t>Separazione delle visualizzazioni ben fatta</w:t>
+            </w:r>
+          </w:p>
+        </w:tc>
+      </w:tr>
+      <w:tr>
+        <w:trPr>
+          <w:tblCellSpacing w:w="15" w:type="dxa"/>
+        </w:trPr>
+        <w:tc>
+          <w:tcPr>
+            <w:tcW w:w="0" w:type="auto"/>
+            <w:vAlign w:val="center"/>
+            <w:hideMark/>
+          </w:tcPr>
+          <w:p>
+            <w:r>
+              <w:t>ui.py</w:t>
+            </w:r>
+          </w:p>
+        </w:tc>
+        <w:tc>
+          <w:tcPr>
+            <w:tcW w:w="0" w:type="auto"/>
+            <w:vAlign w:val="center"/>
+            <w:hideMark/>
+          </w:tcPr>
+          <w:p>
+            <w:r>
+              <w:t>Tenere</w:t>
+            </w:r>
+          </w:p>
+        </w:tc>
+        <w:tc>
+          <w:tcPr>
+            <w:tcW w:w="0" w:type="auto"/>
+            <w:vAlign w:val="center"/>
+            <w:hideMark/>
+          </w:tcPr>
+          <w:p>
+            <w:r>
+              <w:t>È il nuovo front-end principale</w:t>
+            </w:r>
+          </w:p>
+        </w:tc>
+      </w:tr>
+      <w:tr>
+        <w:trPr>
+          <w:tblCellSpacing w:w="15" w:type="dxa"/>
+        </w:trPr>
+        <w:tc>
+          <w:tcPr>
+            <w:tcW w:w="0" w:type="auto"/>
+            <w:vAlign w:val="center"/>
+            <w:hideMark/>
+          </w:tcPr>
+          <w:p>
+            <w:r>
+              <w:t>utils.py</w:t>
+            </w:r>
+          </w:p>
+        </w:tc>
+        <w:tc>
+          <w:tcPr>
+            <w:tcW w:w="0" w:type="auto"/>
+            <w:vAlign w:val="center"/>
+            <w:hideMark/>
+          </w:tcPr>
+          <w:p>
+            <w:r>
+              <w:t>Tenere</w:t>
+            </w:r>
+          </w:p>
+        </w:tc>
+        <w:tc>
+          <w:tcPr>
+            <w:tcW w:w="0" w:type="auto"/>
+            <w:vAlign w:val="center"/>
+            <w:hideMark/>
+          </w:tcPr>
+          <w:p>
+            <w:r>
+              <w:t>Utile anche se piccolo</w:t>
+            </w:r>
+          </w:p>
+        </w:tc>
+      </w:tr>
+    </w:tbl>
+    <w:p/>
     <w:sectPr>
       <w:pgSz w:w="11906" w:h="16838"/>
       <w:pgMar w:top="1417" w:right="1134" w:bottom="1134" w:left="1134" w:header="708" w:footer="708" w:gutter="0"/>
@@ -12930,6 +15688,119 @@
     </w:lvl>
   </w:abstractNum>
   <w:abstractNum w:abstractNumId="2" w15:restartNumberingAfterBreak="0">
+    <w:nsid w:val="04E161D5"/>
+    <w:multiLevelType w:val="multilevel"/>
+    <w:tmpl w:val="FFF295B6"/>
+    <w:lvl w:ilvl="0">
+      <w:start w:val="1"/>
+      <w:numFmt w:val="decimal"/>
+      <w:lvlText w:val="%1."/>
+      <w:lvlJc w:val="left"/>
+      <w:pPr>
+        <w:tabs>
+          <w:tab w:val="num" w:pos="720"/>
+        </w:tabs>
+        <w:ind w:left="720" w:hanging="360"/>
+      </w:pPr>
+    </w:lvl>
+    <w:lvl w:ilvl="1" w:tentative="1">
+      <w:start w:val="1"/>
+      <w:numFmt w:val="decimal"/>
+      <w:lvlText w:val="%2."/>
+      <w:lvlJc w:val="left"/>
+      <w:pPr>
+        <w:tabs>
+          <w:tab w:val="num" w:pos="1440"/>
+        </w:tabs>
+        <w:ind w:left="1440" w:hanging="360"/>
+      </w:pPr>
+    </w:lvl>
+    <w:lvl w:ilvl="2" w:tentative="1">
+      <w:start w:val="1"/>
+      <w:numFmt w:val="decimal"/>
+      <w:lvlText w:val="%3."/>
+      <w:lvlJc w:val="left"/>
+      <w:pPr>
+        <w:tabs>
+          <w:tab w:val="num" w:pos="2160"/>
+        </w:tabs>
+        <w:ind w:left="2160" w:hanging="360"/>
+      </w:pPr>
+    </w:lvl>
+    <w:lvl w:ilvl="3" w:tentative="1">
+      <w:start w:val="1"/>
+      <w:numFmt w:val="decimal"/>
+      <w:lvlText w:val="%4."/>
+      <w:lvlJc w:val="left"/>
+      <w:pPr>
+        <w:tabs>
+          <w:tab w:val="num" w:pos="2880"/>
+        </w:tabs>
+        <w:ind w:left="2880" w:hanging="360"/>
+      </w:pPr>
+    </w:lvl>
+    <w:lvl w:ilvl="4" w:tentative="1">
+      <w:start w:val="1"/>
+      <w:numFmt w:val="decimal"/>
+      <w:lvlText w:val="%5."/>
+      <w:lvlJc w:val="left"/>
+      <w:pPr>
+        <w:tabs>
+          <w:tab w:val="num" w:pos="3600"/>
+        </w:tabs>
+        <w:ind w:left="3600" w:hanging="360"/>
+      </w:pPr>
+    </w:lvl>
+    <w:lvl w:ilvl="5" w:tentative="1">
+      <w:start w:val="1"/>
+      <w:numFmt w:val="decimal"/>
+      <w:lvlText w:val="%6."/>
+      <w:lvlJc w:val="left"/>
+      <w:pPr>
+        <w:tabs>
+          <w:tab w:val="num" w:pos="4320"/>
+        </w:tabs>
+        <w:ind w:left="4320" w:hanging="360"/>
+      </w:pPr>
+    </w:lvl>
+    <w:lvl w:ilvl="6" w:tentative="1">
+      <w:start w:val="1"/>
+      <w:numFmt w:val="decimal"/>
+      <w:lvlText w:val="%7."/>
+      <w:lvlJc w:val="left"/>
+      <w:pPr>
+        <w:tabs>
+          <w:tab w:val="num" w:pos="5040"/>
+        </w:tabs>
+        <w:ind w:left="5040" w:hanging="360"/>
+      </w:pPr>
+    </w:lvl>
+    <w:lvl w:ilvl="7" w:tentative="1">
+      <w:start w:val="1"/>
+      <w:numFmt w:val="decimal"/>
+      <w:lvlText w:val="%8."/>
+      <w:lvlJc w:val="left"/>
+      <w:pPr>
+        <w:tabs>
+          <w:tab w:val="num" w:pos="5760"/>
+        </w:tabs>
+        <w:ind w:left="5760" w:hanging="360"/>
+      </w:pPr>
+    </w:lvl>
+    <w:lvl w:ilvl="8" w:tentative="1">
+      <w:start w:val="1"/>
+      <w:numFmt w:val="decimal"/>
+      <w:lvlText w:val="%9."/>
+      <w:lvlJc w:val="left"/>
+      <w:pPr>
+        <w:tabs>
+          <w:tab w:val="num" w:pos="6480"/>
+        </w:tabs>
+        <w:ind w:left="6480" w:hanging="360"/>
+      </w:pPr>
+    </w:lvl>
+  </w:abstractNum>
+  <w:abstractNum w:abstractNumId="3" w15:restartNumberingAfterBreak="0">
     <w:nsid w:val="05623568"/>
     <w:multiLevelType w:val="multilevel"/>
     <w:tmpl w:val="421A58C4"/>
@@ -13078,7 +15949,7 @@
       </w:rPr>
     </w:lvl>
   </w:abstractNum>
-  <w:abstractNum w:abstractNumId="3" w15:restartNumberingAfterBreak="0">
+  <w:abstractNum w:abstractNumId="4" w15:restartNumberingAfterBreak="0">
     <w:nsid w:val="061B73E3"/>
     <w:multiLevelType w:val="multilevel"/>
     <w:tmpl w:val="5D7849EE"/>
@@ -13227,7 +16098,7 @@
       </w:rPr>
     </w:lvl>
   </w:abstractNum>
-  <w:abstractNum w:abstractNumId="4" w15:restartNumberingAfterBreak="0">
+  <w:abstractNum w:abstractNumId="5" w15:restartNumberingAfterBreak="0">
     <w:nsid w:val="06BA42F7"/>
     <w:multiLevelType w:val="multilevel"/>
     <w:tmpl w:val="5E94DF3A"/>
@@ -13376,7 +16247,7 @@
       </w:rPr>
     </w:lvl>
   </w:abstractNum>
-  <w:abstractNum w:abstractNumId="5" w15:restartNumberingAfterBreak="0">
+  <w:abstractNum w:abstractNumId="6" w15:restartNumberingAfterBreak="0">
     <w:nsid w:val="08420A0B"/>
     <w:multiLevelType w:val="multilevel"/>
     <w:tmpl w:val="182CBB5A"/>
@@ -13525,7 +16396,156 @@
       </w:rPr>
     </w:lvl>
   </w:abstractNum>
-  <w:abstractNum w:abstractNumId="6" w15:restartNumberingAfterBreak="0">
+  <w:abstractNum w:abstractNumId="7" w15:restartNumberingAfterBreak="0">
+    <w:nsid w:val="0B335BC8"/>
+    <w:multiLevelType w:val="multilevel"/>
+    <w:tmpl w:val="81040AFE"/>
+    <w:lvl w:ilvl="0">
+      <w:start w:val="1"/>
+      <w:numFmt w:val="bullet"/>
+      <w:lvlText w:val=""/>
+      <w:lvlJc w:val="left"/>
+      <w:pPr>
+        <w:tabs>
+          <w:tab w:val="num" w:pos="720"/>
+        </w:tabs>
+        <w:ind w:left="720" w:hanging="360"/>
+      </w:pPr>
+      <w:rPr>
+        <w:rFonts w:ascii="Symbol" w:hAnsi="Symbol" w:hint="default"/>
+        <w:sz w:val="20"/>
+      </w:rPr>
+    </w:lvl>
+    <w:lvl w:ilvl="1" w:tentative="1">
+      <w:start w:val="1"/>
+      <w:numFmt w:val="bullet"/>
+      <w:lvlText w:val="o"/>
+      <w:lvlJc w:val="left"/>
+      <w:pPr>
+        <w:tabs>
+          <w:tab w:val="num" w:pos="1440"/>
+        </w:tabs>
+        <w:ind w:left="1440" w:hanging="360"/>
+      </w:pPr>
+      <w:rPr>
+        <w:rFonts w:ascii="Courier New" w:hAnsi="Courier New" w:hint="default"/>
+        <w:sz w:val="20"/>
+      </w:rPr>
+    </w:lvl>
+    <w:lvl w:ilvl="2" w:tentative="1">
+      <w:start w:val="1"/>
+      <w:numFmt w:val="bullet"/>
+      <w:lvlText w:val=""/>
+      <w:lvlJc w:val="left"/>
+      <w:pPr>
+        <w:tabs>
+          <w:tab w:val="num" w:pos="2160"/>
+        </w:tabs>
+        <w:ind w:left="2160" w:hanging="360"/>
+      </w:pPr>
+      <w:rPr>
+        <w:rFonts w:ascii="Wingdings" w:hAnsi="Wingdings" w:hint="default"/>
+        <w:sz w:val="20"/>
+      </w:rPr>
+    </w:lvl>
+    <w:lvl w:ilvl="3" w:tentative="1">
+      <w:start w:val="1"/>
+      <w:numFmt w:val="bullet"/>
+      <w:lvlText w:val=""/>
+      <w:lvlJc w:val="left"/>
+      <w:pPr>
+        <w:tabs>
+          <w:tab w:val="num" w:pos="2880"/>
+        </w:tabs>
+        <w:ind w:left="2880" w:hanging="360"/>
+      </w:pPr>
+      <w:rPr>
+        <w:rFonts w:ascii="Wingdings" w:hAnsi="Wingdings" w:hint="default"/>
+        <w:sz w:val="20"/>
+      </w:rPr>
+    </w:lvl>
+    <w:lvl w:ilvl="4" w:tentative="1">
+      <w:start w:val="1"/>
+      <w:numFmt w:val="bullet"/>
+      <w:lvlText w:val=""/>
+      <w:lvlJc w:val="left"/>
+      <w:pPr>
+        <w:tabs>
+          <w:tab w:val="num" w:pos="3600"/>
+        </w:tabs>
+        <w:ind w:left="3600" w:hanging="360"/>
+      </w:pPr>
+      <w:rPr>
+        <w:rFonts w:ascii="Wingdings" w:hAnsi="Wingdings" w:hint="default"/>
+        <w:sz w:val="20"/>
+      </w:rPr>
+    </w:lvl>
+    <w:lvl w:ilvl="5" w:tentative="1">
+      <w:start w:val="1"/>
+      <w:numFmt w:val="bullet"/>
+      <w:lvlText w:val=""/>
+      <w:lvlJc w:val="left"/>
+      <w:pPr>
+        <w:tabs>
+          <w:tab w:val="num" w:pos="4320"/>
+        </w:tabs>
+        <w:ind w:left="4320" w:hanging="360"/>
+      </w:pPr>
+      <w:rPr>
+        <w:rFonts w:ascii="Wingdings" w:hAnsi="Wingdings" w:hint="default"/>
+        <w:sz w:val="20"/>
+      </w:rPr>
+    </w:lvl>
+    <w:lvl w:ilvl="6" w:tentative="1">
+      <w:start w:val="1"/>
+      <w:numFmt w:val="bullet"/>
+      <w:lvlText w:val=""/>
+      <w:lvlJc w:val="left"/>
+      <w:pPr>
+        <w:tabs>
+          <w:tab w:val="num" w:pos="5040"/>
+        </w:tabs>
+        <w:ind w:left="5040" w:hanging="360"/>
+      </w:pPr>
+      <w:rPr>
+        <w:rFonts w:ascii="Wingdings" w:hAnsi="Wingdings" w:hint="default"/>
+        <w:sz w:val="20"/>
+      </w:rPr>
+    </w:lvl>
+    <w:lvl w:ilvl="7" w:tentative="1">
+      <w:start w:val="1"/>
+      <w:numFmt w:val="bullet"/>
+      <w:lvlText w:val=""/>
+      <w:lvlJc w:val="left"/>
+      <w:pPr>
+        <w:tabs>
+          <w:tab w:val="num" w:pos="5760"/>
+        </w:tabs>
+        <w:ind w:left="5760" w:hanging="360"/>
+      </w:pPr>
+      <w:rPr>
+        <w:rFonts w:ascii="Wingdings" w:hAnsi="Wingdings" w:hint="default"/>
+        <w:sz w:val="20"/>
+      </w:rPr>
+    </w:lvl>
+    <w:lvl w:ilvl="8" w:tentative="1">
+      <w:start w:val="1"/>
+      <w:numFmt w:val="bullet"/>
+      <w:lvlText w:val=""/>
+      <w:lvlJc w:val="left"/>
+      <w:pPr>
+        <w:tabs>
+          <w:tab w:val="num" w:pos="6480"/>
+        </w:tabs>
+        <w:ind w:left="6480" w:hanging="360"/>
+      </w:pPr>
+      <w:rPr>
+        <w:rFonts w:ascii="Wingdings" w:hAnsi="Wingdings" w:hint="default"/>
+        <w:sz w:val="20"/>
+      </w:rPr>
+    </w:lvl>
+  </w:abstractNum>
+  <w:abstractNum w:abstractNumId="8" w15:restartNumberingAfterBreak="0">
     <w:nsid w:val="0C6B06EC"/>
     <w:multiLevelType w:val="multilevel"/>
     <w:tmpl w:val="801C3466"/>
@@ -13674,7 +16694,7 @@
       </w:rPr>
     </w:lvl>
   </w:abstractNum>
-  <w:abstractNum w:abstractNumId="7" w15:restartNumberingAfterBreak="0">
+  <w:abstractNum w:abstractNumId="9" w15:restartNumberingAfterBreak="0">
     <w:nsid w:val="0F4F6DAA"/>
     <w:multiLevelType w:val="multilevel"/>
     <w:tmpl w:val="AB58EC7A"/>
@@ -13823,7 +16843,7 @@
       </w:rPr>
     </w:lvl>
   </w:abstractNum>
-  <w:abstractNum w:abstractNumId="8" w15:restartNumberingAfterBreak="0">
+  <w:abstractNum w:abstractNumId="10" w15:restartNumberingAfterBreak="0">
     <w:nsid w:val="138D3D12"/>
     <w:multiLevelType w:val="multilevel"/>
     <w:tmpl w:val="2604AFAC"/>
@@ -13972,7 +16992,7 @@
       </w:rPr>
     </w:lvl>
   </w:abstractNum>
-  <w:abstractNum w:abstractNumId="9" w15:restartNumberingAfterBreak="0">
+  <w:abstractNum w:abstractNumId="11" w15:restartNumberingAfterBreak="0">
     <w:nsid w:val="152600B4"/>
     <w:multiLevelType w:val="multilevel"/>
     <w:tmpl w:val="627489B8"/>
@@ -14121,7 +17141,7 @@
       </w:rPr>
     </w:lvl>
   </w:abstractNum>
-  <w:abstractNum w:abstractNumId="10" w15:restartNumberingAfterBreak="0">
+  <w:abstractNum w:abstractNumId="12" w15:restartNumberingAfterBreak="0">
     <w:nsid w:val="16AB640C"/>
     <w:multiLevelType w:val="multilevel"/>
     <w:tmpl w:val="F65E37B6"/>
@@ -14270,7 +17290,7 @@
       </w:rPr>
     </w:lvl>
   </w:abstractNum>
-  <w:abstractNum w:abstractNumId="11" w15:restartNumberingAfterBreak="0">
+  <w:abstractNum w:abstractNumId="13" w15:restartNumberingAfterBreak="0">
     <w:nsid w:val="18397FDF"/>
     <w:multiLevelType w:val="multilevel"/>
     <w:tmpl w:val="DCDA239A"/>
@@ -14419,7 +17439,7 @@
       </w:rPr>
     </w:lvl>
   </w:abstractNum>
-  <w:abstractNum w:abstractNumId="12" w15:restartNumberingAfterBreak="0">
+  <w:abstractNum w:abstractNumId="14" w15:restartNumberingAfterBreak="0">
     <w:nsid w:val="1B4E34E4"/>
     <w:multiLevelType w:val="multilevel"/>
     <w:tmpl w:val="7A84AF00"/>
@@ -14568,7 +17588,7 @@
       </w:rPr>
     </w:lvl>
   </w:abstractNum>
-  <w:abstractNum w:abstractNumId="13" w15:restartNumberingAfterBreak="0">
+  <w:abstractNum w:abstractNumId="15" w15:restartNumberingAfterBreak="0">
     <w:nsid w:val="1C674B0D"/>
     <w:multiLevelType w:val="multilevel"/>
     <w:tmpl w:val="C92891A8"/>
@@ -14717,7 +17737,7 @@
       </w:rPr>
     </w:lvl>
   </w:abstractNum>
-  <w:abstractNum w:abstractNumId="14" w15:restartNumberingAfterBreak="0">
+  <w:abstractNum w:abstractNumId="16" w15:restartNumberingAfterBreak="0">
     <w:nsid w:val="1DBA0E96"/>
     <w:multiLevelType w:val="multilevel"/>
     <w:tmpl w:val="9442509A"/>
@@ -14866,7 +17886,7 @@
       </w:rPr>
     </w:lvl>
   </w:abstractNum>
-  <w:abstractNum w:abstractNumId="15" w15:restartNumberingAfterBreak="0">
+  <w:abstractNum w:abstractNumId="17" w15:restartNumberingAfterBreak="0">
     <w:nsid w:val="1DEF0472"/>
     <w:multiLevelType w:val="multilevel"/>
     <w:tmpl w:val="4ED83092"/>
@@ -14979,7 +17999,7 @@
       </w:pPr>
     </w:lvl>
   </w:abstractNum>
-  <w:abstractNum w:abstractNumId="16" w15:restartNumberingAfterBreak="0">
+  <w:abstractNum w:abstractNumId="18" w15:restartNumberingAfterBreak="0">
     <w:nsid w:val="1F32052E"/>
     <w:multiLevelType w:val="multilevel"/>
     <w:tmpl w:val="CC6CFEC0"/>
@@ -15128,7 +18148,7 @@
       </w:rPr>
     </w:lvl>
   </w:abstractNum>
-  <w:abstractNum w:abstractNumId="17" w15:restartNumberingAfterBreak="0">
+  <w:abstractNum w:abstractNumId="19" w15:restartNumberingAfterBreak="0">
     <w:nsid w:val="24D23DB4"/>
     <w:multiLevelType w:val="multilevel"/>
     <w:tmpl w:val="C45EE7EC"/>
@@ -15277,7 +18297,7 @@
       </w:rPr>
     </w:lvl>
   </w:abstractNum>
-  <w:abstractNum w:abstractNumId="18" w15:restartNumberingAfterBreak="0">
+  <w:abstractNum w:abstractNumId="20" w15:restartNumberingAfterBreak="0">
     <w:nsid w:val="26C464BA"/>
     <w:multiLevelType w:val="multilevel"/>
     <w:tmpl w:val="0256E170"/>
@@ -15390,7 +18410,120 @@
       </w:pPr>
     </w:lvl>
   </w:abstractNum>
-  <w:abstractNum w:abstractNumId="19" w15:restartNumberingAfterBreak="0">
+  <w:abstractNum w:abstractNumId="21" w15:restartNumberingAfterBreak="0">
+    <w:nsid w:val="270D583D"/>
+    <w:multiLevelType w:val="multilevel"/>
+    <w:tmpl w:val="ADC29828"/>
+    <w:lvl w:ilvl="0">
+      <w:start w:val="1"/>
+      <w:numFmt w:val="decimal"/>
+      <w:lvlText w:val="%1."/>
+      <w:lvlJc w:val="left"/>
+      <w:pPr>
+        <w:tabs>
+          <w:tab w:val="num" w:pos="720"/>
+        </w:tabs>
+        <w:ind w:left="720" w:hanging="360"/>
+      </w:pPr>
+    </w:lvl>
+    <w:lvl w:ilvl="1" w:tentative="1">
+      <w:start w:val="1"/>
+      <w:numFmt w:val="decimal"/>
+      <w:lvlText w:val="%2."/>
+      <w:lvlJc w:val="left"/>
+      <w:pPr>
+        <w:tabs>
+          <w:tab w:val="num" w:pos="1440"/>
+        </w:tabs>
+        <w:ind w:left="1440" w:hanging="360"/>
+      </w:pPr>
+    </w:lvl>
+    <w:lvl w:ilvl="2" w:tentative="1">
+      <w:start w:val="1"/>
+      <w:numFmt w:val="decimal"/>
+      <w:lvlText w:val="%3."/>
+      <w:lvlJc w:val="left"/>
+      <w:pPr>
+        <w:tabs>
+          <w:tab w:val="num" w:pos="2160"/>
+        </w:tabs>
+        <w:ind w:left="2160" w:hanging="360"/>
+      </w:pPr>
+    </w:lvl>
+    <w:lvl w:ilvl="3" w:tentative="1">
+      <w:start w:val="1"/>
+      <w:numFmt w:val="decimal"/>
+      <w:lvlText w:val="%4."/>
+      <w:lvlJc w:val="left"/>
+      <w:pPr>
+        <w:tabs>
+          <w:tab w:val="num" w:pos="2880"/>
+        </w:tabs>
+        <w:ind w:left="2880" w:hanging="360"/>
+      </w:pPr>
+    </w:lvl>
+    <w:lvl w:ilvl="4" w:tentative="1">
+      <w:start w:val="1"/>
+      <w:numFmt w:val="decimal"/>
+      <w:lvlText w:val="%5."/>
+      <w:lvlJc w:val="left"/>
+      <w:pPr>
+        <w:tabs>
+          <w:tab w:val="num" w:pos="3600"/>
+        </w:tabs>
+        <w:ind w:left="3600" w:hanging="360"/>
+      </w:pPr>
+    </w:lvl>
+    <w:lvl w:ilvl="5" w:tentative="1">
+      <w:start w:val="1"/>
+      <w:numFmt w:val="decimal"/>
+      <w:lvlText w:val="%6."/>
+      <w:lvlJc w:val="left"/>
+      <w:pPr>
+        <w:tabs>
+          <w:tab w:val="num" w:pos="4320"/>
+        </w:tabs>
+        <w:ind w:left="4320" w:hanging="360"/>
+      </w:pPr>
+    </w:lvl>
+    <w:lvl w:ilvl="6" w:tentative="1">
+      <w:start w:val="1"/>
+      <w:numFmt w:val="decimal"/>
+      <w:lvlText w:val="%7."/>
+      <w:lvlJc w:val="left"/>
+      <w:pPr>
+        <w:tabs>
+          <w:tab w:val="num" w:pos="5040"/>
+        </w:tabs>
+        <w:ind w:left="5040" w:hanging="360"/>
+      </w:pPr>
+    </w:lvl>
+    <w:lvl w:ilvl="7" w:tentative="1">
+      <w:start w:val="1"/>
+      <w:numFmt w:val="decimal"/>
+      <w:lvlText w:val="%8."/>
+      <w:lvlJc w:val="left"/>
+      <w:pPr>
+        <w:tabs>
+          <w:tab w:val="num" w:pos="5760"/>
+        </w:tabs>
+        <w:ind w:left="5760" w:hanging="360"/>
+      </w:pPr>
+    </w:lvl>
+    <w:lvl w:ilvl="8" w:tentative="1">
+      <w:start w:val="1"/>
+      <w:numFmt w:val="decimal"/>
+      <w:lvlText w:val="%9."/>
+      <w:lvlJc w:val="left"/>
+      <w:pPr>
+        <w:tabs>
+          <w:tab w:val="num" w:pos="6480"/>
+        </w:tabs>
+        <w:ind w:left="6480" w:hanging="360"/>
+      </w:pPr>
+    </w:lvl>
+  </w:abstractNum>
+  <w:abstractNum w:abstractNumId="22" w15:restartNumberingAfterBreak="0">
     <w:nsid w:val="27F63A89"/>
     <w:multiLevelType w:val="multilevel"/>
     <w:tmpl w:val="CCC6631A"/>
@@ -15539,7 +18672,156 @@
       </w:rPr>
     </w:lvl>
   </w:abstractNum>
-  <w:abstractNum w:abstractNumId="20" w15:restartNumberingAfterBreak="0">
+  <w:abstractNum w:abstractNumId="23" w15:restartNumberingAfterBreak="0">
+    <w:nsid w:val="2BD971EC"/>
+    <w:multiLevelType w:val="multilevel"/>
+    <w:tmpl w:val="76505C7C"/>
+    <w:lvl w:ilvl="0">
+      <w:start w:val="1"/>
+      <w:numFmt w:val="bullet"/>
+      <w:lvlText w:val=""/>
+      <w:lvlJc w:val="left"/>
+      <w:pPr>
+        <w:tabs>
+          <w:tab w:val="num" w:pos="720"/>
+        </w:tabs>
+        <w:ind w:left="720" w:hanging="360"/>
+      </w:pPr>
+      <w:rPr>
+        <w:rFonts w:ascii="Symbol" w:hAnsi="Symbol" w:hint="default"/>
+        <w:sz w:val="20"/>
+      </w:rPr>
+    </w:lvl>
+    <w:lvl w:ilvl="1" w:tentative="1">
+      <w:start w:val="1"/>
+      <w:numFmt w:val="bullet"/>
+      <w:lvlText w:val="o"/>
+      <w:lvlJc w:val="left"/>
+      <w:pPr>
+        <w:tabs>
+          <w:tab w:val="num" w:pos="1440"/>
+        </w:tabs>
+        <w:ind w:left="1440" w:hanging="360"/>
+      </w:pPr>
+      <w:rPr>
+        <w:rFonts w:ascii="Courier New" w:hAnsi="Courier New" w:hint="default"/>
+        <w:sz w:val="20"/>
+      </w:rPr>
+    </w:lvl>
+    <w:lvl w:ilvl="2" w:tentative="1">
+      <w:start w:val="1"/>
+      <w:numFmt w:val="bullet"/>
+      <w:lvlText w:val=""/>
+      <w:lvlJc w:val="left"/>
+      <w:pPr>
+        <w:tabs>
+          <w:tab w:val="num" w:pos="2160"/>
+        </w:tabs>
+        <w:ind w:left="2160" w:hanging="360"/>
+      </w:pPr>
+      <w:rPr>
+        <w:rFonts w:ascii="Wingdings" w:hAnsi="Wingdings" w:hint="default"/>
+        <w:sz w:val="20"/>
+      </w:rPr>
+    </w:lvl>
+    <w:lvl w:ilvl="3" w:tentative="1">
+      <w:start w:val="1"/>
+      <w:numFmt w:val="bullet"/>
+      <w:lvlText w:val=""/>
+      <w:lvlJc w:val="left"/>
+      <w:pPr>
+        <w:tabs>
+          <w:tab w:val="num" w:pos="2880"/>
+        </w:tabs>
+        <w:ind w:left="2880" w:hanging="360"/>
+      </w:pPr>
+      <w:rPr>
+        <w:rFonts w:ascii="Wingdings" w:hAnsi="Wingdings" w:hint="default"/>
+        <w:sz w:val="20"/>
+      </w:rPr>
+    </w:lvl>
+    <w:lvl w:ilvl="4" w:tentative="1">
+      <w:start w:val="1"/>
+      <w:numFmt w:val="bullet"/>
+      <w:lvlText w:val=""/>
+      <w:lvlJc w:val="left"/>
+      <w:pPr>
+        <w:tabs>
+          <w:tab w:val="num" w:pos="3600"/>
+        </w:tabs>
+        <w:ind w:left="3600" w:hanging="360"/>
+      </w:pPr>
+      <w:rPr>
+        <w:rFonts w:ascii="Wingdings" w:hAnsi="Wingdings" w:hint="default"/>
+        <w:sz w:val="20"/>
+      </w:rPr>
+    </w:lvl>
+    <w:lvl w:ilvl="5" w:tentative="1">
+      <w:start w:val="1"/>
+      <w:numFmt w:val="bullet"/>
+      <w:lvlText w:val=""/>
+      <w:lvlJc w:val="left"/>
+      <w:pPr>
+        <w:tabs>
+          <w:tab w:val="num" w:pos="4320"/>
+        </w:tabs>
+        <w:ind w:left="4320" w:hanging="360"/>
+      </w:pPr>
+      <w:rPr>
+        <w:rFonts w:ascii="Wingdings" w:hAnsi="Wingdings" w:hint="default"/>
+        <w:sz w:val="20"/>
+      </w:rPr>
+    </w:lvl>
+    <w:lvl w:ilvl="6" w:tentative="1">
+      <w:start w:val="1"/>
+      <w:numFmt w:val="bullet"/>
+      <w:lvlText w:val=""/>
+      <w:lvlJc w:val="left"/>
+      <w:pPr>
+        <w:tabs>
+          <w:tab w:val="num" w:pos="5040"/>
+        </w:tabs>
+        <w:ind w:left="5040" w:hanging="360"/>
+      </w:pPr>
+      <w:rPr>
+        <w:rFonts w:ascii="Wingdings" w:hAnsi="Wingdings" w:hint="default"/>
+        <w:sz w:val="20"/>
+      </w:rPr>
+    </w:lvl>
+    <w:lvl w:ilvl="7" w:tentative="1">
+      <w:start w:val="1"/>
+      <w:numFmt w:val="bullet"/>
+      <w:lvlText w:val=""/>
+      <w:lvlJc w:val="left"/>
+      <w:pPr>
+        <w:tabs>
+          <w:tab w:val="num" w:pos="5760"/>
+        </w:tabs>
+        <w:ind w:left="5760" w:hanging="360"/>
+      </w:pPr>
+      <w:rPr>
+        <w:rFonts w:ascii="Wingdings" w:hAnsi="Wingdings" w:hint="default"/>
+        <w:sz w:val="20"/>
+      </w:rPr>
+    </w:lvl>
+    <w:lvl w:ilvl="8" w:tentative="1">
+      <w:start w:val="1"/>
+      <w:numFmt w:val="bullet"/>
+      <w:lvlText w:val=""/>
+      <w:lvlJc w:val="left"/>
+      <w:pPr>
+        <w:tabs>
+          <w:tab w:val="num" w:pos="6480"/>
+        </w:tabs>
+        <w:ind w:left="6480" w:hanging="360"/>
+      </w:pPr>
+      <w:rPr>
+        <w:rFonts w:ascii="Wingdings" w:hAnsi="Wingdings" w:hint="default"/>
+        <w:sz w:val="20"/>
+      </w:rPr>
+    </w:lvl>
+  </w:abstractNum>
+  <w:abstractNum w:abstractNumId="24" w15:restartNumberingAfterBreak="0">
     <w:nsid w:val="2C740F83"/>
     <w:multiLevelType w:val="multilevel"/>
     <w:tmpl w:val="78C49320"/>
@@ -15688,7 +18970,156 @@
       </w:rPr>
     </w:lvl>
   </w:abstractNum>
-  <w:abstractNum w:abstractNumId="21" w15:restartNumberingAfterBreak="0">
+  <w:abstractNum w:abstractNumId="25" w15:restartNumberingAfterBreak="0">
+    <w:nsid w:val="2CE04161"/>
+    <w:multiLevelType w:val="multilevel"/>
+    <w:tmpl w:val="D9EAA198"/>
+    <w:lvl w:ilvl="0">
+      <w:start w:val="1"/>
+      <w:numFmt w:val="bullet"/>
+      <w:lvlText w:val=""/>
+      <w:lvlJc w:val="left"/>
+      <w:pPr>
+        <w:tabs>
+          <w:tab w:val="num" w:pos="720"/>
+        </w:tabs>
+        <w:ind w:left="720" w:hanging="360"/>
+      </w:pPr>
+      <w:rPr>
+        <w:rFonts w:ascii="Symbol" w:hAnsi="Symbol" w:hint="default"/>
+        <w:sz w:val="20"/>
+      </w:rPr>
+    </w:lvl>
+    <w:lvl w:ilvl="1" w:tentative="1">
+      <w:start w:val="1"/>
+      <w:numFmt w:val="bullet"/>
+      <w:lvlText w:val="o"/>
+      <w:lvlJc w:val="left"/>
+      <w:pPr>
+        <w:tabs>
+          <w:tab w:val="num" w:pos="1440"/>
+        </w:tabs>
+        <w:ind w:left="1440" w:hanging="360"/>
+      </w:pPr>
+      <w:rPr>
+        <w:rFonts w:ascii="Courier New" w:hAnsi="Courier New" w:hint="default"/>
+        <w:sz w:val="20"/>
+      </w:rPr>
+    </w:lvl>
+    <w:lvl w:ilvl="2" w:tentative="1">
+      <w:start w:val="1"/>
+      <w:numFmt w:val="bullet"/>
+      <w:lvlText w:val=""/>
+      <w:lvlJc w:val="left"/>
+      <w:pPr>
+        <w:tabs>
+          <w:tab w:val="num" w:pos="2160"/>
+        </w:tabs>
+        <w:ind w:left="2160" w:hanging="360"/>
+      </w:pPr>
+      <w:rPr>
+        <w:rFonts w:ascii="Wingdings" w:hAnsi="Wingdings" w:hint="default"/>
+        <w:sz w:val="20"/>
+      </w:rPr>
+    </w:lvl>
+    <w:lvl w:ilvl="3" w:tentative="1">
+      <w:start w:val="1"/>
+      <w:numFmt w:val="bullet"/>
+      <w:lvlText w:val=""/>
+      <w:lvlJc w:val="left"/>
+      <w:pPr>
+        <w:tabs>
+          <w:tab w:val="num" w:pos="2880"/>
+        </w:tabs>
+        <w:ind w:left="2880" w:hanging="360"/>
+      </w:pPr>
+      <w:rPr>
+        <w:rFonts w:ascii="Wingdings" w:hAnsi="Wingdings" w:hint="default"/>
+        <w:sz w:val="20"/>
+      </w:rPr>
+    </w:lvl>
+    <w:lvl w:ilvl="4" w:tentative="1">
+      <w:start w:val="1"/>
+      <w:numFmt w:val="bullet"/>
+      <w:lvlText w:val=""/>
+      <w:lvlJc w:val="left"/>
+      <w:pPr>
+        <w:tabs>
+          <w:tab w:val="num" w:pos="3600"/>
+        </w:tabs>
+        <w:ind w:left="3600" w:hanging="360"/>
+      </w:pPr>
+      <w:rPr>
+        <w:rFonts w:ascii="Wingdings" w:hAnsi="Wingdings" w:hint="default"/>
+        <w:sz w:val="20"/>
+      </w:rPr>
+    </w:lvl>
+    <w:lvl w:ilvl="5" w:tentative="1">
+      <w:start w:val="1"/>
+      <w:numFmt w:val="bullet"/>
+      <w:lvlText w:val=""/>
+      <w:lvlJc w:val="left"/>
+      <w:pPr>
+        <w:tabs>
+          <w:tab w:val="num" w:pos="4320"/>
+        </w:tabs>
+        <w:ind w:left="4320" w:hanging="360"/>
+      </w:pPr>
+      <w:rPr>
+        <w:rFonts w:ascii="Wingdings" w:hAnsi="Wingdings" w:hint="default"/>
+        <w:sz w:val="20"/>
+      </w:rPr>
+    </w:lvl>
+    <w:lvl w:ilvl="6" w:tentative="1">
+      <w:start w:val="1"/>
+      <w:numFmt w:val="bullet"/>
+      <w:lvlText w:val=""/>
+      <w:lvlJc w:val="left"/>
+      <w:pPr>
+        <w:tabs>
+          <w:tab w:val="num" w:pos="5040"/>
+        </w:tabs>
+        <w:ind w:left="5040" w:hanging="360"/>
+      </w:pPr>
+      <w:rPr>
+        <w:rFonts w:ascii="Wingdings" w:hAnsi="Wingdings" w:hint="default"/>
+        <w:sz w:val="20"/>
+      </w:rPr>
+    </w:lvl>
+    <w:lvl w:ilvl="7" w:tentative="1">
+      <w:start w:val="1"/>
+      <w:numFmt w:val="bullet"/>
+      <w:lvlText w:val=""/>
+      <w:lvlJc w:val="left"/>
+      <w:pPr>
+        <w:tabs>
+          <w:tab w:val="num" w:pos="5760"/>
+        </w:tabs>
+        <w:ind w:left="5760" w:hanging="360"/>
+      </w:pPr>
+      <w:rPr>
+        <w:rFonts w:ascii="Wingdings" w:hAnsi="Wingdings" w:hint="default"/>
+        <w:sz w:val="20"/>
+      </w:rPr>
+    </w:lvl>
+    <w:lvl w:ilvl="8" w:tentative="1">
+      <w:start w:val="1"/>
+      <w:numFmt w:val="bullet"/>
+      <w:lvlText w:val=""/>
+      <w:lvlJc w:val="left"/>
+      <w:pPr>
+        <w:tabs>
+          <w:tab w:val="num" w:pos="6480"/>
+        </w:tabs>
+        <w:ind w:left="6480" w:hanging="360"/>
+      </w:pPr>
+      <w:rPr>
+        <w:rFonts w:ascii="Wingdings" w:hAnsi="Wingdings" w:hint="default"/>
+        <w:sz w:val="20"/>
+      </w:rPr>
+    </w:lvl>
+  </w:abstractNum>
+  <w:abstractNum w:abstractNumId="26" w15:restartNumberingAfterBreak="0">
     <w:nsid w:val="2E181167"/>
     <w:multiLevelType w:val="multilevel"/>
     <w:tmpl w:val="C002B342"/>
@@ -15805,7 +19236,7 @@
       </w:pPr>
     </w:lvl>
   </w:abstractNum>
-  <w:abstractNum w:abstractNumId="22" w15:restartNumberingAfterBreak="0">
+  <w:abstractNum w:abstractNumId="27" w15:restartNumberingAfterBreak="0">
     <w:nsid w:val="2EC33599"/>
     <w:multiLevelType w:val="multilevel"/>
     <w:tmpl w:val="C8389984"/>
@@ -15954,7 +19385,7 @@
       </w:rPr>
     </w:lvl>
   </w:abstractNum>
-  <w:abstractNum w:abstractNumId="23" w15:restartNumberingAfterBreak="0">
+  <w:abstractNum w:abstractNumId="28" w15:restartNumberingAfterBreak="0">
     <w:nsid w:val="331852CD"/>
     <w:multiLevelType w:val="multilevel"/>
     <w:tmpl w:val="8840A2E4"/>
@@ -16067,7 +19498,156 @@
       </w:pPr>
     </w:lvl>
   </w:abstractNum>
-  <w:abstractNum w:abstractNumId="24" w15:restartNumberingAfterBreak="0">
+  <w:abstractNum w:abstractNumId="29" w15:restartNumberingAfterBreak="0">
+    <w:nsid w:val="33AB6383"/>
+    <w:multiLevelType w:val="multilevel"/>
+    <w:tmpl w:val="AA2AA258"/>
+    <w:lvl w:ilvl="0">
+      <w:start w:val="1"/>
+      <w:numFmt w:val="bullet"/>
+      <w:lvlText w:val=""/>
+      <w:lvlJc w:val="left"/>
+      <w:pPr>
+        <w:tabs>
+          <w:tab w:val="num" w:pos="720"/>
+        </w:tabs>
+        <w:ind w:left="720" w:hanging="360"/>
+      </w:pPr>
+      <w:rPr>
+        <w:rFonts w:ascii="Symbol" w:hAnsi="Symbol" w:hint="default"/>
+        <w:sz w:val="20"/>
+      </w:rPr>
+    </w:lvl>
+    <w:lvl w:ilvl="1" w:tentative="1">
+      <w:start w:val="1"/>
+      <w:numFmt w:val="bullet"/>
+      <w:lvlText w:val="o"/>
+      <w:lvlJc w:val="left"/>
+      <w:pPr>
+        <w:tabs>
+          <w:tab w:val="num" w:pos="1440"/>
+        </w:tabs>
+        <w:ind w:left="1440" w:hanging="360"/>
+      </w:pPr>
+      <w:rPr>
+        <w:rFonts w:ascii="Courier New" w:hAnsi="Courier New" w:hint="default"/>
+        <w:sz w:val="20"/>
+      </w:rPr>
+    </w:lvl>
+    <w:lvl w:ilvl="2" w:tentative="1">
+      <w:start w:val="1"/>
+      <w:numFmt w:val="bullet"/>
+      <w:lvlText w:val=""/>
+      <w:lvlJc w:val="left"/>
+      <w:pPr>
+        <w:tabs>
+          <w:tab w:val="num" w:pos="2160"/>
+        </w:tabs>
+        <w:ind w:left="2160" w:hanging="360"/>
+      </w:pPr>
+      <w:rPr>
+        <w:rFonts w:ascii="Wingdings" w:hAnsi="Wingdings" w:hint="default"/>
+        <w:sz w:val="20"/>
+      </w:rPr>
+    </w:lvl>
+    <w:lvl w:ilvl="3" w:tentative="1">
+      <w:start w:val="1"/>
+      <w:numFmt w:val="bullet"/>
+      <w:lvlText w:val=""/>
+      <w:lvlJc w:val="left"/>
+      <w:pPr>
+        <w:tabs>
+          <w:tab w:val="num" w:pos="2880"/>
+        </w:tabs>
+        <w:ind w:left="2880" w:hanging="360"/>
+      </w:pPr>
+      <w:rPr>
+        <w:rFonts w:ascii="Wingdings" w:hAnsi="Wingdings" w:hint="default"/>
+        <w:sz w:val="20"/>
+      </w:rPr>
+    </w:lvl>
+    <w:lvl w:ilvl="4" w:tentative="1">
+      <w:start w:val="1"/>
+      <w:numFmt w:val="bullet"/>
+      <w:lvlText w:val=""/>
+      <w:lvlJc w:val="left"/>
+      <w:pPr>
+        <w:tabs>
+          <w:tab w:val="num" w:pos="3600"/>
+        </w:tabs>
+        <w:ind w:left="3600" w:hanging="360"/>
+      </w:pPr>
+      <w:rPr>
+        <w:rFonts w:ascii="Wingdings" w:hAnsi="Wingdings" w:hint="default"/>
+        <w:sz w:val="20"/>
+      </w:rPr>
+    </w:lvl>
+    <w:lvl w:ilvl="5" w:tentative="1">
+      <w:start w:val="1"/>
+      <w:numFmt w:val="bullet"/>
+      <w:lvlText w:val=""/>
+      <w:lvlJc w:val="left"/>
+      <w:pPr>
+        <w:tabs>
+          <w:tab w:val="num" w:pos="4320"/>
+        </w:tabs>
+        <w:ind w:left="4320" w:hanging="360"/>
+      </w:pPr>
+      <w:rPr>
+        <w:rFonts w:ascii="Wingdings" w:hAnsi="Wingdings" w:hint="default"/>
+        <w:sz w:val="20"/>
+      </w:rPr>
+    </w:lvl>
+    <w:lvl w:ilvl="6" w:tentative="1">
+      <w:start w:val="1"/>
+      <w:numFmt w:val="bullet"/>
+      <w:lvlText w:val=""/>
+      <w:lvlJc w:val="left"/>
+      <w:pPr>
+        <w:tabs>
+          <w:tab w:val="num" w:pos="5040"/>
+        </w:tabs>
+        <w:ind w:left="5040" w:hanging="360"/>
+      </w:pPr>
+      <w:rPr>
+        <w:rFonts w:ascii="Wingdings" w:hAnsi="Wingdings" w:hint="default"/>
+        <w:sz w:val="20"/>
+      </w:rPr>
+    </w:lvl>
+    <w:lvl w:ilvl="7" w:tentative="1">
+      <w:start w:val="1"/>
+      <w:numFmt w:val="bullet"/>
+      <w:lvlText w:val=""/>
+      <w:lvlJc w:val="left"/>
+      <w:pPr>
+        <w:tabs>
+          <w:tab w:val="num" w:pos="5760"/>
+        </w:tabs>
+        <w:ind w:left="5760" w:hanging="360"/>
+      </w:pPr>
+      <w:rPr>
+        <w:rFonts w:ascii="Wingdings" w:hAnsi="Wingdings" w:hint="default"/>
+        <w:sz w:val="20"/>
+      </w:rPr>
+    </w:lvl>
+    <w:lvl w:ilvl="8" w:tentative="1">
+      <w:start w:val="1"/>
+      <w:numFmt w:val="bullet"/>
+      <w:lvlText w:val=""/>
+      <w:lvlJc w:val="left"/>
+      <w:pPr>
+        <w:tabs>
+          <w:tab w:val="num" w:pos="6480"/>
+        </w:tabs>
+        <w:ind w:left="6480" w:hanging="360"/>
+      </w:pPr>
+      <w:rPr>
+        <w:rFonts w:ascii="Wingdings" w:hAnsi="Wingdings" w:hint="default"/>
+        <w:sz w:val="20"/>
+      </w:rPr>
+    </w:lvl>
+  </w:abstractNum>
+  <w:abstractNum w:abstractNumId="30" w15:restartNumberingAfterBreak="0">
     <w:nsid w:val="34241848"/>
     <w:multiLevelType w:val="multilevel"/>
     <w:tmpl w:val="587C1D20"/>
@@ -16216,7 +19796,7 @@
       </w:rPr>
     </w:lvl>
   </w:abstractNum>
-  <w:abstractNum w:abstractNumId="25" w15:restartNumberingAfterBreak="0">
+  <w:abstractNum w:abstractNumId="31" w15:restartNumberingAfterBreak="0">
     <w:nsid w:val="34A302A8"/>
     <w:multiLevelType w:val="multilevel"/>
     <w:tmpl w:val="21D66E48"/>
@@ -16365,7 +19945,7 @@
       </w:rPr>
     </w:lvl>
   </w:abstractNum>
-  <w:abstractNum w:abstractNumId="26" w15:restartNumberingAfterBreak="0">
+  <w:abstractNum w:abstractNumId="32" w15:restartNumberingAfterBreak="0">
     <w:nsid w:val="354A1630"/>
     <w:multiLevelType w:val="multilevel"/>
     <w:tmpl w:val="D604DD7C"/>
@@ -16514,7 +20094,7 @@
       </w:rPr>
     </w:lvl>
   </w:abstractNum>
-  <w:abstractNum w:abstractNumId="27" w15:restartNumberingAfterBreak="0">
+  <w:abstractNum w:abstractNumId="33" w15:restartNumberingAfterBreak="0">
     <w:nsid w:val="37197133"/>
     <w:multiLevelType w:val="multilevel"/>
     <w:tmpl w:val="EB86FED2"/>
@@ -16663,7 +20243,7 @@
       </w:rPr>
     </w:lvl>
   </w:abstractNum>
-  <w:abstractNum w:abstractNumId="28" w15:restartNumberingAfterBreak="0">
+  <w:abstractNum w:abstractNumId="34" w15:restartNumberingAfterBreak="0">
     <w:nsid w:val="378E05A5"/>
     <w:multiLevelType w:val="multilevel"/>
     <w:tmpl w:val="5306A7CE"/>
@@ -16812,7 +20392,7 @@
       </w:rPr>
     </w:lvl>
   </w:abstractNum>
-  <w:abstractNum w:abstractNumId="29" w15:restartNumberingAfterBreak="0">
+  <w:abstractNum w:abstractNumId="35" w15:restartNumberingAfterBreak="0">
     <w:nsid w:val="38723915"/>
     <w:multiLevelType w:val="multilevel"/>
     <w:tmpl w:val="38D8436A"/>
@@ -16961,7 +20541,7 @@
       </w:rPr>
     </w:lvl>
   </w:abstractNum>
-  <w:abstractNum w:abstractNumId="30" w15:restartNumberingAfterBreak="0">
+  <w:abstractNum w:abstractNumId="36" w15:restartNumberingAfterBreak="0">
     <w:nsid w:val="3A173580"/>
     <w:multiLevelType w:val="multilevel"/>
     <w:tmpl w:val="7A1CF2BC"/>
@@ -17110,7 +20690,7 @@
       </w:rPr>
     </w:lvl>
   </w:abstractNum>
-  <w:abstractNum w:abstractNumId="31" w15:restartNumberingAfterBreak="0">
+  <w:abstractNum w:abstractNumId="37" w15:restartNumberingAfterBreak="0">
     <w:nsid w:val="3A32451D"/>
     <w:multiLevelType w:val="multilevel"/>
     <w:tmpl w:val="3DA2E5E8"/>
@@ -17227,7 +20807,7 @@
       </w:pPr>
     </w:lvl>
   </w:abstractNum>
-  <w:abstractNum w:abstractNumId="32" w15:restartNumberingAfterBreak="0">
+  <w:abstractNum w:abstractNumId="38" w15:restartNumberingAfterBreak="0">
     <w:nsid w:val="3D756C21"/>
     <w:multiLevelType w:val="multilevel"/>
     <w:tmpl w:val="03EE375A"/>
@@ -17376,7 +20956,7 @@
       </w:rPr>
     </w:lvl>
   </w:abstractNum>
-  <w:abstractNum w:abstractNumId="33" w15:restartNumberingAfterBreak="0">
+  <w:abstractNum w:abstractNumId="39" w15:restartNumberingAfterBreak="0">
     <w:nsid w:val="3DD71FB4"/>
     <w:multiLevelType w:val="multilevel"/>
     <w:tmpl w:val="F40859B6"/>
@@ -17525,7 +21105,7 @@
       </w:rPr>
     </w:lvl>
   </w:abstractNum>
-  <w:abstractNum w:abstractNumId="34" w15:restartNumberingAfterBreak="0">
+  <w:abstractNum w:abstractNumId="40" w15:restartNumberingAfterBreak="0">
     <w:nsid w:val="3DEC3B96"/>
     <w:multiLevelType w:val="multilevel"/>
     <w:tmpl w:val="4A924AE4"/>
@@ -17674,7 +21254,7 @@
       </w:rPr>
     </w:lvl>
   </w:abstractNum>
-  <w:abstractNum w:abstractNumId="35" w15:restartNumberingAfterBreak="0">
+  <w:abstractNum w:abstractNumId="41" w15:restartNumberingAfterBreak="0">
     <w:nsid w:val="3F892A94"/>
     <w:multiLevelType w:val="multilevel"/>
     <w:tmpl w:val="7B584B72"/>
@@ -17823,7 +21403,7 @@
       </w:rPr>
     </w:lvl>
   </w:abstractNum>
-  <w:abstractNum w:abstractNumId="36" w15:restartNumberingAfterBreak="0">
+  <w:abstractNum w:abstractNumId="42" w15:restartNumberingAfterBreak="0">
     <w:nsid w:val="3FE906CD"/>
     <w:multiLevelType w:val="multilevel"/>
     <w:tmpl w:val="317A8A84"/>
@@ -17972,7 +21552,156 @@
       </w:rPr>
     </w:lvl>
   </w:abstractNum>
-  <w:abstractNum w:abstractNumId="37" w15:restartNumberingAfterBreak="0">
+  <w:abstractNum w:abstractNumId="43" w15:restartNumberingAfterBreak="0">
+    <w:nsid w:val="3FFA0FA3"/>
+    <w:multiLevelType w:val="multilevel"/>
+    <w:tmpl w:val="1CDCA540"/>
+    <w:lvl w:ilvl="0">
+      <w:start w:val="1"/>
+      <w:numFmt w:val="bullet"/>
+      <w:lvlText w:val=""/>
+      <w:lvlJc w:val="left"/>
+      <w:pPr>
+        <w:tabs>
+          <w:tab w:val="num" w:pos="720"/>
+        </w:tabs>
+        <w:ind w:left="720" w:hanging="360"/>
+      </w:pPr>
+      <w:rPr>
+        <w:rFonts w:ascii="Symbol" w:hAnsi="Symbol" w:hint="default"/>
+        <w:sz w:val="20"/>
+      </w:rPr>
+    </w:lvl>
+    <w:lvl w:ilvl="1" w:tentative="1">
+      <w:start w:val="1"/>
+      <w:numFmt w:val="bullet"/>
+      <w:lvlText w:val="o"/>
+      <w:lvlJc w:val="left"/>
+      <w:pPr>
+        <w:tabs>
+          <w:tab w:val="num" w:pos="1440"/>
+        </w:tabs>
+        <w:ind w:left="1440" w:hanging="360"/>
+      </w:pPr>
+      <w:rPr>
+        <w:rFonts w:ascii="Courier New" w:hAnsi="Courier New" w:hint="default"/>
+        <w:sz w:val="20"/>
+      </w:rPr>
+    </w:lvl>
+    <w:lvl w:ilvl="2" w:tentative="1">
+      <w:start w:val="1"/>
+      <w:numFmt w:val="bullet"/>
+      <w:lvlText w:val=""/>
+      <w:lvlJc w:val="left"/>
+      <w:pPr>
+        <w:tabs>
+          <w:tab w:val="num" w:pos="2160"/>
+        </w:tabs>
+        <w:ind w:left="2160" w:hanging="360"/>
+      </w:pPr>
+      <w:rPr>
+        <w:rFonts w:ascii="Wingdings" w:hAnsi="Wingdings" w:hint="default"/>
+        <w:sz w:val="20"/>
+      </w:rPr>
+    </w:lvl>
+    <w:lvl w:ilvl="3" w:tentative="1">
+      <w:start w:val="1"/>
+      <w:numFmt w:val="bullet"/>
+      <w:lvlText w:val=""/>
+      <w:lvlJc w:val="left"/>
+      <w:pPr>
+        <w:tabs>
+          <w:tab w:val="num" w:pos="2880"/>
+        </w:tabs>
+        <w:ind w:left="2880" w:hanging="360"/>
+      </w:pPr>
+      <w:rPr>
+        <w:rFonts w:ascii="Wingdings" w:hAnsi="Wingdings" w:hint="default"/>
+        <w:sz w:val="20"/>
+      </w:rPr>
+    </w:lvl>
+    <w:lvl w:ilvl="4" w:tentative="1">
+      <w:start w:val="1"/>
+      <w:numFmt w:val="bullet"/>
+      <w:lvlText w:val=""/>
+      <w:lvlJc w:val="left"/>
+      <w:pPr>
+        <w:tabs>
+          <w:tab w:val="num" w:pos="3600"/>
+        </w:tabs>
+        <w:ind w:left="3600" w:hanging="360"/>
+      </w:pPr>
+      <w:rPr>
+        <w:rFonts w:ascii="Wingdings" w:hAnsi="Wingdings" w:hint="default"/>
+        <w:sz w:val="20"/>
+      </w:rPr>
+    </w:lvl>
+    <w:lvl w:ilvl="5" w:tentative="1">
+      <w:start w:val="1"/>
+      <w:numFmt w:val="bullet"/>
+      <w:lvlText w:val=""/>
+      <w:lvlJc w:val="left"/>
+      <w:pPr>
+        <w:tabs>
+          <w:tab w:val="num" w:pos="4320"/>
+        </w:tabs>
+        <w:ind w:left="4320" w:hanging="360"/>
+      </w:pPr>
+      <w:rPr>
+        <w:rFonts w:ascii="Wingdings" w:hAnsi="Wingdings" w:hint="default"/>
+        <w:sz w:val="20"/>
+      </w:rPr>
+    </w:lvl>
+    <w:lvl w:ilvl="6" w:tentative="1">
+      <w:start w:val="1"/>
+      <w:numFmt w:val="bullet"/>
+      <w:lvlText w:val=""/>
+      <w:lvlJc w:val="left"/>
+      <w:pPr>
+        <w:tabs>
+          <w:tab w:val="num" w:pos="5040"/>
+        </w:tabs>
+        <w:ind w:left="5040" w:hanging="360"/>
+      </w:pPr>
+      <w:rPr>
+        <w:rFonts w:ascii="Wingdings" w:hAnsi="Wingdings" w:hint="default"/>
+        <w:sz w:val="20"/>
+      </w:rPr>
+    </w:lvl>
+    <w:lvl w:ilvl="7" w:tentative="1">
+      <w:start w:val="1"/>
+      <w:numFmt w:val="bullet"/>
+      <w:lvlText w:val=""/>
+      <w:lvlJc w:val="left"/>
+      <w:pPr>
+        <w:tabs>
+          <w:tab w:val="num" w:pos="5760"/>
+        </w:tabs>
+        <w:ind w:left="5760" w:hanging="360"/>
+      </w:pPr>
+      <w:rPr>
+        <w:rFonts w:ascii="Wingdings" w:hAnsi="Wingdings" w:hint="default"/>
+        <w:sz w:val="20"/>
+      </w:rPr>
+    </w:lvl>
+    <w:lvl w:ilvl="8" w:tentative="1">
+      <w:start w:val="1"/>
+      <w:numFmt w:val="bullet"/>
+      <w:lvlText w:val=""/>
+      <w:lvlJc w:val="left"/>
+      <w:pPr>
+        <w:tabs>
+          <w:tab w:val="num" w:pos="6480"/>
+        </w:tabs>
+        <w:ind w:left="6480" w:hanging="360"/>
+      </w:pPr>
+      <w:rPr>
+        <w:rFonts w:ascii="Wingdings" w:hAnsi="Wingdings" w:hint="default"/>
+        <w:sz w:val="20"/>
+      </w:rPr>
+    </w:lvl>
+  </w:abstractNum>
+  <w:abstractNum w:abstractNumId="44" w15:restartNumberingAfterBreak="0">
     <w:nsid w:val="401D4E60"/>
     <w:multiLevelType w:val="multilevel"/>
     <w:tmpl w:val="E91C8B62"/>
@@ -18121,7 +21850,7 @@
       </w:rPr>
     </w:lvl>
   </w:abstractNum>
-  <w:abstractNum w:abstractNumId="38" w15:restartNumberingAfterBreak="0">
+  <w:abstractNum w:abstractNumId="45" w15:restartNumberingAfterBreak="0">
     <w:nsid w:val="417B4B55"/>
     <w:multiLevelType w:val="multilevel"/>
     <w:tmpl w:val="9F82B416"/>
@@ -18270,7 +21999,7 @@
       </w:rPr>
     </w:lvl>
   </w:abstractNum>
-  <w:abstractNum w:abstractNumId="39" w15:restartNumberingAfterBreak="0">
+  <w:abstractNum w:abstractNumId="46" w15:restartNumberingAfterBreak="0">
     <w:nsid w:val="4184287A"/>
     <w:multiLevelType w:val="multilevel"/>
     <w:tmpl w:val="33965CF0"/>
@@ -18419,7 +22148,7 @@
       </w:rPr>
     </w:lvl>
   </w:abstractNum>
-  <w:abstractNum w:abstractNumId="40" w15:restartNumberingAfterBreak="0">
+  <w:abstractNum w:abstractNumId="47" w15:restartNumberingAfterBreak="0">
     <w:nsid w:val="42CE09BE"/>
     <w:multiLevelType w:val="multilevel"/>
     <w:tmpl w:val="F6B28DA2"/>
@@ -18568,7 +22297,124 @@
       </w:rPr>
     </w:lvl>
   </w:abstractNum>
-  <w:abstractNum w:abstractNumId="41" w15:restartNumberingAfterBreak="0">
+  <w:abstractNum w:abstractNumId="48" w15:restartNumberingAfterBreak="0">
+    <w:nsid w:val="43014605"/>
+    <w:multiLevelType w:val="multilevel"/>
+    <w:tmpl w:val="DA30DBB6"/>
+    <w:lvl w:ilvl="0">
+      <w:start w:val="1"/>
+      <w:numFmt w:val="decimal"/>
+      <w:lvlText w:val="%1."/>
+      <w:lvlJc w:val="left"/>
+      <w:pPr>
+        <w:tabs>
+          <w:tab w:val="num" w:pos="720"/>
+        </w:tabs>
+        <w:ind w:left="720" w:hanging="360"/>
+      </w:pPr>
+    </w:lvl>
+    <w:lvl w:ilvl="1">
+      <w:start w:val="1"/>
+      <w:numFmt w:val="bullet"/>
+      <w:lvlText w:val="o"/>
+      <w:lvlJc w:val="left"/>
+      <w:pPr>
+        <w:tabs>
+          <w:tab w:val="num" w:pos="1440"/>
+        </w:tabs>
+        <w:ind w:left="1440" w:hanging="360"/>
+      </w:pPr>
+      <w:rPr>
+        <w:rFonts w:ascii="Courier New" w:hAnsi="Courier New" w:hint="default"/>
+        <w:sz w:val="20"/>
+      </w:rPr>
+    </w:lvl>
+    <w:lvl w:ilvl="2" w:tentative="1">
+      <w:start w:val="1"/>
+      <w:numFmt w:val="decimal"/>
+      <w:lvlText w:val="%3."/>
+      <w:lvlJc w:val="left"/>
+      <w:pPr>
+        <w:tabs>
+          <w:tab w:val="num" w:pos="2160"/>
+        </w:tabs>
+        <w:ind w:left="2160" w:hanging="360"/>
+      </w:pPr>
+    </w:lvl>
+    <w:lvl w:ilvl="3" w:tentative="1">
+      <w:start w:val="1"/>
+      <w:numFmt w:val="decimal"/>
+      <w:lvlText w:val="%4."/>
+      <w:lvlJc w:val="left"/>
+      <w:pPr>
+        <w:tabs>
+          <w:tab w:val="num" w:pos="2880"/>
+        </w:tabs>
+        <w:ind w:left="2880" w:hanging="360"/>
+      </w:pPr>
+    </w:lvl>
+    <w:lvl w:ilvl="4" w:tentative="1">
+      <w:start w:val="1"/>
+      <w:numFmt w:val="decimal"/>
+      <w:lvlText w:val="%5."/>
+      <w:lvlJc w:val="left"/>
+      <w:pPr>
+        <w:tabs>
+          <w:tab w:val="num" w:pos="3600"/>
+        </w:tabs>
+        <w:ind w:left="3600" w:hanging="360"/>
+      </w:pPr>
+    </w:lvl>
+    <w:lvl w:ilvl="5" w:tentative="1">
+      <w:start w:val="1"/>
+      <w:numFmt w:val="decimal"/>
+      <w:lvlText w:val="%6."/>
+      <w:lvlJc w:val="left"/>
+      <w:pPr>
+        <w:tabs>
+          <w:tab w:val="num" w:pos="4320"/>
+        </w:tabs>
+        <w:ind w:left="4320" w:hanging="360"/>
+      </w:pPr>
+    </w:lvl>
+    <w:lvl w:ilvl="6" w:tentative="1">
+      <w:start w:val="1"/>
+      <w:numFmt w:val="decimal"/>
+      <w:lvlText w:val="%7."/>
+      <w:lvlJc w:val="left"/>
+      <w:pPr>
+        <w:tabs>
+          <w:tab w:val="num" w:pos="5040"/>
+        </w:tabs>
+        <w:ind w:left="5040" w:hanging="360"/>
+      </w:pPr>
+    </w:lvl>
+    <w:lvl w:ilvl="7" w:tentative="1">
+      <w:start w:val="1"/>
+      <w:numFmt w:val="decimal"/>
+      <w:lvlText w:val="%8."/>
+      <w:lvlJc w:val="left"/>
+      <w:pPr>
+        <w:tabs>
+          <w:tab w:val="num" w:pos="5760"/>
+        </w:tabs>
+        <w:ind w:left="5760" w:hanging="360"/>
+      </w:pPr>
+    </w:lvl>
+    <w:lvl w:ilvl="8" w:tentative="1">
+      <w:start w:val="1"/>
+      <w:numFmt w:val="decimal"/>
+      <w:lvlText w:val="%9."/>
+      <w:lvlJc w:val="left"/>
+      <w:pPr>
+        <w:tabs>
+          <w:tab w:val="num" w:pos="6480"/>
+        </w:tabs>
+        <w:ind w:left="6480" w:hanging="360"/>
+      </w:pPr>
+    </w:lvl>
+  </w:abstractNum>
+  <w:abstractNum w:abstractNumId="49" w15:restartNumberingAfterBreak="0">
     <w:nsid w:val="4376447D"/>
     <w:multiLevelType w:val="multilevel"/>
     <w:tmpl w:val="5ED20730"/>
@@ -18717,7 +22563,156 @@
       </w:rPr>
     </w:lvl>
   </w:abstractNum>
-  <w:abstractNum w:abstractNumId="42" w15:restartNumberingAfterBreak="0">
+  <w:abstractNum w:abstractNumId="50" w15:restartNumberingAfterBreak="0">
+    <w:nsid w:val="45BC6EA3"/>
+    <w:multiLevelType w:val="multilevel"/>
+    <w:tmpl w:val="73A4B944"/>
+    <w:lvl w:ilvl="0">
+      <w:start w:val="1"/>
+      <w:numFmt w:val="bullet"/>
+      <w:lvlText w:val=""/>
+      <w:lvlJc w:val="left"/>
+      <w:pPr>
+        <w:tabs>
+          <w:tab w:val="num" w:pos="720"/>
+        </w:tabs>
+        <w:ind w:left="720" w:hanging="360"/>
+      </w:pPr>
+      <w:rPr>
+        <w:rFonts w:ascii="Symbol" w:hAnsi="Symbol" w:hint="default"/>
+        <w:sz w:val="20"/>
+      </w:rPr>
+    </w:lvl>
+    <w:lvl w:ilvl="1" w:tentative="1">
+      <w:start w:val="1"/>
+      <w:numFmt w:val="bullet"/>
+      <w:lvlText w:val="o"/>
+      <w:lvlJc w:val="left"/>
+      <w:pPr>
+        <w:tabs>
+          <w:tab w:val="num" w:pos="1440"/>
+        </w:tabs>
+        <w:ind w:left="1440" w:hanging="360"/>
+      </w:pPr>
+      <w:rPr>
+        <w:rFonts w:ascii="Courier New" w:hAnsi="Courier New" w:hint="default"/>
+        <w:sz w:val="20"/>
+      </w:rPr>
+    </w:lvl>
+    <w:lvl w:ilvl="2" w:tentative="1">
+      <w:start w:val="1"/>
+      <w:numFmt w:val="bullet"/>
+      <w:lvlText w:val=""/>
+      <w:lvlJc w:val="left"/>
+      <w:pPr>
+        <w:tabs>
+          <w:tab w:val="num" w:pos="2160"/>
+        </w:tabs>
+        <w:ind w:left="2160" w:hanging="360"/>
+      </w:pPr>
+      <w:rPr>
+        <w:rFonts w:ascii="Wingdings" w:hAnsi="Wingdings" w:hint="default"/>
+        <w:sz w:val="20"/>
+      </w:rPr>
+    </w:lvl>
+    <w:lvl w:ilvl="3" w:tentative="1">
+      <w:start w:val="1"/>
+      <w:numFmt w:val="bullet"/>
+      <w:lvlText w:val=""/>
+      <w:lvlJc w:val="left"/>
+      <w:pPr>
+        <w:tabs>
+          <w:tab w:val="num" w:pos="2880"/>
+        </w:tabs>
+        <w:ind w:left="2880" w:hanging="360"/>
+      </w:pPr>
+      <w:rPr>
+        <w:rFonts w:ascii="Wingdings" w:hAnsi="Wingdings" w:hint="default"/>
+        <w:sz w:val="20"/>
+      </w:rPr>
+    </w:lvl>
+    <w:lvl w:ilvl="4" w:tentative="1">
+      <w:start w:val="1"/>
+      <w:numFmt w:val="bullet"/>
+      <w:lvlText w:val=""/>
+      <w:lvlJc w:val="left"/>
+      <w:pPr>
+        <w:tabs>
+          <w:tab w:val="num" w:pos="3600"/>
+        </w:tabs>
+        <w:ind w:left="3600" w:hanging="360"/>
+      </w:pPr>
+      <w:rPr>
+        <w:rFonts w:ascii="Wingdings" w:hAnsi="Wingdings" w:hint="default"/>
+        <w:sz w:val="20"/>
+      </w:rPr>
+    </w:lvl>
+    <w:lvl w:ilvl="5" w:tentative="1">
+      <w:start w:val="1"/>
+      <w:numFmt w:val="bullet"/>
+      <w:lvlText w:val=""/>
+      <w:lvlJc w:val="left"/>
+      <w:pPr>
+        <w:tabs>
+          <w:tab w:val="num" w:pos="4320"/>
+        </w:tabs>
+        <w:ind w:left="4320" w:hanging="360"/>
+      </w:pPr>
+      <w:rPr>
+        <w:rFonts w:ascii="Wingdings" w:hAnsi="Wingdings" w:hint="default"/>
+        <w:sz w:val="20"/>
+      </w:rPr>
+    </w:lvl>
+    <w:lvl w:ilvl="6" w:tentative="1">
+      <w:start w:val="1"/>
+      <w:numFmt w:val="bullet"/>
+      <w:lvlText w:val=""/>
+      <w:lvlJc w:val="left"/>
+      <w:pPr>
+        <w:tabs>
+          <w:tab w:val="num" w:pos="5040"/>
+        </w:tabs>
+        <w:ind w:left="5040" w:hanging="360"/>
+      </w:pPr>
+      <w:rPr>
+        <w:rFonts w:ascii="Wingdings" w:hAnsi="Wingdings" w:hint="default"/>
+        <w:sz w:val="20"/>
+      </w:rPr>
+    </w:lvl>
+    <w:lvl w:ilvl="7" w:tentative="1">
+      <w:start w:val="1"/>
+      <w:numFmt w:val="bullet"/>
+      <w:lvlText w:val=""/>
+      <w:lvlJc w:val="left"/>
+      <w:pPr>
+        <w:tabs>
+          <w:tab w:val="num" w:pos="5760"/>
+        </w:tabs>
+        <w:ind w:left="5760" w:hanging="360"/>
+      </w:pPr>
+      <w:rPr>
+        <w:rFonts w:ascii="Wingdings" w:hAnsi="Wingdings" w:hint="default"/>
+        <w:sz w:val="20"/>
+      </w:rPr>
+    </w:lvl>
+    <w:lvl w:ilvl="8" w:tentative="1">
+      <w:start w:val="1"/>
+      <w:numFmt w:val="bullet"/>
+      <w:lvlText w:val=""/>
+      <w:lvlJc w:val="left"/>
+      <w:pPr>
+        <w:tabs>
+          <w:tab w:val="num" w:pos="6480"/>
+        </w:tabs>
+        <w:ind w:left="6480" w:hanging="360"/>
+      </w:pPr>
+      <w:rPr>
+        <w:rFonts w:ascii="Wingdings" w:hAnsi="Wingdings" w:hint="default"/>
+        <w:sz w:val="20"/>
+      </w:rPr>
+    </w:lvl>
+  </w:abstractNum>
+  <w:abstractNum w:abstractNumId="51" w15:restartNumberingAfterBreak="0">
     <w:nsid w:val="48B0445D"/>
     <w:multiLevelType w:val="multilevel"/>
     <w:tmpl w:val="D7DA86C8"/>
@@ -18866,7 +22861,7 @@
       </w:rPr>
     </w:lvl>
   </w:abstractNum>
-  <w:abstractNum w:abstractNumId="43" w15:restartNumberingAfterBreak="0">
+  <w:abstractNum w:abstractNumId="52" w15:restartNumberingAfterBreak="0">
     <w:nsid w:val="48D25523"/>
     <w:multiLevelType w:val="multilevel"/>
     <w:tmpl w:val="B272607C"/>
@@ -18979,7 +22974,7 @@
       </w:pPr>
     </w:lvl>
   </w:abstractNum>
-  <w:abstractNum w:abstractNumId="44" w15:restartNumberingAfterBreak="0">
+  <w:abstractNum w:abstractNumId="53" w15:restartNumberingAfterBreak="0">
     <w:nsid w:val="49B9787A"/>
     <w:multiLevelType w:val="multilevel"/>
     <w:tmpl w:val="6A629FD8"/>
@@ -19128,7 +23123,7 @@
       </w:rPr>
     </w:lvl>
   </w:abstractNum>
-  <w:abstractNum w:abstractNumId="45" w15:restartNumberingAfterBreak="0">
+  <w:abstractNum w:abstractNumId="54" w15:restartNumberingAfterBreak="0">
     <w:nsid w:val="49C71DBE"/>
     <w:multiLevelType w:val="multilevel"/>
     <w:tmpl w:val="5D481A86"/>
@@ -19277,7 +23272,7 @@
       </w:rPr>
     </w:lvl>
   </w:abstractNum>
-  <w:abstractNum w:abstractNumId="46" w15:restartNumberingAfterBreak="0">
+  <w:abstractNum w:abstractNumId="55" w15:restartNumberingAfterBreak="0">
     <w:nsid w:val="4A4E4DCB"/>
     <w:multiLevelType w:val="multilevel"/>
     <w:tmpl w:val="7A1863F2"/>
@@ -19426,7 +23421,7 @@
       </w:rPr>
     </w:lvl>
   </w:abstractNum>
-  <w:abstractNum w:abstractNumId="47" w15:restartNumberingAfterBreak="0">
+  <w:abstractNum w:abstractNumId="56" w15:restartNumberingAfterBreak="0">
     <w:nsid w:val="4C081B94"/>
     <w:multiLevelType w:val="multilevel"/>
     <w:tmpl w:val="78C21264"/>
@@ -19575,7 +23570,7 @@
       </w:rPr>
     </w:lvl>
   </w:abstractNum>
-  <w:abstractNum w:abstractNumId="48" w15:restartNumberingAfterBreak="0">
+  <w:abstractNum w:abstractNumId="57" w15:restartNumberingAfterBreak="0">
     <w:nsid w:val="4D917F73"/>
     <w:multiLevelType w:val="multilevel"/>
     <w:tmpl w:val="6B004240"/>
@@ -19724,7 +23719,7 @@
       </w:rPr>
     </w:lvl>
   </w:abstractNum>
-  <w:abstractNum w:abstractNumId="49" w15:restartNumberingAfterBreak="0">
+  <w:abstractNum w:abstractNumId="58" w15:restartNumberingAfterBreak="0">
     <w:nsid w:val="4ED32870"/>
     <w:multiLevelType w:val="multilevel"/>
     <w:tmpl w:val="2066300A"/>
@@ -19873,7 +23868,7 @@
       </w:rPr>
     </w:lvl>
   </w:abstractNum>
-  <w:abstractNum w:abstractNumId="50" w15:restartNumberingAfterBreak="0">
+  <w:abstractNum w:abstractNumId="59" w15:restartNumberingAfterBreak="0">
     <w:nsid w:val="4F1B77B1"/>
     <w:multiLevelType w:val="multilevel"/>
     <w:tmpl w:val="3B6ACA70"/>
@@ -20022,7 +24017,7 @@
       </w:rPr>
     </w:lvl>
   </w:abstractNum>
-  <w:abstractNum w:abstractNumId="51" w15:restartNumberingAfterBreak="0">
+  <w:abstractNum w:abstractNumId="60" w15:restartNumberingAfterBreak="0">
     <w:nsid w:val="4F2A4B6B"/>
     <w:multiLevelType w:val="multilevel"/>
     <w:tmpl w:val="0C906F9A"/>
@@ -20171,7 +24166,7 @@
       </w:rPr>
     </w:lvl>
   </w:abstractNum>
-  <w:abstractNum w:abstractNumId="52" w15:restartNumberingAfterBreak="0">
+  <w:abstractNum w:abstractNumId="61" w15:restartNumberingAfterBreak="0">
     <w:nsid w:val="501325C3"/>
     <w:multiLevelType w:val="multilevel"/>
     <w:tmpl w:val="DEB2F2DA"/>
@@ -20284,7 +24279,7 @@
       </w:pPr>
     </w:lvl>
   </w:abstractNum>
-  <w:abstractNum w:abstractNumId="53" w15:restartNumberingAfterBreak="0">
+  <w:abstractNum w:abstractNumId="62" w15:restartNumberingAfterBreak="0">
     <w:nsid w:val="50E52816"/>
     <w:multiLevelType w:val="multilevel"/>
     <w:tmpl w:val="1A3AA12A"/>
@@ -20433,7 +24428,7 @@
       </w:rPr>
     </w:lvl>
   </w:abstractNum>
-  <w:abstractNum w:abstractNumId="54" w15:restartNumberingAfterBreak="0">
+  <w:abstractNum w:abstractNumId="63" w15:restartNumberingAfterBreak="0">
     <w:nsid w:val="521E0E6B"/>
     <w:multiLevelType w:val="multilevel"/>
     <w:tmpl w:val="97504B10"/>
@@ -20582,7 +24577,7 @@
       </w:rPr>
     </w:lvl>
   </w:abstractNum>
-  <w:abstractNum w:abstractNumId="55" w15:restartNumberingAfterBreak="0">
+  <w:abstractNum w:abstractNumId="64" w15:restartNumberingAfterBreak="0">
     <w:nsid w:val="52D92308"/>
     <w:multiLevelType w:val="multilevel"/>
     <w:tmpl w:val="3FC6FBDC"/>
@@ -20731,7 +24726,7 @@
       </w:rPr>
     </w:lvl>
   </w:abstractNum>
-  <w:abstractNum w:abstractNumId="56" w15:restartNumberingAfterBreak="0">
+  <w:abstractNum w:abstractNumId="65" w15:restartNumberingAfterBreak="0">
     <w:nsid w:val="53036D9F"/>
     <w:multiLevelType w:val="multilevel"/>
     <w:tmpl w:val="580089A6"/>
@@ -20880,7 +24875,7 @@
       </w:rPr>
     </w:lvl>
   </w:abstractNum>
-  <w:abstractNum w:abstractNumId="57" w15:restartNumberingAfterBreak="0">
+  <w:abstractNum w:abstractNumId="66" w15:restartNumberingAfterBreak="0">
     <w:nsid w:val="552B1A1F"/>
     <w:multiLevelType w:val="multilevel"/>
     <w:tmpl w:val="8530FDEE"/>
@@ -21029,7 +25024,7 @@
       </w:rPr>
     </w:lvl>
   </w:abstractNum>
-  <w:abstractNum w:abstractNumId="58" w15:restartNumberingAfterBreak="0">
+  <w:abstractNum w:abstractNumId="67" w15:restartNumberingAfterBreak="0">
     <w:nsid w:val="56D56686"/>
     <w:multiLevelType w:val="multilevel"/>
     <w:tmpl w:val="CFA44804"/>
@@ -21178,7 +25173,7 @@
       </w:rPr>
     </w:lvl>
   </w:abstractNum>
-  <w:abstractNum w:abstractNumId="59" w15:restartNumberingAfterBreak="0">
+  <w:abstractNum w:abstractNumId="68" w15:restartNumberingAfterBreak="0">
     <w:nsid w:val="58057CAE"/>
     <w:multiLevelType w:val="multilevel"/>
     <w:tmpl w:val="E2DC910C"/>
@@ -21327,7 +25322,7 @@
       </w:rPr>
     </w:lvl>
   </w:abstractNum>
-  <w:abstractNum w:abstractNumId="60" w15:restartNumberingAfterBreak="0">
+  <w:abstractNum w:abstractNumId="69" w15:restartNumberingAfterBreak="0">
     <w:nsid w:val="58E75308"/>
     <w:multiLevelType w:val="multilevel"/>
     <w:tmpl w:val="4F2836BC"/>
@@ -21444,7 +25439,7 @@
       </w:pPr>
     </w:lvl>
   </w:abstractNum>
-  <w:abstractNum w:abstractNumId="61" w15:restartNumberingAfterBreak="0">
+  <w:abstractNum w:abstractNumId="70" w15:restartNumberingAfterBreak="0">
     <w:nsid w:val="5B66117B"/>
     <w:multiLevelType w:val="multilevel"/>
     <w:tmpl w:val="87A8A29C"/>
@@ -21593,7 +25588,156 @@
       </w:rPr>
     </w:lvl>
   </w:abstractNum>
-  <w:abstractNum w:abstractNumId="62" w15:restartNumberingAfterBreak="0">
+  <w:abstractNum w:abstractNumId="71" w15:restartNumberingAfterBreak="0">
+    <w:nsid w:val="604628FC"/>
+    <w:multiLevelType w:val="multilevel"/>
+    <w:tmpl w:val="26C6EC8C"/>
+    <w:lvl w:ilvl="0">
+      <w:start w:val="1"/>
+      <w:numFmt w:val="bullet"/>
+      <w:lvlText w:val=""/>
+      <w:lvlJc w:val="left"/>
+      <w:pPr>
+        <w:tabs>
+          <w:tab w:val="num" w:pos="720"/>
+        </w:tabs>
+        <w:ind w:left="720" w:hanging="360"/>
+      </w:pPr>
+      <w:rPr>
+        <w:rFonts w:ascii="Symbol" w:hAnsi="Symbol" w:hint="default"/>
+        <w:sz w:val="20"/>
+      </w:rPr>
+    </w:lvl>
+    <w:lvl w:ilvl="1" w:tentative="1">
+      <w:start w:val="1"/>
+      <w:numFmt w:val="bullet"/>
+      <w:lvlText w:val="o"/>
+      <w:lvlJc w:val="left"/>
+      <w:pPr>
+        <w:tabs>
+          <w:tab w:val="num" w:pos="1440"/>
+        </w:tabs>
+        <w:ind w:left="1440" w:hanging="360"/>
+      </w:pPr>
+      <w:rPr>
+        <w:rFonts w:ascii="Courier New" w:hAnsi="Courier New" w:hint="default"/>
+        <w:sz w:val="20"/>
+      </w:rPr>
+    </w:lvl>
+    <w:lvl w:ilvl="2" w:tentative="1">
+      <w:start w:val="1"/>
+      <w:numFmt w:val="bullet"/>
+      <w:lvlText w:val=""/>
+      <w:lvlJc w:val="left"/>
+      <w:pPr>
+        <w:tabs>
+          <w:tab w:val="num" w:pos="2160"/>
+        </w:tabs>
+        <w:ind w:left="2160" w:hanging="360"/>
+      </w:pPr>
+      <w:rPr>
+        <w:rFonts w:ascii="Wingdings" w:hAnsi="Wingdings" w:hint="default"/>
+        <w:sz w:val="20"/>
+      </w:rPr>
+    </w:lvl>
+    <w:lvl w:ilvl="3" w:tentative="1">
+      <w:start w:val="1"/>
+      <w:numFmt w:val="bullet"/>
+      <w:lvlText w:val=""/>
+      <w:lvlJc w:val="left"/>
+      <w:pPr>
+        <w:tabs>
+          <w:tab w:val="num" w:pos="2880"/>
+        </w:tabs>
+        <w:ind w:left="2880" w:hanging="360"/>
+      </w:pPr>
+      <w:rPr>
+        <w:rFonts w:ascii="Wingdings" w:hAnsi="Wingdings" w:hint="default"/>
+        <w:sz w:val="20"/>
+      </w:rPr>
+    </w:lvl>
+    <w:lvl w:ilvl="4" w:tentative="1">
+      <w:start w:val="1"/>
+      <w:numFmt w:val="bullet"/>
+      <w:lvlText w:val=""/>
+      <w:lvlJc w:val="left"/>
+      <w:pPr>
+        <w:tabs>
+          <w:tab w:val="num" w:pos="3600"/>
+        </w:tabs>
+        <w:ind w:left="3600" w:hanging="360"/>
+      </w:pPr>
+      <w:rPr>
+        <w:rFonts w:ascii="Wingdings" w:hAnsi="Wingdings" w:hint="default"/>
+        <w:sz w:val="20"/>
+      </w:rPr>
+    </w:lvl>
+    <w:lvl w:ilvl="5" w:tentative="1">
+      <w:start w:val="1"/>
+      <w:numFmt w:val="bullet"/>
+      <w:lvlText w:val=""/>
+      <w:lvlJc w:val="left"/>
+      <w:pPr>
+        <w:tabs>
+          <w:tab w:val="num" w:pos="4320"/>
+        </w:tabs>
+        <w:ind w:left="4320" w:hanging="360"/>
+      </w:pPr>
+      <w:rPr>
+        <w:rFonts w:ascii="Wingdings" w:hAnsi="Wingdings" w:hint="default"/>
+        <w:sz w:val="20"/>
+      </w:rPr>
+    </w:lvl>
+    <w:lvl w:ilvl="6" w:tentative="1">
+      <w:start w:val="1"/>
+      <w:numFmt w:val="bullet"/>
+      <w:lvlText w:val=""/>
+      <w:lvlJc w:val="left"/>
+      <w:pPr>
+        <w:tabs>
+          <w:tab w:val="num" w:pos="5040"/>
+        </w:tabs>
+        <w:ind w:left="5040" w:hanging="360"/>
+      </w:pPr>
+      <w:rPr>
+        <w:rFonts w:ascii="Wingdings" w:hAnsi="Wingdings" w:hint="default"/>
+        <w:sz w:val="20"/>
+      </w:rPr>
+    </w:lvl>
+    <w:lvl w:ilvl="7" w:tentative="1">
+      <w:start w:val="1"/>
+      <w:numFmt w:val="bullet"/>
+      <w:lvlText w:val=""/>
+      <w:lvlJc w:val="left"/>
+      <w:pPr>
+        <w:tabs>
+          <w:tab w:val="num" w:pos="5760"/>
+        </w:tabs>
+        <w:ind w:left="5760" w:hanging="360"/>
+      </w:pPr>
+      <w:rPr>
+        <w:rFonts w:ascii="Wingdings" w:hAnsi="Wingdings" w:hint="default"/>
+        <w:sz w:val="20"/>
+      </w:rPr>
+    </w:lvl>
+    <w:lvl w:ilvl="8" w:tentative="1">
+      <w:start w:val="1"/>
+      <w:numFmt w:val="bullet"/>
+      <w:lvlText w:val=""/>
+      <w:lvlJc w:val="left"/>
+      <w:pPr>
+        <w:tabs>
+          <w:tab w:val="num" w:pos="6480"/>
+        </w:tabs>
+        <w:ind w:left="6480" w:hanging="360"/>
+      </w:pPr>
+      <w:rPr>
+        <w:rFonts w:ascii="Wingdings" w:hAnsi="Wingdings" w:hint="default"/>
+        <w:sz w:val="20"/>
+      </w:rPr>
+    </w:lvl>
+  </w:abstractNum>
+  <w:abstractNum w:abstractNumId="72" w15:restartNumberingAfterBreak="0">
     <w:nsid w:val="6051542E"/>
     <w:multiLevelType w:val="multilevel"/>
     <w:tmpl w:val="4E1AAE44"/>
@@ -21742,7 +25886,7 @@
       </w:rPr>
     </w:lvl>
   </w:abstractNum>
-  <w:abstractNum w:abstractNumId="63" w15:restartNumberingAfterBreak="0">
+  <w:abstractNum w:abstractNumId="73" w15:restartNumberingAfterBreak="0">
     <w:nsid w:val="64530264"/>
     <w:multiLevelType w:val="multilevel"/>
     <w:tmpl w:val="D174DF1C"/>
@@ -21859,7 +26003,7 @@
       </w:pPr>
     </w:lvl>
   </w:abstractNum>
-  <w:abstractNum w:abstractNumId="64" w15:restartNumberingAfterBreak="0">
+  <w:abstractNum w:abstractNumId="74" w15:restartNumberingAfterBreak="0">
     <w:nsid w:val="646B2BDE"/>
     <w:multiLevelType w:val="multilevel"/>
     <w:tmpl w:val="43CC7E9A"/>
@@ -22008,7 +26152,7 @@
       </w:rPr>
     </w:lvl>
   </w:abstractNum>
-  <w:abstractNum w:abstractNumId="65" w15:restartNumberingAfterBreak="0">
+  <w:abstractNum w:abstractNumId="75" w15:restartNumberingAfterBreak="0">
     <w:nsid w:val="655A028B"/>
     <w:multiLevelType w:val="multilevel"/>
     <w:tmpl w:val="56F21408"/>
@@ -22157,7 +26301,156 @@
       </w:rPr>
     </w:lvl>
   </w:abstractNum>
-  <w:abstractNum w:abstractNumId="66" w15:restartNumberingAfterBreak="0">
+  <w:abstractNum w:abstractNumId="76" w15:restartNumberingAfterBreak="0">
+    <w:nsid w:val="67515CA7"/>
+    <w:multiLevelType w:val="multilevel"/>
+    <w:tmpl w:val="6DA848BE"/>
+    <w:lvl w:ilvl="0">
+      <w:start w:val="1"/>
+      <w:numFmt w:val="bullet"/>
+      <w:lvlText w:val=""/>
+      <w:lvlJc w:val="left"/>
+      <w:pPr>
+        <w:tabs>
+          <w:tab w:val="num" w:pos="720"/>
+        </w:tabs>
+        <w:ind w:left="720" w:hanging="360"/>
+      </w:pPr>
+      <w:rPr>
+        <w:rFonts w:ascii="Symbol" w:hAnsi="Symbol" w:hint="default"/>
+        <w:sz w:val="20"/>
+      </w:rPr>
+    </w:lvl>
+    <w:lvl w:ilvl="1" w:tentative="1">
+      <w:start w:val="1"/>
+      <w:numFmt w:val="bullet"/>
+      <w:lvlText w:val="o"/>
+      <w:lvlJc w:val="left"/>
+      <w:pPr>
+        <w:tabs>
+          <w:tab w:val="num" w:pos="1440"/>
+        </w:tabs>
+        <w:ind w:left="1440" w:hanging="360"/>
+      </w:pPr>
+      <w:rPr>
+        <w:rFonts w:ascii="Courier New" w:hAnsi="Courier New" w:hint="default"/>
+        <w:sz w:val="20"/>
+      </w:rPr>
+    </w:lvl>
+    <w:lvl w:ilvl="2" w:tentative="1">
+      <w:start w:val="1"/>
+      <w:numFmt w:val="bullet"/>
+      <w:lvlText w:val=""/>
+      <w:lvlJc w:val="left"/>
+      <w:pPr>
+        <w:tabs>
+          <w:tab w:val="num" w:pos="2160"/>
+        </w:tabs>
+        <w:ind w:left="2160" w:hanging="360"/>
+      </w:pPr>
+      <w:rPr>
+        <w:rFonts w:ascii="Wingdings" w:hAnsi="Wingdings" w:hint="default"/>
+        <w:sz w:val="20"/>
+      </w:rPr>
+    </w:lvl>
+    <w:lvl w:ilvl="3" w:tentative="1">
+      <w:start w:val="1"/>
+      <w:numFmt w:val="bullet"/>
+      <w:lvlText w:val=""/>
+      <w:lvlJc w:val="left"/>
+      <w:pPr>
+        <w:tabs>
+          <w:tab w:val="num" w:pos="2880"/>
+        </w:tabs>
+        <w:ind w:left="2880" w:hanging="360"/>
+      </w:pPr>
+      <w:rPr>
+        <w:rFonts w:ascii="Wingdings" w:hAnsi="Wingdings" w:hint="default"/>
+        <w:sz w:val="20"/>
+      </w:rPr>
+    </w:lvl>
+    <w:lvl w:ilvl="4" w:tentative="1">
+      <w:start w:val="1"/>
+      <w:numFmt w:val="bullet"/>
+      <w:lvlText w:val=""/>
+      <w:lvlJc w:val="left"/>
+      <w:pPr>
+        <w:tabs>
+          <w:tab w:val="num" w:pos="3600"/>
+        </w:tabs>
+        <w:ind w:left="3600" w:hanging="360"/>
+      </w:pPr>
+      <w:rPr>
+        <w:rFonts w:ascii="Wingdings" w:hAnsi="Wingdings" w:hint="default"/>
+        <w:sz w:val="20"/>
+      </w:rPr>
+    </w:lvl>
+    <w:lvl w:ilvl="5" w:tentative="1">
+      <w:start w:val="1"/>
+      <w:numFmt w:val="bullet"/>
+      <w:lvlText w:val=""/>
+      <w:lvlJc w:val="left"/>
+      <w:pPr>
+        <w:tabs>
+          <w:tab w:val="num" w:pos="4320"/>
+        </w:tabs>
+        <w:ind w:left="4320" w:hanging="360"/>
+      </w:pPr>
+      <w:rPr>
+        <w:rFonts w:ascii="Wingdings" w:hAnsi="Wingdings" w:hint="default"/>
+        <w:sz w:val="20"/>
+      </w:rPr>
+    </w:lvl>
+    <w:lvl w:ilvl="6" w:tentative="1">
+      <w:start w:val="1"/>
+      <w:numFmt w:val="bullet"/>
+      <w:lvlText w:val=""/>
+      <w:lvlJc w:val="left"/>
+      <w:pPr>
+        <w:tabs>
+          <w:tab w:val="num" w:pos="5040"/>
+        </w:tabs>
+        <w:ind w:left="5040" w:hanging="360"/>
+      </w:pPr>
+      <w:rPr>
+        <w:rFonts w:ascii="Wingdings" w:hAnsi="Wingdings" w:hint="default"/>
+        <w:sz w:val="20"/>
+      </w:rPr>
+    </w:lvl>
+    <w:lvl w:ilvl="7" w:tentative="1">
+      <w:start w:val="1"/>
+      <w:numFmt w:val="bullet"/>
+      <w:lvlText w:val=""/>
+      <w:lvlJc w:val="left"/>
+      <w:pPr>
+        <w:tabs>
+          <w:tab w:val="num" w:pos="5760"/>
+        </w:tabs>
+        <w:ind w:left="5760" w:hanging="360"/>
+      </w:pPr>
+      <w:rPr>
+        <w:rFonts w:ascii="Wingdings" w:hAnsi="Wingdings" w:hint="default"/>
+        <w:sz w:val="20"/>
+      </w:rPr>
+    </w:lvl>
+    <w:lvl w:ilvl="8" w:tentative="1">
+      <w:start w:val="1"/>
+      <w:numFmt w:val="bullet"/>
+      <w:lvlText w:val=""/>
+      <w:lvlJc w:val="left"/>
+      <w:pPr>
+        <w:tabs>
+          <w:tab w:val="num" w:pos="6480"/>
+        </w:tabs>
+        <w:ind w:left="6480" w:hanging="360"/>
+      </w:pPr>
+      <w:rPr>
+        <w:rFonts w:ascii="Wingdings" w:hAnsi="Wingdings" w:hint="default"/>
+        <w:sz w:val="20"/>
+      </w:rPr>
+    </w:lvl>
+  </w:abstractNum>
+  <w:abstractNum w:abstractNumId="77" w15:restartNumberingAfterBreak="0">
     <w:nsid w:val="68926A7A"/>
     <w:multiLevelType w:val="multilevel"/>
     <w:tmpl w:val="1E8673B0"/>
@@ -22306,7 +26599,156 @@
       </w:rPr>
     </w:lvl>
   </w:abstractNum>
-  <w:abstractNum w:abstractNumId="67" w15:restartNumberingAfterBreak="0">
+  <w:abstractNum w:abstractNumId="78" w15:restartNumberingAfterBreak="0">
+    <w:nsid w:val="69AA69A4"/>
+    <w:multiLevelType w:val="multilevel"/>
+    <w:tmpl w:val="EEA6E804"/>
+    <w:lvl w:ilvl="0">
+      <w:start w:val="1"/>
+      <w:numFmt w:val="bullet"/>
+      <w:lvlText w:val=""/>
+      <w:lvlJc w:val="left"/>
+      <w:pPr>
+        <w:tabs>
+          <w:tab w:val="num" w:pos="720"/>
+        </w:tabs>
+        <w:ind w:left="720" w:hanging="360"/>
+      </w:pPr>
+      <w:rPr>
+        <w:rFonts w:ascii="Symbol" w:hAnsi="Symbol" w:hint="default"/>
+        <w:sz w:val="20"/>
+      </w:rPr>
+    </w:lvl>
+    <w:lvl w:ilvl="1" w:tentative="1">
+      <w:start w:val="1"/>
+      <w:numFmt w:val="bullet"/>
+      <w:lvlText w:val="o"/>
+      <w:lvlJc w:val="left"/>
+      <w:pPr>
+        <w:tabs>
+          <w:tab w:val="num" w:pos="1440"/>
+        </w:tabs>
+        <w:ind w:left="1440" w:hanging="360"/>
+      </w:pPr>
+      <w:rPr>
+        <w:rFonts w:ascii="Courier New" w:hAnsi="Courier New" w:hint="default"/>
+        <w:sz w:val="20"/>
+      </w:rPr>
+    </w:lvl>
+    <w:lvl w:ilvl="2" w:tentative="1">
+      <w:start w:val="1"/>
+      <w:numFmt w:val="bullet"/>
+      <w:lvlText w:val=""/>
+      <w:lvlJc w:val="left"/>
+      <w:pPr>
+        <w:tabs>
+          <w:tab w:val="num" w:pos="2160"/>
+        </w:tabs>
+        <w:ind w:left="2160" w:hanging="360"/>
+      </w:pPr>
+      <w:rPr>
+        <w:rFonts w:ascii="Wingdings" w:hAnsi="Wingdings" w:hint="default"/>
+        <w:sz w:val="20"/>
+      </w:rPr>
+    </w:lvl>
+    <w:lvl w:ilvl="3" w:tentative="1">
+      <w:start w:val="1"/>
+      <w:numFmt w:val="bullet"/>
+      <w:lvlText w:val=""/>
+      <w:lvlJc w:val="left"/>
+      <w:pPr>
+        <w:tabs>
+          <w:tab w:val="num" w:pos="2880"/>
+        </w:tabs>
+        <w:ind w:left="2880" w:hanging="360"/>
+      </w:pPr>
+      <w:rPr>
+        <w:rFonts w:ascii="Wingdings" w:hAnsi="Wingdings" w:hint="default"/>
+        <w:sz w:val="20"/>
+      </w:rPr>
+    </w:lvl>
+    <w:lvl w:ilvl="4" w:tentative="1">
+      <w:start w:val="1"/>
+      <w:numFmt w:val="bullet"/>
+      <w:lvlText w:val=""/>
+      <w:lvlJc w:val="left"/>
+      <w:pPr>
+        <w:tabs>
+          <w:tab w:val="num" w:pos="3600"/>
+        </w:tabs>
+        <w:ind w:left="3600" w:hanging="360"/>
+      </w:pPr>
+      <w:rPr>
+        <w:rFonts w:ascii="Wingdings" w:hAnsi="Wingdings" w:hint="default"/>
+        <w:sz w:val="20"/>
+      </w:rPr>
+    </w:lvl>
+    <w:lvl w:ilvl="5" w:tentative="1">
+      <w:start w:val="1"/>
+      <w:numFmt w:val="bullet"/>
+      <w:lvlText w:val=""/>
+      <w:lvlJc w:val="left"/>
+      <w:pPr>
+        <w:tabs>
+          <w:tab w:val="num" w:pos="4320"/>
+        </w:tabs>
+        <w:ind w:left="4320" w:hanging="360"/>
+      </w:pPr>
+      <w:rPr>
+        <w:rFonts w:ascii="Wingdings" w:hAnsi="Wingdings" w:hint="default"/>
+        <w:sz w:val="20"/>
+      </w:rPr>
+    </w:lvl>
+    <w:lvl w:ilvl="6" w:tentative="1">
+      <w:start w:val="1"/>
+      <w:numFmt w:val="bullet"/>
+      <w:lvlText w:val=""/>
+      <w:lvlJc w:val="left"/>
+      <w:pPr>
+        <w:tabs>
+          <w:tab w:val="num" w:pos="5040"/>
+        </w:tabs>
+        <w:ind w:left="5040" w:hanging="360"/>
+      </w:pPr>
+      <w:rPr>
+        <w:rFonts w:ascii="Wingdings" w:hAnsi="Wingdings" w:hint="default"/>
+        <w:sz w:val="20"/>
+      </w:rPr>
+    </w:lvl>
+    <w:lvl w:ilvl="7" w:tentative="1">
+      <w:start w:val="1"/>
+      <w:numFmt w:val="bullet"/>
+      <w:lvlText w:val=""/>
+      <w:lvlJc w:val="left"/>
+      <w:pPr>
+        <w:tabs>
+          <w:tab w:val="num" w:pos="5760"/>
+        </w:tabs>
+        <w:ind w:left="5760" w:hanging="360"/>
+      </w:pPr>
+      <w:rPr>
+        <w:rFonts w:ascii="Wingdings" w:hAnsi="Wingdings" w:hint="default"/>
+        <w:sz w:val="20"/>
+      </w:rPr>
+    </w:lvl>
+    <w:lvl w:ilvl="8" w:tentative="1">
+      <w:start w:val="1"/>
+      <w:numFmt w:val="bullet"/>
+      <w:lvlText w:val=""/>
+      <w:lvlJc w:val="left"/>
+      <w:pPr>
+        <w:tabs>
+          <w:tab w:val="num" w:pos="6480"/>
+        </w:tabs>
+        <w:ind w:left="6480" w:hanging="360"/>
+      </w:pPr>
+      <w:rPr>
+        <w:rFonts w:ascii="Wingdings" w:hAnsi="Wingdings" w:hint="default"/>
+        <w:sz w:val="20"/>
+      </w:rPr>
+    </w:lvl>
+  </w:abstractNum>
+  <w:abstractNum w:abstractNumId="79" w15:restartNumberingAfterBreak="0">
     <w:nsid w:val="69ED6DF7"/>
     <w:multiLevelType w:val="multilevel"/>
     <w:tmpl w:val="F1FACB9E"/>
@@ -22455,7 +26897,7 @@
       </w:rPr>
     </w:lvl>
   </w:abstractNum>
-  <w:abstractNum w:abstractNumId="68" w15:restartNumberingAfterBreak="0">
+  <w:abstractNum w:abstractNumId="80" w15:restartNumberingAfterBreak="0">
     <w:nsid w:val="6A57585B"/>
     <w:multiLevelType w:val="multilevel"/>
     <w:tmpl w:val="A5541322"/>
@@ -22604,7 +27046,7 @@
       </w:rPr>
     </w:lvl>
   </w:abstractNum>
-  <w:abstractNum w:abstractNumId="69" w15:restartNumberingAfterBreak="0">
+  <w:abstractNum w:abstractNumId="81" w15:restartNumberingAfterBreak="0">
     <w:nsid w:val="6A883BD1"/>
     <w:multiLevelType w:val="multilevel"/>
     <w:tmpl w:val="EB164CBC"/>
@@ -22753,7 +27195,7 @@
       </w:rPr>
     </w:lvl>
   </w:abstractNum>
-  <w:abstractNum w:abstractNumId="70" w15:restartNumberingAfterBreak="0">
+  <w:abstractNum w:abstractNumId="82" w15:restartNumberingAfterBreak="0">
     <w:nsid w:val="6BD16E38"/>
     <w:multiLevelType w:val="multilevel"/>
     <w:tmpl w:val="341C607C"/>
@@ -22902,7 +27344,7 @@
       </w:rPr>
     </w:lvl>
   </w:abstractNum>
-  <w:abstractNum w:abstractNumId="71" w15:restartNumberingAfterBreak="0">
+  <w:abstractNum w:abstractNumId="83" w15:restartNumberingAfterBreak="0">
     <w:nsid w:val="6BE16A6B"/>
     <w:multiLevelType w:val="multilevel"/>
     <w:tmpl w:val="A94422A8"/>
@@ -23051,7 +27493,7 @@
       </w:rPr>
     </w:lvl>
   </w:abstractNum>
-  <w:abstractNum w:abstractNumId="72" w15:restartNumberingAfterBreak="0">
+  <w:abstractNum w:abstractNumId="84" w15:restartNumberingAfterBreak="0">
     <w:nsid w:val="6E0505B1"/>
     <w:multiLevelType w:val="multilevel"/>
     <w:tmpl w:val="32F2B4C4"/>
@@ -23168,7 +27610,7 @@
       </w:pPr>
     </w:lvl>
   </w:abstractNum>
-  <w:abstractNum w:abstractNumId="73" w15:restartNumberingAfterBreak="0">
+  <w:abstractNum w:abstractNumId="85" w15:restartNumberingAfterBreak="0">
     <w:nsid w:val="6F4B5CF0"/>
     <w:multiLevelType w:val="multilevel"/>
     <w:tmpl w:val="7F8A47CC"/>
@@ -23285,7 +27727,7 @@
       </w:pPr>
     </w:lvl>
   </w:abstractNum>
-  <w:abstractNum w:abstractNumId="74" w15:restartNumberingAfterBreak="0">
+  <w:abstractNum w:abstractNumId="86" w15:restartNumberingAfterBreak="0">
     <w:nsid w:val="73B36A14"/>
     <w:multiLevelType w:val="multilevel"/>
     <w:tmpl w:val="B9F09DB6"/>
@@ -23434,7 +27876,7 @@
       </w:rPr>
     </w:lvl>
   </w:abstractNum>
-  <w:abstractNum w:abstractNumId="75" w15:restartNumberingAfterBreak="0">
+  <w:abstractNum w:abstractNumId="87" w15:restartNumberingAfterBreak="0">
     <w:nsid w:val="746B78FB"/>
     <w:multiLevelType w:val="multilevel"/>
     <w:tmpl w:val="229AC38A"/>
@@ -23583,7 +28025,156 @@
       </w:rPr>
     </w:lvl>
   </w:abstractNum>
-  <w:abstractNum w:abstractNumId="76" w15:restartNumberingAfterBreak="0">
+  <w:abstractNum w:abstractNumId="88" w15:restartNumberingAfterBreak="0">
+    <w:nsid w:val="748C6344"/>
+    <w:multiLevelType w:val="multilevel"/>
+    <w:tmpl w:val="E02CA7CA"/>
+    <w:lvl w:ilvl="0">
+      <w:start w:val="1"/>
+      <w:numFmt w:val="bullet"/>
+      <w:lvlText w:val=""/>
+      <w:lvlJc w:val="left"/>
+      <w:pPr>
+        <w:tabs>
+          <w:tab w:val="num" w:pos="720"/>
+        </w:tabs>
+        <w:ind w:left="720" w:hanging="360"/>
+      </w:pPr>
+      <w:rPr>
+        <w:rFonts w:ascii="Symbol" w:hAnsi="Symbol" w:hint="default"/>
+        <w:sz w:val="20"/>
+      </w:rPr>
+    </w:lvl>
+    <w:lvl w:ilvl="1" w:tentative="1">
+      <w:start w:val="1"/>
+      <w:numFmt w:val="bullet"/>
+      <w:lvlText w:val="o"/>
+      <w:lvlJc w:val="left"/>
+      <w:pPr>
+        <w:tabs>
+          <w:tab w:val="num" w:pos="1440"/>
+        </w:tabs>
+        <w:ind w:left="1440" w:hanging="360"/>
+      </w:pPr>
+      <w:rPr>
+        <w:rFonts w:ascii="Courier New" w:hAnsi="Courier New" w:hint="default"/>
+        <w:sz w:val="20"/>
+      </w:rPr>
+    </w:lvl>
+    <w:lvl w:ilvl="2" w:tentative="1">
+      <w:start w:val="1"/>
+      <w:numFmt w:val="bullet"/>
+      <w:lvlText w:val=""/>
+      <w:lvlJc w:val="left"/>
+      <w:pPr>
+        <w:tabs>
+          <w:tab w:val="num" w:pos="2160"/>
+        </w:tabs>
+        <w:ind w:left="2160" w:hanging="360"/>
+      </w:pPr>
+      <w:rPr>
+        <w:rFonts w:ascii="Wingdings" w:hAnsi="Wingdings" w:hint="default"/>
+        <w:sz w:val="20"/>
+      </w:rPr>
+    </w:lvl>
+    <w:lvl w:ilvl="3" w:tentative="1">
+      <w:start w:val="1"/>
+      <w:numFmt w:val="bullet"/>
+      <w:lvlText w:val=""/>
+      <w:lvlJc w:val="left"/>
+      <w:pPr>
+        <w:tabs>
+          <w:tab w:val="num" w:pos="2880"/>
+        </w:tabs>
+        <w:ind w:left="2880" w:hanging="360"/>
+      </w:pPr>
+      <w:rPr>
+        <w:rFonts w:ascii="Wingdings" w:hAnsi="Wingdings" w:hint="default"/>
+        <w:sz w:val="20"/>
+      </w:rPr>
+    </w:lvl>
+    <w:lvl w:ilvl="4" w:tentative="1">
+      <w:start w:val="1"/>
+      <w:numFmt w:val="bullet"/>
+      <w:lvlText w:val=""/>
+      <w:lvlJc w:val="left"/>
+      <w:pPr>
+        <w:tabs>
+          <w:tab w:val="num" w:pos="3600"/>
+        </w:tabs>
+        <w:ind w:left="3600" w:hanging="360"/>
+      </w:pPr>
+      <w:rPr>
+        <w:rFonts w:ascii="Wingdings" w:hAnsi="Wingdings" w:hint="default"/>
+        <w:sz w:val="20"/>
+      </w:rPr>
+    </w:lvl>
+    <w:lvl w:ilvl="5" w:tentative="1">
+      <w:start w:val="1"/>
+      <w:numFmt w:val="bullet"/>
+      <w:lvlText w:val=""/>
+      <w:lvlJc w:val="left"/>
+      <w:pPr>
+        <w:tabs>
+          <w:tab w:val="num" w:pos="4320"/>
+        </w:tabs>
+        <w:ind w:left="4320" w:hanging="360"/>
+      </w:pPr>
+      <w:rPr>
+        <w:rFonts w:ascii="Wingdings" w:hAnsi="Wingdings" w:hint="default"/>
+        <w:sz w:val="20"/>
+      </w:rPr>
+    </w:lvl>
+    <w:lvl w:ilvl="6" w:tentative="1">
+      <w:start w:val="1"/>
+      <w:numFmt w:val="bullet"/>
+      <w:lvlText w:val=""/>
+      <w:lvlJc w:val="left"/>
+      <w:pPr>
+        <w:tabs>
+          <w:tab w:val="num" w:pos="5040"/>
+        </w:tabs>
+        <w:ind w:left="5040" w:hanging="360"/>
+      </w:pPr>
+      <w:rPr>
+        <w:rFonts w:ascii="Wingdings" w:hAnsi="Wingdings" w:hint="default"/>
+        <w:sz w:val="20"/>
+      </w:rPr>
+    </w:lvl>
+    <w:lvl w:ilvl="7" w:tentative="1">
+      <w:start w:val="1"/>
+      <w:numFmt w:val="bullet"/>
+      <w:lvlText w:val=""/>
+      <w:lvlJc w:val="left"/>
+      <w:pPr>
+        <w:tabs>
+          <w:tab w:val="num" w:pos="5760"/>
+        </w:tabs>
+        <w:ind w:left="5760" w:hanging="360"/>
+      </w:pPr>
+      <w:rPr>
+        <w:rFonts w:ascii="Wingdings" w:hAnsi="Wingdings" w:hint="default"/>
+        <w:sz w:val="20"/>
+      </w:rPr>
+    </w:lvl>
+    <w:lvl w:ilvl="8" w:tentative="1">
+      <w:start w:val="1"/>
+      <w:numFmt w:val="bullet"/>
+      <w:lvlText w:val=""/>
+      <w:lvlJc w:val="left"/>
+      <w:pPr>
+        <w:tabs>
+          <w:tab w:val="num" w:pos="6480"/>
+        </w:tabs>
+        <w:ind w:left="6480" w:hanging="360"/>
+      </w:pPr>
+      <w:rPr>
+        <w:rFonts w:ascii="Wingdings" w:hAnsi="Wingdings" w:hint="default"/>
+        <w:sz w:val="20"/>
+      </w:rPr>
+    </w:lvl>
+  </w:abstractNum>
+  <w:abstractNum w:abstractNumId="89" w15:restartNumberingAfterBreak="0">
     <w:nsid w:val="755100C8"/>
     <w:multiLevelType w:val="multilevel"/>
     <w:tmpl w:val="31B2E4DC"/>
@@ -23732,7 +28323,7 @@
       </w:rPr>
     </w:lvl>
   </w:abstractNum>
-  <w:abstractNum w:abstractNumId="77" w15:restartNumberingAfterBreak="0">
+  <w:abstractNum w:abstractNumId="90" w15:restartNumberingAfterBreak="0">
     <w:nsid w:val="7557586B"/>
     <w:multiLevelType w:val="multilevel"/>
     <w:tmpl w:val="6F826830"/>
@@ -23881,7 +28472,7 @@
       </w:rPr>
     </w:lvl>
   </w:abstractNum>
-  <w:abstractNum w:abstractNumId="78" w15:restartNumberingAfterBreak="0">
+  <w:abstractNum w:abstractNumId="91" w15:restartNumberingAfterBreak="0">
     <w:nsid w:val="75B02D89"/>
     <w:multiLevelType w:val="multilevel"/>
     <w:tmpl w:val="1FB25A80"/>
@@ -23998,7 +28589,7 @@
       </w:pPr>
     </w:lvl>
   </w:abstractNum>
-  <w:abstractNum w:abstractNumId="79" w15:restartNumberingAfterBreak="0">
+  <w:abstractNum w:abstractNumId="92" w15:restartNumberingAfterBreak="0">
     <w:nsid w:val="764467F8"/>
     <w:multiLevelType w:val="multilevel"/>
     <w:tmpl w:val="B9E29CD2"/>
@@ -24147,7 +28738,120 @@
       </w:rPr>
     </w:lvl>
   </w:abstractNum>
-  <w:abstractNum w:abstractNumId="80" w15:restartNumberingAfterBreak="0">
+  <w:abstractNum w:abstractNumId="93" w15:restartNumberingAfterBreak="0">
+    <w:nsid w:val="77CA5B77"/>
+    <w:multiLevelType w:val="multilevel"/>
+    <w:tmpl w:val="5D027022"/>
+    <w:lvl w:ilvl="0">
+      <w:start w:val="1"/>
+      <w:numFmt w:val="decimal"/>
+      <w:lvlText w:val="%1."/>
+      <w:lvlJc w:val="left"/>
+      <w:pPr>
+        <w:tabs>
+          <w:tab w:val="num" w:pos="720"/>
+        </w:tabs>
+        <w:ind w:left="720" w:hanging="360"/>
+      </w:pPr>
+    </w:lvl>
+    <w:lvl w:ilvl="1" w:tentative="1">
+      <w:start w:val="1"/>
+      <w:numFmt w:val="decimal"/>
+      <w:lvlText w:val="%2."/>
+      <w:lvlJc w:val="left"/>
+      <w:pPr>
+        <w:tabs>
+          <w:tab w:val="num" w:pos="1440"/>
+        </w:tabs>
+        <w:ind w:left="1440" w:hanging="360"/>
+      </w:pPr>
+    </w:lvl>
+    <w:lvl w:ilvl="2" w:tentative="1">
+      <w:start w:val="1"/>
+      <w:numFmt w:val="decimal"/>
+      <w:lvlText w:val="%3."/>
+      <w:lvlJc w:val="left"/>
+      <w:pPr>
+        <w:tabs>
+          <w:tab w:val="num" w:pos="2160"/>
+        </w:tabs>
+        <w:ind w:left="2160" w:hanging="360"/>
+      </w:pPr>
+    </w:lvl>
+    <w:lvl w:ilvl="3" w:tentative="1">
+      <w:start w:val="1"/>
+      <w:numFmt w:val="decimal"/>
+      <w:lvlText w:val="%4."/>
+      <w:lvlJc w:val="left"/>
+      <w:pPr>
+        <w:tabs>
+          <w:tab w:val="num" w:pos="2880"/>
+        </w:tabs>
+        <w:ind w:left="2880" w:hanging="360"/>
+      </w:pPr>
+    </w:lvl>
+    <w:lvl w:ilvl="4" w:tentative="1">
+      <w:start w:val="1"/>
+      <w:numFmt w:val="decimal"/>
+      <w:lvlText w:val="%5."/>
+      <w:lvlJc w:val="left"/>
+      <w:pPr>
+        <w:tabs>
+          <w:tab w:val="num" w:pos="3600"/>
+        </w:tabs>
+        <w:ind w:left="3600" w:hanging="360"/>
+      </w:pPr>
+    </w:lvl>
+    <w:lvl w:ilvl="5" w:tentative="1">
+      <w:start w:val="1"/>
+      <w:numFmt w:val="decimal"/>
+      <w:lvlText w:val="%6."/>
+      <w:lvlJc w:val="left"/>
+      <w:pPr>
+        <w:tabs>
+          <w:tab w:val="num" w:pos="4320"/>
+        </w:tabs>
+        <w:ind w:left="4320" w:hanging="360"/>
+      </w:pPr>
+    </w:lvl>
+    <w:lvl w:ilvl="6" w:tentative="1">
+      <w:start w:val="1"/>
+      <w:numFmt w:val="decimal"/>
+      <w:lvlText w:val="%7."/>
+      <w:lvlJc w:val="left"/>
+      <w:pPr>
+        <w:tabs>
+          <w:tab w:val="num" w:pos="5040"/>
+        </w:tabs>
+        <w:ind w:left="5040" w:hanging="360"/>
+      </w:pPr>
+    </w:lvl>
+    <w:lvl w:ilvl="7" w:tentative="1">
+      <w:start w:val="1"/>
+      <w:numFmt w:val="decimal"/>
+      <w:lvlText w:val="%8."/>
+      <w:lvlJc w:val="left"/>
+      <w:pPr>
+        <w:tabs>
+          <w:tab w:val="num" w:pos="5760"/>
+        </w:tabs>
+        <w:ind w:left="5760" w:hanging="360"/>
+      </w:pPr>
+    </w:lvl>
+    <w:lvl w:ilvl="8" w:tentative="1">
+      <w:start w:val="1"/>
+      <w:numFmt w:val="decimal"/>
+      <w:lvlText w:val="%9."/>
+      <w:lvlJc w:val="left"/>
+      <w:pPr>
+        <w:tabs>
+          <w:tab w:val="num" w:pos="6480"/>
+        </w:tabs>
+        <w:ind w:left="6480" w:hanging="360"/>
+      </w:pPr>
+    </w:lvl>
+  </w:abstractNum>
+  <w:abstractNum w:abstractNumId="94" w15:restartNumberingAfterBreak="0">
     <w:nsid w:val="78A110CB"/>
     <w:multiLevelType w:val="multilevel"/>
     <w:tmpl w:val="EEEC8B26"/>
@@ -24296,7 +29000,7 @@
       </w:rPr>
     </w:lvl>
   </w:abstractNum>
-  <w:abstractNum w:abstractNumId="81" w15:restartNumberingAfterBreak="0">
+  <w:abstractNum w:abstractNumId="95" w15:restartNumberingAfterBreak="0">
     <w:nsid w:val="7BF23F5A"/>
     <w:multiLevelType w:val="multilevel"/>
     <w:tmpl w:val="210049C2"/>
@@ -24445,7 +29149,7 @@
       </w:rPr>
     </w:lvl>
   </w:abstractNum>
-  <w:abstractNum w:abstractNumId="82" w15:restartNumberingAfterBreak="0">
+  <w:abstractNum w:abstractNumId="96" w15:restartNumberingAfterBreak="0">
     <w:nsid w:val="7D910783"/>
     <w:multiLevelType w:val="multilevel"/>
     <w:tmpl w:val="DBDC16C2"/>
@@ -24595,253 +29299,295 @@
     </w:lvl>
   </w:abstractNum>
   <w:num w:numId="1" w16cid:durableId="1935288047">
-    <w:abstractNumId w:val="65"/>
+    <w:abstractNumId w:val="75"/>
   </w:num>
   <w:num w:numId="2" w16cid:durableId="170529685">
-    <w:abstractNumId w:val="43"/>
+    <w:abstractNumId w:val="52"/>
   </w:num>
   <w:num w:numId="3" w16cid:durableId="341857780">
+    <w:abstractNumId w:val="81"/>
+  </w:num>
+  <w:num w:numId="4" w16cid:durableId="1485928385">
+    <w:abstractNumId w:val="53"/>
+  </w:num>
+  <w:num w:numId="5" w16cid:durableId="1955865583">
+    <w:abstractNumId w:val="79"/>
+  </w:num>
+  <w:num w:numId="6" w16cid:durableId="1905483866">
+    <w:abstractNumId w:val="10"/>
+  </w:num>
+  <w:num w:numId="7" w16cid:durableId="1037006196">
+    <w:abstractNumId w:val="26"/>
+  </w:num>
+  <w:num w:numId="8" w16cid:durableId="1323125380">
+    <w:abstractNumId w:val="37"/>
+  </w:num>
+  <w:num w:numId="9" w16cid:durableId="749890393">
     <w:abstractNumId w:val="69"/>
   </w:num>
-  <w:num w:numId="4" w16cid:durableId="1485928385">
-    <w:abstractNumId w:val="44"/>
-  </w:num>
-  <w:num w:numId="5" w16cid:durableId="1955865583">
-    <w:abstractNumId w:val="67"/>
-  </w:num>
-  <w:num w:numId="6" w16cid:durableId="1905483866">
-    <w:abstractNumId w:val="8"/>
-  </w:num>
-  <w:num w:numId="7" w16cid:durableId="1037006196">
-    <w:abstractNumId w:val="21"/>
-  </w:num>
-  <w:num w:numId="8" w16cid:durableId="1323125380">
-    <w:abstractNumId w:val="31"/>
-  </w:num>
-  <w:num w:numId="9" w16cid:durableId="749890393">
-    <w:abstractNumId w:val="60"/>
-  </w:num>
   <w:num w:numId="10" w16cid:durableId="666055445">
-    <w:abstractNumId w:val="76"/>
+    <w:abstractNumId w:val="89"/>
   </w:num>
   <w:num w:numId="11" w16cid:durableId="1002700912">
-    <w:abstractNumId w:val="82"/>
+    <w:abstractNumId w:val="96"/>
   </w:num>
   <w:num w:numId="12" w16cid:durableId="1573926123">
-    <w:abstractNumId w:val="79"/>
+    <w:abstractNumId w:val="92"/>
   </w:num>
   <w:num w:numId="13" w16cid:durableId="2069260653">
-    <w:abstractNumId w:val="63"/>
+    <w:abstractNumId w:val="73"/>
   </w:num>
   <w:num w:numId="14" w16cid:durableId="714425727">
-    <w:abstractNumId w:val="68"/>
+    <w:abstractNumId w:val="80"/>
   </w:num>
   <w:num w:numId="15" w16cid:durableId="1716655944">
-    <w:abstractNumId w:val="39"/>
+    <w:abstractNumId w:val="46"/>
   </w:num>
   <w:num w:numId="16" w16cid:durableId="746265640">
-    <w:abstractNumId w:val="49"/>
+    <w:abstractNumId w:val="58"/>
   </w:num>
   <w:num w:numId="17" w16cid:durableId="1814325612">
     <w:abstractNumId w:val="0"/>
   </w:num>
   <w:num w:numId="18" w16cid:durableId="1047338270">
+    <w:abstractNumId w:val="15"/>
+  </w:num>
+  <w:num w:numId="19" w16cid:durableId="615258388">
+    <w:abstractNumId w:val="65"/>
+  </w:num>
+  <w:num w:numId="20" w16cid:durableId="737628088">
+    <w:abstractNumId w:val="42"/>
+  </w:num>
+  <w:num w:numId="21" w16cid:durableId="1937515667">
+    <w:abstractNumId w:val="11"/>
+  </w:num>
+  <w:num w:numId="22" w16cid:durableId="345597137">
+    <w:abstractNumId w:val="45"/>
+  </w:num>
+  <w:num w:numId="23" w16cid:durableId="1462380039">
+    <w:abstractNumId w:val="94"/>
+  </w:num>
+  <w:num w:numId="24" w16cid:durableId="2002155018">
+    <w:abstractNumId w:val="3"/>
+  </w:num>
+  <w:num w:numId="25" w16cid:durableId="1715695758">
+    <w:abstractNumId w:val="30"/>
+  </w:num>
+  <w:num w:numId="26" w16cid:durableId="1152794135">
+    <w:abstractNumId w:val="32"/>
+  </w:num>
+  <w:num w:numId="27" w16cid:durableId="397677266">
+    <w:abstractNumId w:val="39"/>
+  </w:num>
+  <w:num w:numId="28" w16cid:durableId="55590567">
+    <w:abstractNumId w:val="82"/>
+  </w:num>
+  <w:num w:numId="29" w16cid:durableId="79954166">
+    <w:abstractNumId w:val="51"/>
+  </w:num>
+  <w:num w:numId="30" w16cid:durableId="404111598">
+    <w:abstractNumId w:val="95"/>
+  </w:num>
+  <w:num w:numId="31" w16cid:durableId="1349020591">
+    <w:abstractNumId w:val="17"/>
+  </w:num>
+  <w:num w:numId="32" w16cid:durableId="67121543">
+    <w:abstractNumId w:val="87"/>
+  </w:num>
+  <w:num w:numId="33" w16cid:durableId="1491435386">
+    <w:abstractNumId w:val="35"/>
+  </w:num>
+  <w:num w:numId="34" w16cid:durableId="115762945">
+    <w:abstractNumId w:val="57"/>
+  </w:num>
+  <w:num w:numId="35" w16cid:durableId="518469733">
+    <w:abstractNumId w:val="84"/>
+  </w:num>
+  <w:num w:numId="36" w16cid:durableId="2054113649">
+    <w:abstractNumId w:val="49"/>
+  </w:num>
+  <w:num w:numId="37" w16cid:durableId="1267418802">
+    <w:abstractNumId w:val="55"/>
+  </w:num>
+  <w:num w:numId="38" w16cid:durableId="1790273507">
+    <w:abstractNumId w:val="85"/>
+  </w:num>
+  <w:num w:numId="39" w16cid:durableId="1031884556">
+    <w:abstractNumId w:val="40"/>
+  </w:num>
+  <w:num w:numId="40" w16cid:durableId="1512137421">
+    <w:abstractNumId w:val="44"/>
+  </w:num>
+  <w:num w:numId="41" w16cid:durableId="385222562">
+    <w:abstractNumId w:val="14"/>
+  </w:num>
+  <w:num w:numId="42" w16cid:durableId="235363045">
+    <w:abstractNumId w:val="63"/>
+  </w:num>
+  <w:num w:numId="43" w16cid:durableId="730421170">
+    <w:abstractNumId w:val="62"/>
+  </w:num>
+  <w:num w:numId="44" w16cid:durableId="1502426181">
+    <w:abstractNumId w:val="18"/>
+  </w:num>
+  <w:num w:numId="45" w16cid:durableId="1604804874">
+    <w:abstractNumId w:val="59"/>
+  </w:num>
+  <w:num w:numId="46" w16cid:durableId="361134808">
     <w:abstractNumId w:val="13"/>
   </w:num>
-  <w:num w:numId="19" w16cid:durableId="615258388">
-    <w:abstractNumId w:val="56"/>
-  </w:num>
-  <w:num w:numId="20" w16cid:durableId="737628088">
-    <w:abstractNumId w:val="36"/>
-  </w:num>
-  <w:num w:numId="21" w16cid:durableId="1937515667">
+  <w:num w:numId="47" w16cid:durableId="1377775378">
     <w:abstractNumId w:val="9"/>
   </w:num>
-  <w:num w:numId="22" w16cid:durableId="345597137">
-    <w:abstractNumId w:val="38"/>
-  </w:num>
-  <w:num w:numId="23" w16cid:durableId="1462380039">
-    <w:abstractNumId w:val="80"/>
-  </w:num>
-  <w:num w:numId="24" w16cid:durableId="2002155018">
-    <w:abstractNumId w:val="2"/>
-  </w:num>
-  <w:num w:numId="25" w16cid:durableId="1715695758">
-    <w:abstractNumId w:val="24"/>
-  </w:num>
-  <w:num w:numId="26" w16cid:durableId="1152794135">
-    <w:abstractNumId w:val="26"/>
-  </w:num>
-  <w:num w:numId="27" w16cid:durableId="397677266">
-    <w:abstractNumId w:val="33"/>
-  </w:num>
-  <w:num w:numId="28" w16cid:durableId="55590567">
-    <w:abstractNumId w:val="70"/>
-  </w:num>
-  <w:num w:numId="29" w16cid:durableId="79954166">
-    <w:abstractNumId w:val="42"/>
-  </w:num>
-  <w:num w:numId="30" w16cid:durableId="404111598">
-    <w:abstractNumId w:val="81"/>
-  </w:num>
-  <w:num w:numId="31" w16cid:durableId="1349020591">
-    <w:abstractNumId w:val="15"/>
-  </w:num>
-  <w:num w:numId="32" w16cid:durableId="67121543">
-    <w:abstractNumId w:val="75"/>
-  </w:num>
-  <w:num w:numId="33" w16cid:durableId="1491435386">
-    <w:abstractNumId w:val="29"/>
-  </w:num>
-  <w:num w:numId="34" w16cid:durableId="115762945">
-    <w:abstractNumId w:val="48"/>
-  </w:num>
-  <w:num w:numId="35" w16cid:durableId="518469733">
-    <w:abstractNumId w:val="72"/>
-  </w:num>
-  <w:num w:numId="36" w16cid:durableId="2054113649">
-    <w:abstractNumId w:val="41"/>
-  </w:num>
-  <w:num w:numId="37" w16cid:durableId="1267418802">
-    <w:abstractNumId w:val="46"/>
-  </w:num>
-  <w:num w:numId="38" w16cid:durableId="1790273507">
-    <w:abstractNumId w:val="73"/>
-  </w:num>
-  <w:num w:numId="39" w16cid:durableId="1031884556">
-    <w:abstractNumId w:val="34"/>
-  </w:num>
-  <w:num w:numId="40" w16cid:durableId="1512137421">
-    <w:abstractNumId w:val="37"/>
-  </w:num>
-  <w:num w:numId="41" w16cid:durableId="385222562">
-    <w:abstractNumId w:val="12"/>
-  </w:num>
-  <w:num w:numId="42" w16cid:durableId="235363045">
-    <w:abstractNumId w:val="54"/>
-  </w:num>
-  <w:num w:numId="43" w16cid:durableId="730421170">
-    <w:abstractNumId w:val="53"/>
-  </w:num>
-  <w:num w:numId="44" w16cid:durableId="1502426181">
-    <w:abstractNumId w:val="16"/>
-  </w:num>
-  <w:num w:numId="45" w16cid:durableId="1604804874">
-    <w:abstractNumId w:val="50"/>
-  </w:num>
-  <w:num w:numId="46" w16cid:durableId="361134808">
-    <w:abstractNumId w:val="11"/>
-  </w:num>
-  <w:num w:numId="47" w16cid:durableId="1377775378">
-    <w:abstractNumId w:val="7"/>
-  </w:num>
   <w:num w:numId="48" w16cid:durableId="1176337505">
-    <w:abstractNumId w:val="3"/>
+    <w:abstractNumId w:val="4"/>
   </w:num>
   <w:num w:numId="49" w16cid:durableId="296179798">
     <w:abstractNumId w:val="1"/>
   </w:num>
   <w:num w:numId="50" w16cid:durableId="596207470">
+    <w:abstractNumId w:val="22"/>
+  </w:num>
+  <w:num w:numId="51" w16cid:durableId="727268897">
+    <w:abstractNumId w:val="33"/>
+  </w:num>
+  <w:num w:numId="52" w16cid:durableId="2020085741">
+    <w:abstractNumId w:val="38"/>
+  </w:num>
+  <w:num w:numId="53" w16cid:durableId="1734351438">
+    <w:abstractNumId w:val="36"/>
+  </w:num>
+  <w:num w:numId="54" w16cid:durableId="1299604848">
+    <w:abstractNumId w:val="90"/>
+  </w:num>
+  <w:num w:numId="55" w16cid:durableId="1947149142">
+    <w:abstractNumId w:val="68"/>
+  </w:num>
+  <w:num w:numId="56" w16cid:durableId="1785615377">
+    <w:abstractNumId w:val="27"/>
+  </w:num>
+  <w:num w:numId="57" w16cid:durableId="1233658284">
+    <w:abstractNumId w:val="16"/>
+  </w:num>
+  <w:num w:numId="58" w16cid:durableId="414284393">
+    <w:abstractNumId w:val="66"/>
+  </w:num>
+  <w:num w:numId="59" w16cid:durableId="1884830945">
+    <w:abstractNumId w:val="60"/>
+  </w:num>
+  <w:num w:numId="60" w16cid:durableId="1499612908">
+    <w:abstractNumId w:val="64"/>
+  </w:num>
+  <w:num w:numId="61" w16cid:durableId="1671254947">
     <w:abstractNumId w:val="19"/>
   </w:num>
-  <w:num w:numId="51" w16cid:durableId="727268897">
-    <w:abstractNumId w:val="27"/>
+  <w:num w:numId="62" w16cid:durableId="375475747">
+    <w:abstractNumId w:val="67"/>
   </w:num>
-  <w:num w:numId="52" w16cid:durableId="2020085741">
-    <w:abstractNumId w:val="32"/>
+  <w:num w:numId="63" w16cid:durableId="2096196677">
+    <w:abstractNumId w:val="56"/>
   </w:num>
-  <w:num w:numId="53" w16cid:durableId="1734351438">
-    <w:abstractNumId w:val="30"/>
-  </w:num>
-  <w:num w:numId="54" w16cid:durableId="1299604848">
+  <w:num w:numId="64" w16cid:durableId="1204487100">
     <w:abstractNumId w:val="77"/>
   </w:num>
-  <w:num w:numId="55" w16cid:durableId="1947149142">
-    <w:abstractNumId w:val="59"/>
+  <w:num w:numId="65" w16cid:durableId="1946182875">
+    <w:abstractNumId w:val="72"/>
   </w:num>
-  <w:num w:numId="56" w16cid:durableId="1785615377">
-    <w:abstractNumId w:val="22"/>
+  <w:num w:numId="66" w16cid:durableId="1650091785">
+    <w:abstractNumId w:val="86"/>
   </w:num>
-  <w:num w:numId="57" w16cid:durableId="1233658284">
-    <w:abstractNumId w:val="14"/>
+  <w:num w:numId="67" w16cid:durableId="626201328">
+    <w:abstractNumId w:val="5"/>
   </w:num>
-  <w:num w:numId="58" w16cid:durableId="414284393">
-    <w:abstractNumId w:val="57"/>
+  <w:num w:numId="68" w16cid:durableId="1924797364">
+    <w:abstractNumId w:val="70"/>
   </w:num>
-  <w:num w:numId="59" w16cid:durableId="1884830945">
-    <w:abstractNumId w:val="51"/>
+  <w:num w:numId="69" w16cid:durableId="500195223">
+    <w:abstractNumId w:val="20"/>
   </w:num>
-  <w:num w:numId="60" w16cid:durableId="1499612908">
-    <w:abstractNumId w:val="55"/>
+  <w:num w:numId="70" w16cid:durableId="551767196">
+    <w:abstractNumId w:val="74"/>
   </w:num>
-  <w:num w:numId="61" w16cid:durableId="1671254947">
-    <w:abstractNumId w:val="17"/>
+  <w:num w:numId="71" w16cid:durableId="1441954961">
+    <w:abstractNumId w:val="24"/>
   </w:num>
-  <w:num w:numId="62" w16cid:durableId="375475747">
-    <w:abstractNumId w:val="58"/>
+  <w:num w:numId="72" w16cid:durableId="163981188">
+    <w:abstractNumId w:val="6"/>
   </w:num>
-  <w:num w:numId="63" w16cid:durableId="2096196677">
+  <w:num w:numId="73" w16cid:durableId="545995101">
+    <w:abstractNumId w:val="31"/>
+  </w:num>
+  <w:num w:numId="74" w16cid:durableId="2041514001">
+    <w:abstractNumId w:val="83"/>
+  </w:num>
+  <w:num w:numId="75" w16cid:durableId="1373965947">
+    <w:abstractNumId w:val="12"/>
+  </w:num>
+  <w:num w:numId="76" w16cid:durableId="22903000">
     <w:abstractNumId w:val="47"/>
   </w:num>
-  <w:num w:numId="64" w16cid:durableId="1204487100">
-    <w:abstractNumId w:val="66"/>
+  <w:num w:numId="77" w16cid:durableId="334387293">
+    <w:abstractNumId w:val="34"/>
   </w:num>
-  <w:num w:numId="65" w16cid:durableId="1946182875">
-    <w:abstractNumId w:val="62"/>
-  </w:num>
-  <w:num w:numId="66" w16cid:durableId="1650091785">
-    <w:abstractNumId w:val="74"/>
-  </w:num>
-  <w:num w:numId="67" w16cid:durableId="626201328">
-    <w:abstractNumId w:val="4"/>
-  </w:num>
-  <w:num w:numId="68" w16cid:durableId="1924797364">
+  <w:num w:numId="78" w16cid:durableId="528495041">
     <w:abstractNumId w:val="61"/>
   </w:num>
-  <w:num w:numId="69" w16cid:durableId="500195223">
-    <w:abstractNumId w:val="18"/>
+  <w:num w:numId="79" w16cid:durableId="1193224656">
+    <w:abstractNumId w:val="8"/>
   </w:num>
-  <w:num w:numId="70" w16cid:durableId="551767196">
-    <w:abstractNumId w:val="64"/>
+  <w:num w:numId="80" w16cid:durableId="1049719173">
+    <w:abstractNumId w:val="28"/>
   </w:num>
-  <w:num w:numId="71" w16cid:durableId="1441954961">
-    <w:abstractNumId w:val="20"/>
+  <w:num w:numId="81" w16cid:durableId="1894922534">
+    <w:abstractNumId w:val="54"/>
   </w:num>
-  <w:num w:numId="72" w16cid:durableId="163981188">
-    <w:abstractNumId w:val="5"/>
+  <w:num w:numId="82" w16cid:durableId="1986660992">
+    <w:abstractNumId w:val="41"/>
   </w:num>
-  <w:num w:numId="73" w16cid:durableId="545995101">
+  <w:num w:numId="83" w16cid:durableId="993098094">
+    <w:abstractNumId w:val="91"/>
+  </w:num>
+  <w:num w:numId="84" w16cid:durableId="784226664">
+    <w:abstractNumId w:val="93"/>
+  </w:num>
+  <w:num w:numId="85" w16cid:durableId="76902624">
+    <w:abstractNumId w:val="50"/>
+  </w:num>
+  <w:num w:numId="86" w16cid:durableId="1668246290">
+    <w:abstractNumId w:val="21"/>
+  </w:num>
+  <w:num w:numId="87" w16cid:durableId="68816225">
+    <w:abstractNumId w:val="76"/>
+  </w:num>
+  <w:num w:numId="88" w16cid:durableId="894467094">
+    <w:abstractNumId w:val="48"/>
+  </w:num>
+  <w:num w:numId="89" w16cid:durableId="1409571326">
+    <w:abstractNumId w:val="29"/>
+  </w:num>
+  <w:num w:numId="90" w16cid:durableId="1723283347">
     <w:abstractNumId w:val="25"/>
   </w:num>
-  <w:num w:numId="74" w16cid:durableId="2041514001">
+  <w:num w:numId="91" w16cid:durableId="716663436">
+    <w:abstractNumId w:val="23"/>
+  </w:num>
+  <w:num w:numId="92" w16cid:durableId="454834993">
+    <w:abstractNumId w:val="43"/>
+  </w:num>
+  <w:num w:numId="93" w16cid:durableId="2008243545">
+    <w:abstractNumId w:val="2"/>
+  </w:num>
+  <w:num w:numId="94" w16cid:durableId="772937180">
+    <w:abstractNumId w:val="88"/>
+  </w:num>
+  <w:num w:numId="95" w16cid:durableId="476846984">
     <w:abstractNumId w:val="71"/>
   </w:num>
-  <w:num w:numId="75" w16cid:durableId="1373965947">
-    <w:abstractNumId w:val="10"/>
+  <w:num w:numId="96" w16cid:durableId="861624996">
+    <w:abstractNumId w:val="78"/>
   </w:num>
-  <w:num w:numId="76" w16cid:durableId="22903000">
-    <w:abstractNumId w:val="40"/>
-  </w:num>
-  <w:num w:numId="77" w16cid:durableId="334387293">
-    <w:abstractNumId w:val="28"/>
-  </w:num>
-  <w:num w:numId="78" w16cid:durableId="528495041">
-    <w:abstractNumId w:val="52"/>
-  </w:num>
-  <w:num w:numId="79" w16cid:durableId="1193224656">
-    <w:abstractNumId w:val="6"/>
-  </w:num>
-  <w:num w:numId="80" w16cid:durableId="1049719173">
-    <w:abstractNumId w:val="23"/>
-  </w:num>
-  <w:num w:numId="81" w16cid:durableId="1894922534">
-    <w:abstractNumId w:val="45"/>
-  </w:num>
-  <w:num w:numId="82" w16cid:durableId="1986660992">
-    <w:abstractNumId w:val="35"/>
-  </w:num>
-  <w:num w:numId="83" w16cid:durableId="993098094">
-    <w:abstractNumId w:val="78"/>
+  <w:num w:numId="97" w16cid:durableId="442262148">
+    <w:abstractNumId w:val="7"/>
   </w:num>
 </w:numbering>
 </file>
@@ -25449,7 +30195,6 @@
   <w:style w:type="character" w:default="1" w:styleId="Carpredefinitoparagrafo">
     <w:name w:val="Default Paragraph Font"/>
     <w:uiPriority w:val="1"/>
-    <w:semiHidden/>
     <w:unhideWhenUsed/>
   </w:style>
   <w:style w:type="table" w:default="1" w:styleId="Tabellanormale">
